--- a/docs/rfp/KAI_Meetings_외주개발_상세요구사항정의서.docx
+++ b/docs/rfp/KAI_Meetings_외주개발_상세요구사항정의서.docx
@@ -85,7 +85,7 @@
           <w:sz w:val="21"/>
           <w:szCs w:val="21"/>
         </w:rPr>
-        <w:t xml:space="preserve">문서버전  v1.0</w:t>
+        <w:t xml:space="preserve">문서버전  v1.1 (요구사항 REQ-ID 체계 반영)</w:t>
       </w:r>
     </w:p>
     <w:p>
@@ -225,7 +225,19 @@
         <w:rPr>
           <w:rFonts w:ascii="맑은 고딕" w:cs="맑은 고딕" w:eastAsia="맑은 고딕" w:hAnsi="맑은 고딕"/>
         </w:rPr>
-        <w:t xml:space="preserve">외주 개발사는 본 문서의 "1~7장(현재 시스템 현황)"을 통해 기존 구현 범위와 데이터 구조, API, 화면 구성을 정확히 파악하고, "8장 이후(요구사항)"에 따라 개선/신규 개발 범위를 산정하여 제안하는 것을 권장한다.</w:t>
+        <w:t xml:space="preserve">외주 개발사는 본 문서의 "1~7장(현재 시스템 현황)"을 통해 기존 구현 범위와 데이터 구조, API, 화면 구성을 정확히 파악해야 하며, "8장 이후(요구사항)"에 기술된 개별 요구사항(REQ-ID 부여)에 따라 개선/신규 개발 범위를 산정하여 제안해야 한다.</w:t>
+      </w:r>
+    </w:p>
+    <w:p>
+      <w:pPr>
+        <w:spacing w:after="120" w:before="0" w:line="276"/>
+      </w:pPr>
+      <w:r>
+        <w:rPr>
+          <w:rFonts w:ascii="맑은 고딕" w:cs="맑은 고딕" w:eastAsia="맑은 고딕" w:hAnsi="맑은 고딕"/>
+          <w:color w:val="5f6470"/>
+        </w:rPr>
+        <w:t xml:space="preserve">8장 이후에 등장하는 모든 요구사항 항목은 "REQ-영역-일련번호" 형식의 고유 식별자를 가지며, "~해야 한다"로 종결되는 필수 이행사항으로 기술한다. 제안사는 제안서 및 산출물에서 해당 식별자를 인용하여 이행 여부를 추적할 수 있도록 해야 한다.</w:t>
       </w:r>
     </w:p>
     <w:p>
@@ -974,7 +986,7 @@
           <w:sz w:val="20"/>
           <w:szCs w:val="20"/>
         </w:rPr>
-        <w:t xml:space="preserve">① 기존 기능(회의록 자동생성 파이프라인, 관리자 설정 등)을 유지·계승하면서, UI/UX를 컴포넌트 기반 프레임워크로 재구축하고 디자인 완성도를 높인다.</w:t>
+        <w:t xml:space="preserve">① 외주사는 기존 기능(회의록 자동생성 파이프라인, 관리자 설정 등)을 유지·계승하면서, UI/UX를 컴포넌트 기반 프레임워크로 재구축하고 디자인 완성도를 높여야 한다.</w:t>
       </w:r>
     </w:p>
     <w:p>
@@ -992,7 +1004,7 @@
           <w:sz w:val="20"/>
           <w:szCs w:val="20"/>
         </w:rPr>
-        <w:t xml:space="preserve">② 백엔드의 보안 취약점(비밀번호 해시 방식, CORS 정책, 회원가입 승인 플로우 등)을 보완하고 운영 안정성(모니터링/로깅/테스트/CI-CD)을 확보한다.</w:t>
+        <w:t xml:space="preserve">② 외주사는 백엔드의 보안 취약점(비밀번호 해시 방식, CORS 정책, 회원가입 승인 플로우 등)을 보완하고, 운영 안정성(모니터링/로깅/테스트/CI-CD)을 확보해야 한다.</w:t>
       </w:r>
     </w:p>
     <w:p>
@@ -1010,7 +1022,7 @@
           <w:sz w:val="20"/>
           <w:szCs w:val="20"/>
         </w:rPr>
-        <w:t xml:space="preserve">③ 실사용(사내 임직원 다수 동시 사용, 폐쇄망/사내망 배포)을 전제로 한 성능·확장성·배포 구조를 설계한다.</w:t>
+        <w:t xml:space="preserve">③ 외주사는 실사용(사내 임직원 다수 동시 사용, 폐쇄망/사내망 배포)을 전제로 한 성능·확장성·배포 구조를 설계해야 한다.</w:t>
       </w:r>
     </w:p>
     <w:p>
@@ -12308,6 +12320,18 @@
         <w:t xml:space="preserve">아래 항목은 외주 착수 전 발주사(KAI Meetings 운영팀)와 개발사가 함께 우선순위와 처리 방향(수정/유지/제거)을 확정해야 하는 사항이다. 우선순위는 참고용 제안이며 최종 확정은 협의로 결정한다.</w:t>
       </w:r>
     </w:p>
+    <w:p>
+      <w:pPr>
+        <w:spacing w:after="120" w:before="0" w:line="276"/>
+      </w:pPr>
+      <w:r>
+        <w:rPr>
+          <w:rFonts w:ascii="맑은 고딕" w:cs="맑은 고딕" w:eastAsia="맑은 고딕" w:hAnsi="맑은 고딕"/>
+          <w:color w:val="5f6470"/>
+        </w:rPr>
+        <w:t xml:space="preserve">아래 표의 "조치 요구사항" 열은 8~9장 요구사항과 연계되는 필수 이행사항이며, 해당 REQ-ID를 인용해 상호 추적할 수 있다.</w:t>
+      </w:r>
+    </w:p>
     <w:tbl>
       <w:tblPr>
         <w:tblW w:type="dxa" w:w="9026"/>
@@ -12322,9 +12346,9 @@
       </w:tblPr>
       <w:tblGrid>
         <w:gridCol w:w="500"/>
-        <w:gridCol w:w="1700"/>
-        <w:gridCol w:w="3800"/>
-        <w:gridCol w:w="3026"/>
+        <w:gridCol w:w="1500"/>
+        <w:gridCol w:w="3300"/>
+        <w:gridCol w:w="3726"/>
       </w:tblGrid>
       <w:tr>
         <w:trPr>
@@ -12362,7 +12386,7 @@
         </w:tc>
         <w:tc>
           <w:tcPr>
-            <w:tcW w:type="dxa" w:w="1700"/>
+            <w:tcW w:type="dxa" w:w="1500"/>
             <w:shd w:fill="2E3192" w:val="clear"/>
             <w:tcMar>
               <w:top w:type="dxa" w:w="80"/>
@@ -12392,7 +12416,7 @@
         </w:tc>
         <w:tc>
           <w:tcPr>
-            <w:tcW w:type="dxa" w:w="3800"/>
+            <w:tcW w:type="dxa" w:w="3300"/>
             <w:shd w:fill="2E3192" w:val="clear"/>
             <w:tcMar>
               <w:top w:type="dxa" w:w="80"/>
@@ -12422,7 +12446,7 @@
         </w:tc>
         <w:tc>
           <w:tcPr>
-            <w:tcW w:type="dxa" w:w="3026"/>
+            <w:tcW w:type="dxa" w:w="3726"/>
             <w:shd w:fill="2E3192" w:val="clear"/>
             <w:tcMar>
               <w:top w:type="dxa" w:w="80"/>
@@ -12446,7 +12470,7 @@
                 <w:sz w:val="18"/>
                 <w:szCs w:val="18"/>
               </w:rPr>
-              <w:t xml:space="preserve">권장 조치</w:t>
+              <w:t xml:space="preserve">조치 요구사항 (REQ-ID)</w:t>
             </w:r>
           </w:p>
         </w:tc>
@@ -12483,7 +12507,7 @@
         </w:tc>
         <w:tc>
           <w:tcPr>
-            <w:tcW w:type="dxa" w:w="1700"/>
+            <w:tcW w:type="dxa" w:w="1500"/>
             <w:tcMar>
               <w:top w:type="dxa" w:w="80"/>
               <w:left w:type="dxa" w:w="100"/>
@@ -12512,7 +12536,7 @@
         </w:tc>
         <w:tc>
           <w:tcPr>
-            <w:tcW w:type="dxa" w:w="3800"/>
+            <w:tcW w:type="dxa" w:w="3300"/>
             <w:tcMar>
               <w:top w:type="dxa" w:w="80"/>
               <w:left w:type="dxa" w:w="100"/>
@@ -12541,30 +12565,30 @@
         </w:tc>
         <w:tc>
           <w:tcPr>
-            <w:tcW w:type="dxa" w:w="3026"/>
-            <w:tcMar>
-              <w:top w:type="dxa" w:w="80"/>
-              <w:left w:type="dxa" w:w="100"/>
-              <w:bottom w:type="dxa" w:w="80"/>
-              <w:right w:type="dxa" w:w="100"/>
-            </w:tcMar>
-            <w:vAlign w:val="center"/>
-          </w:tcPr>
-          <w:p>
-            <w:pPr>
-              <w:spacing w:after="0"/>
-              <w:jc w:val="left"/>
-            </w:pPr>
-            <w:r>
-              <w:rPr>
-                <w:rFonts w:ascii="맑은 고딕" w:cs="맑은 고딕" w:eastAsia="맑은 고딕" w:hAnsi="맑은 고딕"/>
-                <w:b w:val="false"/>
-                <w:bCs w:val="false"/>
-                <w:color w:val="1a1d23"/>
-                <w:sz w:val="18"/>
-                <w:szCs w:val="18"/>
-              </w:rPr>
-              <w:t xml:space="preserve">bcrypt/argon2 등으로 교체 + 기존 사용자 비밀번호 재설정 유도 또는 마이그레이션 전략 수립</w:t>
+            <w:tcW w:type="dxa" w:w="3726"/>
+            <w:tcMar>
+              <w:top w:type="dxa" w:w="80"/>
+              <w:left w:type="dxa" w:w="100"/>
+              <w:bottom w:type="dxa" w:w="80"/>
+              <w:right w:type="dxa" w:w="100"/>
+            </w:tcMar>
+            <w:vAlign w:val="center"/>
+          </w:tcPr>
+          <w:p>
+            <w:pPr>
+              <w:spacing w:after="0"/>
+              <w:jc w:val="left"/>
+            </w:pPr>
+            <w:r>
+              <w:rPr>
+                <w:rFonts w:ascii="맑은 고딕" w:cs="맑은 고딕" w:eastAsia="맑은 고딕" w:hAnsi="맑은 고딕"/>
+                <w:b w:val="false"/>
+                <w:bCs w:val="false"/>
+                <w:color w:val="1a1d23"/>
+                <w:sz w:val="18"/>
+                <w:szCs w:val="18"/>
+              </w:rPr>
+              <w:t xml:space="preserve">비밀번호 해시 방식을 bcrypt 또는 argon2 등으로 교체해야 하며, 기존 사용자 비밀번호에 대한 재설정 유도 또는 마이그레이션 전략을 수립해야 한다. (REQ-BE-001)</w:t>
             </w:r>
           </w:p>
         </w:tc>
@@ -12602,7 +12626,7 @@
         </w:tc>
         <w:tc>
           <w:tcPr>
-            <w:tcW w:type="dxa" w:w="1700"/>
+            <w:tcW w:type="dxa" w:w="1500"/>
             <w:shd w:fill="FAFAFA" w:val="clear"/>
             <w:tcMar>
               <w:top w:type="dxa" w:w="80"/>
@@ -12632,7 +12656,7 @@
         </w:tc>
         <w:tc>
           <w:tcPr>
-            <w:tcW w:type="dxa" w:w="3800"/>
+            <w:tcW w:type="dxa" w:w="3300"/>
             <w:shd w:fill="FAFAFA" w:val="clear"/>
             <w:tcMar>
               <w:top w:type="dxa" w:w="80"/>
@@ -12662,31 +12686,31 @@
         </w:tc>
         <w:tc>
           <w:tcPr>
-            <w:tcW w:type="dxa" w:w="3026"/>
-            <w:shd w:fill="FAFAFA" w:val="clear"/>
-            <w:tcMar>
-              <w:top w:type="dxa" w:w="80"/>
-              <w:left w:type="dxa" w:w="100"/>
-              <w:bottom w:type="dxa" w:w="80"/>
-              <w:right w:type="dxa" w:w="100"/>
-            </w:tcMar>
-            <w:vAlign w:val="center"/>
-          </w:tcPr>
-          <w:p>
-            <w:pPr>
-              <w:spacing w:after="0"/>
-              <w:jc w:val="left"/>
-            </w:pPr>
-            <w:r>
-              <w:rPr>
-                <w:rFonts w:ascii="맑은 고딕" w:cs="맑은 고딕" w:eastAsia="맑은 고딕" w:hAnsi="맑은 고딕"/>
-                <w:b w:val="false"/>
-                <w:bCs w:val="false"/>
-                <w:color w:val="1a1d23"/>
-                <w:sz w:val="18"/>
-                <w:szCs w:val="18"/>
-              </w:rPr>
-              <w:t xml:space="preserve">정책 확정(즉시활성화 유지 또는 승인 플로우 실제 구현) 후 문구/코드 일치화</w:t>
+            <w:tcW w:type="dxa" w:w="3726"/>
+            <w:shd w:fill="FAFAFA" w:val="clear"/>
+            <w:tcMar>
+              <w:top w:type="dxa" w:w="80"/>
+              <w:left w:type="dxa" w:w="100"/>
+              <w:bottom w:type="dxa" w:w="80"/>
+              <w:right w:type="dxa" w:w="100"/>
+            </w:tcMar>
+            <w:vAlign w:val="center"/>
+          </w:tcPr>
+          <w:p>
+            <w:pPr>
+              <w:spacing w:after="0"/>
+              <w:jc w:val="left"/>
+            </w:pPr>
+            <w:r>
+              <w:rPr>
+                <w:rFonts w:ascii="맑은 고딕" w:cs="맑은 고딕" w:eastAsia="맑은 고딕" w:hAnsi="맑은 고딕"/>
+                <w:b w:val="false"/>
+                <w:bCs w:val="false"/>
+                <w:color w:val="1a1d23"/>
+                <w:sz w:val="18"/>
+                <w:szCs w:val="18"/>
+              </w:rPr>
+              <w:t xml:space="preserve">회원가입 정책(즉시 활성화 유지 또는 승인 플로우 도입)을 확정해야 하며, 확정된 정책에 맞추어 안내 문구와 실제 동작을 일치시켜야 한다. (REQ-BE-006)</w:t>
             </w:r>
           </w:p>
         </w:tc>
@@ -12723,7 +12747,7 @@
         </w:tc>
         <w:tc>
           <w:tcPr>
-            <w:tcW w:type="dxa" w:w="1700"/>
+            <w:tcW w:type="dxa" w:w="1500"/>
             <w:tcMar>
               <w:top w:type="dxa" w:w="80"/>
               <w:left w:type="dxa" w:w="100"/>
@@ -12752,7 +12776,7 @@
         </w:tc>
         <w:tc>
           <w:tcPr>
-            <w:tcW w:type="dxa" w:w="3800"/>
+            <w:tcW w:type="dxa" w:w="3300"/>
             <w:tcMar>
               <w:top w:type="dxa" w:w="80"/>
               <w:left w:type="dxa" w:w="100"/>
@@ -12781,30 +12805,30 @@
         </w:tc>
         <w:tc>
           <w:tcPr>
-            <w:tcW w:type="dxa" w:w="3026"/>
-            <w:tcMar>
-              <w:top w:type="dxa" w:w="80"/>
-              <w:left w:type="dxa" w:w="100"/>
-              <w:bottom w:type="dxa" w:w="80"/>
-              <w:right w:type="dxa" w:w="100"/>
-            </w:tcMar>
-            <w:vAlign w:val="center"/>
-          </w:tcPr>
-          <w:p>
-            <w:pPr>
-              <w:spacing w:after="0"/>
-              <w:jc w:val="left"/>
-            </w:pPr>
-            <w:r>
-              <w:rPr>
-                <w:rFonts w:ascii="맑은 고딕" w:cs="맑은 고딕" w:eastAsia="맑은 고딕" w:hAnsi="맑은 고딕"/>
-                <w:b w:val="false"/>
-                <w:bCs w:val="false"/>
-                <w:color w:val="1a1d23"/>
-                <w:sz w:val="18"/>
-                <w:szCs w:val="18"/>
-              </w:rPr>
-              <w:t xml:space="preserve">운영 도메인 화이트리스트로 제한</w:t>
+            <w:tcW w:type="dxa" w:w="3726"/>
+            <w:tcMar>
+              <w:top w:type="dxa" w:w="80"/>
+              <w:left w:type="dxa" w:w="100"/>
+              <w:bottom w:type="dxa" w:w="80"/>
+              <w:right w:type="dxa" w:w="100"/>
+            </w:tcMar>
+            <w:vAlign w:val="center"/>
+          </w:tcPr>
+          <w:p>
+            <w:pPr>
+              <w:spacing w:after="0"/>
+              <w:jc w:val="left"/>
+            </w:pPr>
+            <w:r>
+              <w:rPr>
+                <w:rFonts w:ascii="맑은 고딕" w:cs="맑은 고딕" w:eastAsia="맑은 고딕" w:hAnsi="맑은 고딕"/>
+                <w:b w:val="false"/>
+                <w:bCs w:val="false"/>
+                <w:color w:val="1a1d23"/>
+                <w:sz w:val="18"/>
+                <w:szCs w:val="18"/>
+              </w:rPr>
+              <w:t xml:space="preserve">CORS를 운영 도메인 화이트리스트 방식으로 제한해야 한다. (REQ-BE-002)</w:t>
             </w:r>
           </w:p>
         </w:tc>
@@ -12842,7 +12866,7 @@
         </w:tc>
         <w:tc>
           <w:tcPr>
-            <w:tcW w:type="dxa" w:w="1700"/>
+            <w:tcW w:type="dxa" w:w="1500"/>
             <w:shd w:fill="FAFAFA" w:val="clear"/>
             <w:tcMar>
               <w:top w:type="dxa" w:w="80"/>
@@ -12872,7 +12896,7 @@
         </w:tc>
         <w:tc>
           <w:tcPr>
-            <w:tcW w:type="dxa" w:w="3800"/>
+            <w:tcW w:type="dxa" w:w="3300"/>
             <w:shd w:fill="FAFAFA" w:val="clear"/>
             <w:tcMar>
               <w:top w:type="dxa" w:w="80"/>
@@ -12902,31 +12926,31 @@
         </w:tc>
         <w:tc>
           <w:tcPr>
-            <w:tcW w:type="dxa" w:w="3026"/>
-            <w:shd w:fill="FAFAFA" w:val="clear"/>
-            <w:tcMar>
-              <w:top w:type="dxa" w:w="80"/>
-              <w:left w:type="dxa" w:w="100"/>
-              <w:bottom w:type="dxa" w:w="80"/>
-              <w:right w:type="dxa" w:w="100"/>
-            </w:tcMar>
-            <w:vAlign w:val="center"/>
-          </w:tcPr>
-          <w:p>
-            <w:pPr>
-              <w:spacing w:after="0"/>
-              <w:jc w:val="left"/>
-            </w:pPr>
-            <w:r>
-              <w:rPr>
-                <w:rFonts w:ascii="맑은 고딕" w:cs="맑은 고딕" w:eastAsia="맑은 고딕" w:hAnsi="맑은 고딕"/>
-                <w:b w:val="false"/>
-                <w:bCs w:val="false"/>
-                <w:color w:val="1a1d23"/>
-                <w:sz w:val="18"/>
-                <w:szCs w:val="18"/>
-              </w:rPr>
-              <w:t xml:space="preserve">ffmpeg 변환 시 또는 ASR 응답에서 재생시간 추출·저장 로직 추가, 또는 화면에서 제거</w:t>
+            <w:tcW w:type="dxa" w:w="3726"/>
+            <w:shd w:fill="FAFAFA" w:val="clear"/>
+            <w:tcMar>
+              <w:top w:type="dxa" w:w="80"/>
+              <w:left w:type="dxa" w:w="100"/>
+              <w:bottom w:type="dxa" w:w="80"/>
+              <w:right w:type="dxa" w:w="100"/>
+            </w:tcMar>
+            <w:vAlign w:val="center"/>
+          </w:tcPr>
+          <w:p>
+            <w:pPr>
+              <w:spacing w:after="0"/>
+              <w:jc w:val="left"/>
+            </w:pPr>
+            <w:r>
+              <w:rPr>
+                <w:rFonts w:ascii="맑은 고딕" w:cs="맑은 고딕" w:eastAsia="맑은 고딕" w:hAnsi="맑은 고딕"/>
+                <w:b w:val="false"/>
+                <w:bCs w:val="false"/>
+                <w:color w:val="1a1d23"/>
+                <w:sz w:val="18"/>
+                <w:szCs w:val="18"/>
+              </w:rPr>
+              <w:t xml:space="preserve">ffmpeg 변환 시점 또는 ASR 응답으로부터 오디오 재생시간을 추출하여 저장해야 하며, 반영 전까지는 해당 값을 화면에서 노출하지 않아야 한다. (REQ-BE-010)</w:t>
             </w:r>
           </w:p>
         </w:tc>
@@ -12963,7 +12987,7 @@
         </w:tc>
         <w:tc>
           <w:tcPr>
-            <w:tcW w:type="dxa" w:w="1700"/>
+            <w:tcW w:type="dxa" w:w="1500"/>
             <w:tcMar>
               <w:top w:type="dxa" w:w="80"/>
               <w:left w:type="dxa" w:w="100"/>
@@ -12992,7 +13016,7 @@
         </w:tc>
         <w:tc>
           <w:tcPr>
-            <w:tcW w:type="dxa" w:w="3800"/>
+            <w:tcW w:type="dxa" w:w="3300"/>
             <w:tcMar>
               <w:top w:type="dxa" w:w="80"/>
               <w:left w:type="dxa" w:w="100"/>
@@ -13021,30 +13045,30 @@
         </w:tc>
         <w:tc>
           <w:tcPr>
-            <w:tcW w:type="dxa" w:w="3026"/>
-            <w:tcMar>
-              <w:top w:type="dxa" w:w="80"/>
-              <w:left w:type="dxa" w:w="100"/>
-              <w:bottom w:type="dxa" w:w="80"/>
-              <w:right w:type="dxa" w:w="100"/>
-            </w:tcMar>
-            <w:vAlign w:val="center"/>
-          </w:tcPr>
-          <w:p>
-            <w:pPr>
-              <w:spacing w:after="0"/>
-              <w:jc w:val="left"/>
-            </w:pPr>
-            <w:r>
-              <w:rPr>
-                <w:rFonts w:ascii="맑은 고딕" w:cs="맑은 고딕" w:eastAsia="맑은 고딕" w:hAnsi="맑은 고딕"/>
-                <w:b w:val="false"/>
-                <w:bCs w:val="false"/>
-                <w:color w:val="1a1d23"/>
-                <w:sz w:val="18"/>
-                <w:szCs w:val="18"/>
-              </w:rPr>
-              <w:t xml:space="preserve">완전 제거 또는 화면에 정식 기능으로 재도입 중 택1 후 정리</w:t>
+            <w:tcW w:type="dxa" w:w="3726"/>
+            <w:tcMar>
+              <w:top w:type="dxa" w:w="80"/>
+              <w:left w:type="dxa" w:w="100"/>
+              <w:bottom w:type="dxa" w:w="80"/>
+              <w:right w:type="dxa" w:w="100"/>
+            </w:tcMar>
+            <w:vAlign w:val="center"/>
+          </w:tcPr>
+          <w:p>
+            <w:pPr>
+              <w:spacing w:after="0"/>
+              <w:jc w:val="left"/>
+            </w:pPr>
+            <w:r>
+              <w:rPr>
+                <w:rFonts w:ascii="맑은 고딕" w:cs="맑은 고딕" w:eastAsia="맑은 고딕" w:hAnsi="맑은 고딕"/>
+                <w:b w:val="false"/>
+                <w:bCs w:val="false"/>
+                <w:color w:val="1a1d23"/>
+                <w:sz w:val="18"/>
+                <w:szCs w:val="18"/>
+              </w:rPr>
+              <w:t xml:space="preserve">decisions/action_items 기능을 완전히 제거하거나 화면에 정식 기능으로 재도입해야 하며, 어느 쪽이든 DB·API·화면 간 정합성을 확보해야 한다. (REQ-BE-010, REQ-BE-019)</w:t>
             </w:r>
           </w:p>
         </w:tc>
@@ -13082,7 +13106,7 @@
         </w:tc>
         <w:tc>
           <w:tcPr>
-            <w:tcW w:type="dxa" w:w="1700"/>
+            <w:tcW w:type="dxa" w:w="1500"/>
             <w:shd w:fill="FAFAFA" w:val="clear"/>
             <w:tcMar>
               <w:top w:type="dxa" w:w="80"/>
@@ -13112,7 +13136,7 @@
         </w:tc>
         <w:tc>
           <w:tcPr>
-            <w:tcW w:type="dxa" w:w="3800"/>
+            <w:tcW w:type="dxa" w:w="3300"/>
             <w:shd w:fill="FAFAFA" w:val="clear"/>
             <w:tcMar>
               <w:top w:type="dxa" w:w="80"/>
@@ -13142,31 +13166,31 @@
         </w:tc>
         <w:tc>
           <w:tcPr>
-            <w:tcW w:type="dxa" w:w="3026"/>
-            <w:shd w:fill="FAFAFA" w:val="clear"/>
-            <w:tcMar>
-              <w:top w:type="dxa" w:w="80"/>
-              <w:left w:type="dxa" w:w="100"/>
-              <w:bottom w:type="dxa" w:w="80"/>
-              <w:right w:type="dxa" w:w="100"/>
-            </w:tcMar>
-            <w:vAlign w:val="center"/>
-          </w:tcPr>
-          <w:p>
-            <w:pPr>
-              <w:spacing w:after="0"/>
-              <w:jc w:val="left"/>
-            </w:pPr>
-            <w:r>
-              <w:rPr>
-                <w:rFonts w:ascii="맑은 고딕" w:cs="맑은 고딕" w:eastAsia="맑은 고딕" w:hAnsi="맑은 고딕"/>
-                <w:b w:val="false"/>
-                <w:bCs w:val="false"/>
-                <w:color w:val="1a1d23"/>
-                <w:sz w:val="18"/>
-                <w:szCs w:val="18"/>
-              </w:rPr>
-              <w:t xml:space="preserve">문구 수정 또는 실제 포함되도록 구현 보완</w:t>
+            <w:tcW w:type="dxa" w:w="3726"/>
+            <w:shd w:fill="FAFAFA" w:val="clear"/>
+            <w:tcMar>
+              <w:top w:type="dxa" w:w="80"/>
+              <w:left w:type="dxa" w:w="100"/>
+              <w:bottom w:type="dxa" w:w="80"/>
+              <w:right w:type="dxa" w:w="100"/>
+            </w:tcMar>
+            <w:vAlign w:val="center"/>
+          </w:tcPr>
+          <w:p>
+            <w:pPr>
+              <w:spacing w:after="0"/>
+              <w:jc w:val="left"/>
+            </w:pPr>
+            <w:r>
+              <w:rPr>
+                <w:rFonts w:ascii="맑은 고딕" w:cs="맑은 고딕" w:eastAsia="맑은 고딕" w:hAnsi="맑은 고딕"/>
+                <w:b w:val="false"/>
+                <w:bCs w:val="false"/>
+                <w:color w:val="1a1d23"/>
+                <w:sz w:val="18"/>
+                <w:szCs w:val="18"/>
+              </w:rPr>
+              <w:t xml:space="preserve">TXT 내보내기 안내 문구를 실제 산출물과 일치시켜야 하며, 필요 시 발화 원문(transcript)을 TXT 산출물에 포함하도록 구현해야 한다. (REQ-UX-106)</w:t>
             </w:r>
           </w:p>
         </w:tc>
@@ -13203,7 +13227,7 @@
         </w:tc>
         <w:tc>
           <w:tcPr>
-            <w:tcW w:type="dxa" w:w="1700"/>
+            <w:tcW w:type="dxa" w:w="1500"/>
             <w:tcMar>
               <w:top w:type="dxa" w:w="80"/>
               <w:left w:type="dxa" w:w="100"/>
@@ -13232,7 +13256,7 @@
         </w:tc>
         <w:tc>
           <w:tcPr>
-            <w:tcW w:type="dxa" w:w="3800"/>
+            <w:tcW w:type="dxa" w:w="3300"/>
             <w:tcMar>
               <w:top w:type="dxa" w:w="80"/>
               <w:left w:type="dxa" w:w="100"/>
@@ -13261,30 +13285,30 @@
         </w:tc>
         <w:tc>
           <w:tcPr>
-            <w:tcW w:type="dxa" w:w="3026"/>
-            <w:tcMar>
-              <w:top w:type="dxa" w:w="80"/>
-              <w:left w:type="dxa" w:w="100"/>
-              <w:bottom w:type="dxa" w:w="80"/>
-              <w:right w:type="dxa" w:w="100"/>
-            </w:tcMar>
-            <w:vAlign w:val="center"/>
-          </w:tcPr>
-          <w:p>
-            <w:pPr>
-              <w:spacing w:after="0"/>
-              <w:jc w:val="left"/>
-            </w:pPr>
-            <w:r>
-              <w:rPr>
-                <w:rFonts w:ascii="맑은 고딕" w:cs="맑은 고딕" w:eastAsia="맑은 고딕" w:hAnsi="맑은 고딕"/>
-                <w:b w:val="false"/>
-                <w:bCs w:val="false"/>
-                <w:color w:val="1a1d23"/>
-                <w:sz w:val="18"/>
-                <w:szCs w:val="18"/>
-              </w:rPr>
-              <w:t xml:space="preserve">요약 편집기(마크다운 또는 리치텍스트) 제공 여부 결정</w:t>
+            <w:tcW w:type="dxa" w:w="3726"/>
+            <w:tcMar>
+              <w:top w:type="dxa" w:w="80"/>
+              <w:left w:type="dxa" w:w="100"/>
+              <w:bottom w:type="dxa" w:w="80"/>
+              <w:right w:type="dxa" w:w="100"/>
+            </w:tcMar>
+            <w:vAlign w:val="center"/>
+          </w:tcPr>
+          <w:p>
+            <w:pPr>
+              <w:spacing w:after="0"/>
+              <w:jc w:val="left"/>
+            </w:pPr>
+            <w:r>
+              <w:rPr>
+                <w:rFonts w:ascii="맑은 고딕" w:cs="맑은 고딕" w:eastAsia="맑은 고딕" w:hAnsi="맑은 고딕"/>
+                <w:b w:val="false"/>
+                <w:bCs w:val="false"/>
+                <w:color w:val="1a1d23"/>
+                <w:sz w:val="18"/>
+                <w:szCs w:val="18"/>
+              </w:rPr>
+              <w:t xml:space="preserve">회의 상세 화면에 AI 요약 결과를 직접 수정할 수 있는 편집 UI(마크다운 또는 리치텍스트)를 제공해야 한다. (REQ-UX-105)</w:t>
             </w:r>
           </w:p>
         </w:tc>
@@ -13322,7 +13346,7 @@
         </w:tc>
         <w:tc>
           <w:tcPr>
-            <w:tcW w:type="dxa" w:w="1700"/>
+            <w:tcW w:type="dxa" w:w="1500"/>
             <w:shd w:fill="FAFAFA" w:val="clear"/>
             <w:tcMar>
               <w:top w:type="dxa" w:w="80"/>
@@ -13352,7 +13376,7 @@
         </w:tc>
         <w:tc>
           <w:tcPr>
-            <w:tcW w:type="dxa" w:w="3800"/>
+            <w:tcW w:type="dxa" w:w="3300"/>
             <w:shd w:fill="FAFAFA" w:val="clear"/>
             <w:tcMar>
               <w:top w:type="dxa" w:w="80"/>
@@ -13382,31 +13406,31 @@
         </w:tc>
         <w:tc>
           <w:tcPr>
-            <w:tcW w:type="dxa" w:w="3026"/>
-            <w:shd w:fill="FAFAFA" w:val="clear"/>
-            <w:tcMar>
-              <w:top w:type="dxa" w:w="80"/>
-              <w:left w:type="dxa" w:w="100"/>
-              <w:bottom w:type="dxa" w:w="80"/>
-              <w:right w:type="dxa" w:w="100"/>
-            </w:tcMar>
-            <w:vAlign w:val="center"/>
-          </w:tcPr>
-          <w:p>
-            <w:pPr>
-              <w:spacing w:after="0"/>
-              <w:jc w:val="left"/>
-            </w:pPr>
-            <w:r>
-              <w:rPr>
-                <w:rFonts w:ascii="맑은 고딕" w:cs="맑은 고딕" w:eastAsia="맑은 고딕" w:hAnsi="맑은 고딕"/>
-                <w:b w:val="false"/>
-                <w:bCs w:val="false"/>
-                <w:color w:val="1a1d23"/>
-                <w:sz w:val="18"/>
-                <w:szCs w:val="18"/>
-              </w:rPr>
-              <w:t xml:space="preserve">운영 반영 시 HTTPS(TLS 종단) 적용</w:t>
+            <w:tcW w:type="dxa" w:w="3726"/>
+            <w:shd w:fill="FAFAFA" w:val="clear"/>
+            <w:tcMar>
+              <w:top w:type="dxa" w:w="80"/>
+              <w:left w:type="dxa" w:w="100"/>
+              <w:bottom w:type="dxa" w:w="80"/>
+              <w:right w:type="dxa" w:w="100"/>
+            </w:tcMar>
+            <w:vAlign w:val="center"/>
+          </w:tcPr>
+          <w:p>
+            <w:pPr>
+              <w:spacing w:after="0"/>
+              <w:jc w:val="left"/>
+            </w:pPr>
+            <w:r>
+              <w:rPr>
+                <w:rFonts w:ascii="맑은 고딕" w:cs="맑은 고딕" w:eastAsia="맑은 고딕" w:hAnsi="맑은 고딕"/>
+                <w:b w:val="false"/>
+                <w:bCs w:val="false"/>
+                <w:color w:val="1a1d23"/>
+                <w:sz w:val="18"/>
+                <w:szCs w:val="18"/>
+              </w:rPr>
+              <w:t xml:space="preserve">운영 환경 배포 시 Nginx 또는 로드밸런서 단에 TLS를 적용하고, HTTP를 HTTPS로 리다이렉트해야 한다. (REQ-BE-003)</w:t>
             </w:r>
           </w:p>
         </w:tc>
@@ -13443,7 +13467,7 @@
         </w:tc>
         <w:tc>
           <w:tcPr>
-            <w:tcW w:type="dxa" w:w="1700"/>
+            <w:tcW w:type="dxa" w:w="1500"/>
             <w:tcMar>
               <w:top w:type="dxa" w:w="80"/>
               <w:left w:type="dxa" w:w="100"/>
@@ -13472,7 +13496,7 @@
         </w:tc>
         <w:tc>
           <w:tcPr>
-            <w:tcW w:type="dxa" w:w="3800"/>
+            <w:tcW w:type="dxa" w:w="3300"/>
             <w:tcMar>
               <w:top w:type="dxa" w:w="80"/>
               <w:left w:type="dxa" w:w="100"/>
@@ -13501,30 +13525,30 @@
         </w:tc>
         <w:tc>
           <w:tcPr>
-            <w:tcW w:type="dxa" w:w="3026"/>
-            <w:tcMar>
-              <w:top w:type="dxa" w:w="80"/>
-              <w:left w:type="dxa" w:w="100"/>
-              <w:bottom w:type="dxa" w:w="80"/>
-              <w:right w:type="dxa" w:w="100"/>
-            </w:tcMar>
-            <w:vAlign w:val="center"/>
-          </w:tcPr>
-          <w:p>
-            <w:pPr>
-              <w:spacing w:after="0"/>
-              <w:jc w:val="left"/>
-            </w:pPr>
-            <w:r>
-              <w:rPr>
-                <w:rFonts w:ascii="맑은 고딕" w:cs="맑은 고딕" w:eastAsia="맑은 고딕" w:hAnsi="맑은 고딕"/>
-                <w:b w:val="false"/>
-                <w:bCs w:val="false"/>
-                <w:color w:val="1a1d23"/>
-                <w:sz w:val="18"/>
-                <w:szCs w:val="18"/>
-              </w:rPr>
-              <w:t xml:space="preserve">React/Vue 등 컴포넌트 프레임워크 기반 재구축 (8장 요구사항 참고)</w:t>
+            <w:tcW w:type="dxa" w:w="3726"/>
+            <w:tcMar>
+              <w:top w:type="dxa" w:w="80"/>
+              <w:left w:type="dxa" w:w="100"/>
+              <w:bottom w:type="dxa" w:w="80"/>
+              <w:right w:type="dxa" w:w="100"/>
+            </w:tcMar>
+            <w:vAlign w:val="center"/>
+          </w:tcPr>
+          <w:p>
+            <w:pPr>
+              <w:spacing w:after="0"/>
+              <w:jc w:val="left"/>
+            </w:pPr>
+            <w:r>
+              <w:rPr>
+                <w:rFonts w:ascii="맑은 고딕" w:cs="맑은 고딕" w:eastAsia="맑은 고딕" w:hAnsi="맑은 고딕"/>
+                <w:b w:val="false"/>
+                <w:bCs w:val="false"/>
+                <w:color w:val="1a1d23"/>
+                <w:sz w:val="18"/>
+                <w:szCs w:val="18"/>
+              </w:rPr>
+              <w:t xml:space="preserve">프론트엔드를 React/Vue 등 컴포넌트 기반 프레임워크로 재구축해야 한다. (REQ-UX-001)</w:t>
             </w:r>
           </w:p>
         </w:tc>
@@ -13562,7 +13586,7 @@
         </w:tc>
         <w:tc>
           <w:tcPr>
-            <w:tcW w:type="dxa" w:w="1700"/>
+            <w:tcW w:type="dxa" w:w="1500"/>
             <w:shd w:fill="FAFAFA" w:val="clear"/>
             <w:tcMar>
               <w:top w:type="dxa" w:w="80"/>
@@ -13592,7 +13616,7 @@
         </w:tc>
         <w:tc>
           <w:tcPr>
-            <w:tcW w:type="dxa" w:w="3800"/>
+            <w:tcW w:type="dxa" w:w="3300"/>
             <w:shd w:fill="FAFAFA" w:val="clear"/>
             <w:tcMar>
               <w:top w:type="dxa" w:w="80"/>
@@ -13622,31 +13646,31 @@
         </w:tc>
         <w:tc>
           <w:tcPr>
-            <w:tcW w:type="dxa" w:w="3026"/>
-            <w:shd w:fill="FAFAFA" w:val="clear"/>
-            <w:tcMar>
-              <w:top w:type="dxa" w:w="80"/>
-              <w:left w:type="dxa" w:w="100"/>
-              <w:bottom w:type="dxa" w:w="80"/>
-              <w:right w:type="dxa" w:w="100"/>
-            </w:tcMar>
-            <w:vAlign w:val="center"/>
-          </w:tcPr>
-          <w:p>
-            <w:pPr>
-              <w:spacing w:after="0"/>
-              <w:jc w:val="left"/>
-            </w:pPr>
-            <w:r>
-              <w:rPr>
-                <w:rFonts w:ascii="맑은 고딕" w:cs="맑은 고딕" w:eastAsia="맑은 고딕" w:hAnsi="맑은 고딕"/>
-                <w:b w:val="false"/>
-                <w:bCs w:val="false"/>
-                <w:color w:val="1a1d23"/>
-                <w:sz w:val="18"/>
-                <w:szCs w:val="18"/>
-              </w:rPr>
-              <w:t xml:space="preserve">단위/통합 테스트 + CI/CD 구축</w:t>
+            <w:tcW w:type="dxa" w:w="3726"/>
+            <w:shd w:fill="FAFAFA" w:val="clear"/>
+            <w:tcMar>
+              <w:top w:type="dxa" w:w="80"/>
+              <w:left w:type="dxa" w:w="100"/>
+              <w:bottom w:type="dxa" w:w="80"/>
+              <w:right w:type="dxa" w:w="100"/>
+            </w:tcMar>
+            <w:vAlign w:val="center"/>
+          </w:tcPr>
+          <w:p>
+            <w:pPr>
+              <w:spacing w:after="0"/>
+              <w:jc w:val="left"/>
+            </w:pPr>
+            <w:r>
+              <w:rPr>
+                <w:rFonts w:ascii="맑은 고딕" w:cs="맑은 고딕" w:eastAsia="맑은 고딕" w:hAnsi="맑은 고딕"/>
+                <w:b w:val="false"/>
+                <w:bCs w:val="false"/>
+                <w:color w:val="1a1d23"/>
+                <w:sz w:val="18"/>
+                <w:szCs w:val="18"/>
+              </w:rPr>
+              <w:t xml:space="preserve">주요 파이프라인에 대한 단위·통합 테스트를 작성하고 CI/CD 파이프라인을 구축해야 한다. (REQ-BE-012, REQ-BE-013)</w:t>
             </w:r>
           </w:p>
         </w:tc>
@@ -13683,7 +13707,7 @@
         </w:tc>
         <w:tc>
           <w:tcPr>
-            <w:tcW w:type="dxa" w:w="1700"/>
+            <w:tcW w:type="dxa" w:w="1500"/>
             <w:tcMar>
               <w:top w:type="dxa" w:w="80"/>
               <w:left w:type="dxa" w:w="100"/>
@@ -13712,7 +13736,7 @@
         </w:tc>
         <w:tc>
           <w:tcPr>
-            <w:tcW w:type="dxa" w:w="3800"/>
+            <w:tcW w:type="dxa" w:w="3300"/>
             <w:tcMar>
               <w:top w:type="dxa" w:w="80"/>
               <w:left w:type="dxa" w:w="100"/>
@@ -13741,30 +13765,30 @@
         </w:tc>
         <w:tc>
           <w:tcPr>
-            <w:tcW w:type="dxa" w:w="3026"/>
-            <w:tcMar>
-              <w:top w:type="dxa" w:w="80"/>
-              <w:left w:type="dxa" w:w="100"/>
-              <w:bottom w:type="dxa" w:w="80"/>
-              <w:right w:type="dxa" w:w="100"/>
-            </w:tcMar>
-            <w:vAlign w:val="center"/>
-          </w:tcPr>
-          <w:p>
-            <w:pPr>
-              <w:spacing w:after="0"/>
-              <w:jc w:val="left"/>
-            </w:pPr>
-            <w:r>
-              <w:rPr>
-                <w:rFonts w:ascii="맑은 고딕" w:cs="맑은 고딕" w:eastAsia="맑은 고딕" w:hAnsi="맑은 고딕"/>
-                <w:b w:val="false"/>
-                <w:bCs w:val="false"/>
-                <w:color w:val="1a1d23"/>
-                <w:sz w:val="18"/>
-                <w:szCs w:val="18"/>
-              </w:rPr>
-              <w:t xml:space="preserve">실제 사용 LLM 프로바이더 확정 후 불필요 의존성 정리</w:t>
+            <w:tcW w:type="dxa" w:w="3726"/>
+            <w:tcMar>
+              <w:top w:type="dxa" w:w="80"/>
+              <w:left w:type="dxa" w:w="100"/>
+              <w:bottom w:type="dxa" w:w="80"/>
+              <w:right w:type="dxa" w:w="100"/>
+            </w:tcMar>
+            <w:vAlign w:val="center"/>
+          </w:tcPr>
+          <w:p>
+            <w:pPr>
+              <w:spacing w:after="0"/>
+              <w:jc w:val="left"/>
+            </w:pPr>
+            <w:r>
+              <w:rPr>
+                <w:rFonts w:ascii="맑은 고딕" w:cs="맑은 고딕" w:eastAsia="맑은 고딕" w:hAnsi="맑은 고딕"/>
+                <w:b w:val="false"/>
+                <w:bCs w:val="false"/>
+                <w:color w:val="1a1d23"/>
+                <w:sz w:val="18"/>
+                <w:szCs w:val="18"/>
+              </w:rPr>
+              <w:t xml:space="preserve">실제 사용할 LLM 프로바이더를 확정하고, 사용하지 않는 의존성을 정리해야 한다. (REQ-BE-011)</w:t>
             </w:r>
           </w:p>
         </w:tc>
@@ -13802,7 +13826,7 @@
         </w:tc>
         <w:tc>
           <w:tcPr>
-            <w:tcW w:type="dxa" w:w="1700"/>
+            <w:tcW w:type="dxa" w:w="1500"/>
             <w:shd w:fill="FAFAFA" w:val="clear"/>
             <w:tcMar>
               <w:top w:type="dxa" w:w="80"/>
@@ -13832,7 +13856,7 @@
         </w:tc>
         <w:tc>
           <w:tcPr>
-            <w:tcW w:type="dxa" w:w="3800"/>
+            <w:tcW w:type="dxa" w:w="3300"/>
             <w:shd w:fill="FAFAFA" w:val="clear"/>
             <w:tcMar>
               <w:top w:type="dxa" w:w="80"/>
@@ -13862,31 +13886,31 @@
         </w:tc>
         <w:tc>
           <w:tcPr>
-            <w:tcW w:type="dxa" w:w="3026"/>
-            <w:shd w:fill="FAFAFA" w:val="clear"/>
-            <w:tcMar>
-              <w:top w:type="dxa" w:w="80"/>
-              <w:left w:type="dxa" w:w="100"/>
-              <w:bottom w:type="dxa" w:w="80"/>
-              <w:right w:type="dxa" w:w="100"/>
-            </w:tcMar>
-            <w:vAlign w:val="center"/>
-          </w:tcPr>
-          <w:p>
-            <w:pPr>
-              <w:spacing w:after="0"/>
-              <w:jc w:val="left"/>
-            </w:pPr>
-            <w:r>
-              <w:rPr>
-                <w:rFonts w:ascii="맑은 고딕" w:cs="맑은 고딕" w:eastAsia="맑은 고딕" w:hAnsi="맑은 고딕"/>
-                <w:b w:val="false"/>
-                <w:bCs w:val="false"/>
-                <w:color w:val="1a1d23"/>
-                <w:sz w:val="18"/>
-                <w:szCs w:val="18"/>
-              </w:rPr>
-              <w:t xml:space="preserve">WebSocket/SSE 기반 실시간 업데이트로 전환 검토</w:t>
+            <w:tcW w:type="dxa" w:w="3726"/>
+            <w:shd w:fill="FAFAFA" w:val="clear"/>
+            <w:tcMar>
+              <w:top w:type="dxa" w:w="80"/>
+              <w:left w:type="dxa" w:w="100"/>
+              <w:bottom w:type="dxa" w:w="80"/>
+              <w:right w:type="dxa" w:w="100"/>
+            </w:tcMar>
+            <w:vAlign w:val="center"/>
+          </w:tcPr>
+          <w:p>
+            <w:pPr>
+              <w:spacing w:after="0"/>
+              <w:jc w:val="left"/>
+            </w:pPr>
+            <w:r>
+              <w:rPr>
+                <w:rFonts w:ascii="맑은 고딕" w:cs="맑은 고딕" w:eastAsia="맑은 고딕" w:hAnsi="맑은 고딕"/>
+                <w:b w:val="false"/>
+                <w:bCs w:val="false"/>
+                <w:color w:val="1a1d23"/>
+                <w:sz w:val="18"/>
+                <w:szCs w:val="18"/>
+              </w:rPr>
+              <w:t xml:space="preserve">AI 처리 진행상황 갱신 방식을 WebSocket 또는 SSE 기반으로 전환하는 방안을 검토해야 한다. (REQ-BE-008)</w:t>
             </w:r>
           </w:p>
         </w:tc>
@@ -13923,7 +13947,7 @@
         </w:tc>
         <w:tc>
           <w:tcPr>
-            <w:tcW w:type="dxa" w:w="1700"/>
+            <w:tcW w:type="dxa" w:w="1500"/>
             <w:tcMar>
               <w:top w:type="dxa" w:w="80"/>
               <w:left w:type="dxa" w:w="100"/>
@@ -13952,7 +13976,7 @@
         </w:tc>
         <w:tc>
           <w:tcPr>
-            <w:tcW w:type="dxa" w:w="3800"/>
+            <w:tcW w:type="dxa" w:w="3300"/>
             <w:tcMar>
               <w:top w:type="dxa" w:w="80"/>
               <w:left w:type="dxa" w:w="100"/>
@@ -13981,30 +14005,30 @@
         </w:tc>
         <w:tc>
           <w:tcPr>
-            <w:tcW w:type="dxa" w:w="3026"/>
-            <w:tcMar>
-              <w:top w:type="dxa" w:w="80"/>
-              <w:left w:type="dxa" w:w="100"/>
-              <w:bottom w:type="dxa" w:w="80"/>
-              <w:right w:type="dxa" w:w="100"/>
-            </w:tcMar>
-            <w:vAlign w:val="center"/>
-          </w:tcPr>
-          <w:p>
-            <w:pPr>
-              <w:spacing w:after="0"/>
-              <w:jc w:val="left"/>
-            </w:pPr>
-            <w:r>
-              <w:rPr>
-                <w:rFonts w:ascii="맑은 고딕" w:cs="맑은 고딕" w:eastAsia="맑은 고딕" w:hAnsi="맑은 고딕"/>
-                <w:b w:val="false"/>
-                <w:bCs w:val="false"/>
-                <w:color w:val="1a1d23"/>
-                <w:sz w:val="18"/>
-                <w:szCs w:val="18"/>
-              </w:rPr>
-              <w:t xml:space="preserve">오브젝트 스토리지(사내 S3 호환 등) 적용으로 수평 확장 대비</w:t>
+            <w:tcW w:type="dxa" w:w="3726"/>
+            <w:tcMar>
+              <w:top w:type="dxa" w:w="80"/>
+              <w:left w:type="dxa" w:w="100"/>
+              <w:bottom w:type="dxa" w:w="80"/>
+              <w:right w:type="dxa" w:w="100"/>
+            </w:tcMar>
+            <w:vAlign w:val="center"/>
+          </w:tcPr>
+          <w:p>
+            <w:pPr>
+              <w:spacing w:after="0"/>
+              <w:jc w:val="left"/>
+            </w:pPr>
+            <w:r>
+              <w:rPr>
+                <w:rFonts w:ascii="맑은 고딕" w:cs="맑은 고딕" w:eastAsia="맑은 고딕" w:hAnsi="맑은 고딕"/>
+                <w:b w:val="false"/>
+                <w:bCs w:val="false"/>
+                <w:color w:val="1a1d23"/>
+                <w:sz w:val="18"/>
+                <w:szCs w:val="18"/>
+              </w:rPr>
+              <w:t xml:space="preserve">업로드 오디오 파일 저장소를 오브젝트 스토리지(사내 S3 호환 등)로 전환하여 다중 인스턴스 확장을 지원해야 한다. (REQ-BE-007)</w:t>
             </w:r>
           </w:p>
         </w:tc>
@@ -14038,7 +14062,7 @@
         <w:rPr>
           <w:rFonts w:ascii="맑은 고딕" w:cs="맑은 고딕" w:eastAsia="맑은 고딕" w:hAnsi="맑은 고딕"/>
         </w:rPr>
-        <w:t xml:space="preserve">아래 요구사항은 5장(As-Is 화면 구성)에서 정리한 기존 화면/기능을 원칙적으로 유지·계승하되, 디자인 완성도와 사용성, 기술적 견고성을 높이는 것을 목표로 한다. 화면 구조(정보구조, 사용자 플로우)는 기존안을 기준선으로 제공하며, 외주사는 이를 개선한 디자인 시안(와이어프레임/목업)을 제안해야 한다.</w:t>
+        <w:t xml:space="preserve">아래 요구사항은 5장(As-Is 화면 구성)에서 정리한 기존 화면/기능을 원칙적으로 유지·계승하되, 디자인 완성도와 사용성, 기술적 견고성을 높이는 것을 목표로 한다. 화면 구조(정보구조, 사용자 플로우)는 기존안을 기준선으로 제공하며, 외주사는 이를 개선한 디자인 시안(와이어프레임/목업)을 제안해야 한다. 각 항목에는 고유 식별자(REQ-UX-###)를 부여하며, 모든 항목은 "~해야 한다" 형식의 필수 이행사항이다.</w:t>
       </w:r>
     </w:p>
     <w:p>
@@ -14058,78 +14082,392 @@
         <w:t xml:space="preserve">8.1 기술적 요구사항</w:t>
       </w:r>
     </w:p>
-    <w:p>
-      <w:pPr>
-        <w:pStyle w:val="ListParagraph"/>
-        <w:numPr>
-          <w:ilvl w:val="0"/>
-          <w:numId w:val="2"/>
-        </w:numPr>
-        <w:spacing w:after="60" w:line="276"/>
-      </w:pPr>
-      <w:r>
-        <w:rPr>
-          <w:rFonts w:ascii="맑은 고딕" w:cs="맑은 고딕" w:eastAsia="맑은 고딕" w:hAnsi="맑은 고딕"/>
-          <w:sz w:val="20"/>
-          <w:szCs w:val="20"/>
-        </w:rPr>
-        <w:t xml:space="preserve">컴포넌트 기반 프레임워크(React, Vue 3 등 협의) 로 전환. 상태관리, 라우팅, 타입 안정성(TypeScript 권장) 확보</w:t>
-      </w:r>
-    </w:p>
-    <w:p>
-      <w:pPr>
-        <w:pStyle w:val="ListParagraph"/>
-        <w:numPr>
-          <w:ilvl w:val="0"/>
-          <w:numId w:val="2"/>
-        </w:numPr>
-        <w:spacing w:after="60" w:line="276"/>
-      </w:pPr>
-      <w:r>
-        <w:rPr>
-          <w:rFonts w:ascii="맑은 고딕" w:cs="맑은 고딕" w:eastAsia="맑은 고딕" w:hAnsi="맑은 고딕"/>
-          <w:sz w:val="20"/>
-          <w:szCs w:val="20"/>
-        </w:rPr>
-        <w:t xml:space="preserve">디자인 시스템 구축: 색상/타이포그래피/여백/버튼·입력·뱃지·모달 등 공통 컴포넌트 라이브러리화 (기존 CSS 변수 기반 톤앤매너 — 남색 #1B1464 / 인디고 #2E3192 — 는 유지하되 컴포넌트 재사용성 확보)</w:t>
-      </w:r>
-    </w:p>
-    <w:p>
-      <w:pPr>
-        <w:pStyle w:val="ListParagraph"/>
-        <w:numPr>
-          <w:ilvl w:val="0"/>
-          <w:numId w:val="2"/>
-        </w:numPr>
-        <w:spacing w:after="60" w:line="276"/>
-      </w:pPr>
-      <w:r>
-        <w:rPr>
-          <w:rFonts w:ascii="맑은 고딕" w:cs="맑은 고딕" w:eastAsia="맑은 고딕" w:hAnsi="맑은 고딕"/>
-          <w:sz w:val="20"/>
-          <w:szCs w:val="20"/>
-        </w:rPr>
-        <w:t xml:space="preserve">외부 CDN 비의존 원칙 유지: 사내 폐쇄망/온프레미스 배포를 전제로 모든 정적 자산(폰트, 아이콘, 라이브러리)은 자체 호스팅 또는 번들에 포함</w:t>
-      </w:r>
-    </w:p>
-    <w:p>
-      <w:pPr>
-        <w:pStyle w:val="ListParagraph"/>
-        <w:numPr>
-          <w:ilvl w:val="0"/>
-          <w:numId w:val="2"/>
-        </w:numPr>
-        <w:spacing w:after="60" w:line="276"/>
-      </w:pPr>
-      <w:r>
-        <w:rPr>
-          <w:rFonts w:ascii="맑은 고딕" w:cs="맑은 고딕" w:eastAsia="맑은 고딕" w:hAnsi="맑은 고딕"/>
-          <w:sz w:val="20"/>
-          <w:szCs w:val="20"/>
-        </w:rPr>
-        <w:t xml:space="preserve">빌드 시스템(Vite 등) 도입 및 정적 산출물을 Nginx로 서빙하는 기존 배포 구조와의 호환성 유지</w:t>
-      </w:r>
-    </w:p>
+    <w:tbl>
+      <w:tblPr>
+        <w:tblW w:type="dxa" w:w="9026"/>
+        <w:tblBorders>
+          <w:top w:val="single" w:color="D2D5DA" w:sz="4"/>
+          <w:left w:val="single" w:color="D2D5DA" w:sz="4"/>
+          <w:bottom w:val="single" w:color="D2D5DA" w:sz="4"/>
+          <w:right w:val="single" w:color="D2D5DA" w:sz="4"/>
+          <w:insideH w:val="single" w:color="E8EAED" w:sz="2"/>
+          <w:insideV w:val="single" w:color="E8EAED" w:sz="2"/>
+        </w:tblBorders>
+      </w:tblPr>
+      <w:tblGrid>
+        <w:gridCol w:w="1300"/>
+        <w:gridCol w:w="7726"/>
+      </w:tblGrid>
+      <w:tr>
+        <w:trPr>
+          <w:tblHeader/>
+        </w:trPr>
+        <w:tc>
+          <w:tcPr>
+            <w:tcW w:type="dxa" w:w="1300"/>
+            <w:shd w:fill="2E3192" w:val="clear"/>
+            <w:tcMar>
+              <w:top w:type="dxa" w:w="80"/>
+              <w:left w:type="dxa" w:w="100"/>
+              <w:bottom w:type="dxa" w:w="80"/>
+              <w:right w:type="dxa" w:w="100"/>
+            </w:tcMar>
+            <w:vAlign w:val="center"/>
+          </w:tcPr>
+          <w:p>
+            <w:pPr>
+              <w:spacing w:after="0"/>
+              <w:jc w:val="left"/>
+            </w:pPr>
+            <w:r>
+              <w:rPr>
+                <w:rFonts w:ascii="맑은 고딕" w:cs="맑은 고딕" w:eastAsia="맑은 고딕" w:hAnsi="맑은 고딕"/>
+                <w:b/>
+                <w:bCs/>
+                <w:color w:val="FFFFFF"/>
+                <w:sz w:val="18"/>
+                <w:szCs w:val="18"/>
+              </w:rPr>
+              <w:t xml:space="preserve">ID</w:t>
+            </w:r>
+          </w:p>
+        </w:tc>
+        <w:tc>
+          <w:tcPr>
+            <w:tcW w:type="dxa" w:w="7726"/>
+            <w:shd w:fill="2E3192" w:val="clear"/>
+            <w:tcMar>
+              <w:top w:type="dxa" w:w="80"/>
+              <w:left w:type="dxa" w:w="100"/>
+              <w:bottom w:type="dxa" w:w="80"/>
+              <w:right w:type="dxa" w:w="100"/>
+            </w:tcMar>
+            <w:vAlign w:val="center"/>
+          </w:tcPr>
+          <w:p>
+            <w:pPr>
+              <w:spacing w:after="0"/>
+              <w:jc w:val="left"/>
+            </w:pPr>
+            <w:r>
+              <w:rPr>
+                <w:rFonts w:ascii="맑은 고딕" w:cs="맑은 고딕" w:eastAsia="맑은 고딕" w:hAnsi="맑은 고딕"/>
+                <w:b/>
+                <w:bCs/>
+                <w:color w:val="FFFFFF"/>
+                <w:sz w:val="18"/>
+                <w:szCs w:val="18"/>
+              </w:rPr>
+              <w:t xml:space="preserve">요구사항</w:t>
+            </w:r>
+          </w:p>
+        </w:tc>
+      </w:tr>
+      <w:tr>
+        <w:tc>
+          <w:tcPr>
+            <w:tcW w:type="dxa" w:w="1300"/>
+            <w:tcMar>
+              <w:top w:type="dxa" w:w="80"/>
+              <w:left w:type="dxa" w:w="100"/>
+              <w:bottom w:type="dxa" w:w="80"/>
+              <w:right w:type="dxa" w:w="100"/>
+            </w:tcMar>
+            <w:vAlign w:val="center"/>
+          </w:tcPr>
+          <w:p>
+            <w:pPr>
+              <w:spacing w:after="0"/>
+              <w:jc w:val="left"/>
+            </w:pPr>
+            <w:r>
+              <w:rPr>
+                <w:rFonts w:ascii="맑은 고딕" w:cs="맑은 고딕" w:eastAsia="맑은 고딕" w:hAnsi="맑은 고딕"/>
+                <w:b w:val="false"/>
+                <w:bCs w:val="false"/>
+                <w:color w:val="1a1d23"/>
+                <w:sz w:val="18"/>
+                <w:szCs w:val="18"/>
+              </w:rPr>
+              <w:t xml:space="preserve">REQ-UX-001</w:t>
+            </w:r>
+          </w:p>
+        </w:tc>
+        <w:tc>
+          <w:tcPr>
+            <w:tcW w:type="dxa" w:w="7726"/>
+            <w:tcMar>
+              <w:top w:type="dxa" w:w="80"/>
+              <w:left w:type="dxa" w:w="100"/>
+              <w:bottom w:type="dxa" w:w="80"/>
+              <w:right w:type="dxa" w:w="100"/>
+            </w:tcMar>
+            <w:vAlign w:val="center"/>
+          </w:tcPr>
+          <w:p>
+            <w:pPr>
+              <w:spacing w:after="0"/>
+              <w:jc w:val="left"/>
+            </w:pPr>
+            <w:r>
+              <w:rPr>
+                <w:rFonts w:ascii="맑은 고딕" w:cs="맑은 고딕" w:eastAsia="맑은 고딕" w:hAnsi="맑은 고딕"/>
+                <w:b w:val="false"/>
+                <w:bCs w:val="false"/>
+                <w:color w:val="1a1d23"/>
+                <w:sz w:val="18"/>
+                <w:szCs w:val="18"/>
+              </w:rPr>
+              <w:t xml:space="preserve">프론트엔드는 컴포넌트 기반 프레임워크(React, Vue 3 등, 발주사와 협의하여 확정)로 전환해야 한다.</w:t>
+            </w:r>
+          </w:p>
+        </w:tc>
+      </w:tr>
+      <w:tr>
+        <w:tc>
+          <w:tcPr>
+            <w:tcW w:type="dxa" w:w="1300"/>
+            <w:shd w:fill="FAFAFA" w:val="clear"/>
+            <w:tcMar>
+              <w:top w:type="dxa" w:w="80"/>
+              <w:left w:type="dxa" w:w="100"/>
+              <w:bottom w:type="dxa" w:w="80"/>
+              <w:right w:type="dxa" w:w="100"/>
+            </w:tcMar>
+            <w:vAlign w:val="center"/>
+          </w:tcPr>
+          <w:p>
+            <w:pPr>
+              <w:spacing w:after="0"/>
+              <w:jc w:val="left"/>
+            </w:pPr>
+            <w:r>
+              <w:rPr>
+                <w:rFonts w:ascii="맑은 고딕" w:cs="맑은 고딕" w:eastAsia="맑은 고딕" w:hAnsi="맑은 고딕"/>
+                <w:b w:val="false"/>
+                <w:bCs w:val="false"/>
+                <w:color w:val="1a1d23"/>
+                <w:sz w:val="18"/>
+                <w:szCs w:val="18"/>
+              </w:rPr>
+              <w:t xml:space="preserve">REQ-UX-002</w:t>
+            </w:r>
+          </w:p>
+        </w:tc>
+        <w:tc>
+          <w:tcPr>
+            <w:tcW w:type="dxa" w:w="7726"/>
+            <w:shd w:fill="FAFAFA" w:val="clear"/>
+            <w:tcMar>
+              <w:top w:type="dxa" w:w="80"/>
+              <w:left w:type="dxa" w:w="100"/>
+              <w:bottom w:type="dxa" w:w="80"/>
+              <w:right w:type="dxa" w:w="100"/>
+            </w:tcMar>
+            <w:vAlign w:val="center"/>
+          </w:tcPr>
+          <w:p>
+            <w:pPr>
+              <w:spacing w:after="0"/>
+              <w:jc w:val="left"/>
+            </w:pPr>
+            <w:r>
+              <w:rPr>
+                <w:rFonts w:ascii="맑은 고딕" w:cs="맑은 고딕" w:eastAsia="맑은 고딕" w:hAnsi="맑은 고딕"/>
+                <w:b w:val="false"/>
+                <w:bCs w:val="false"/>
+                <w:color w:val="1a1d23"/>
+                <w:sz w:val="18"/>
+                <w:szCs w:val="18"/>
+              </w:rPr>
+              <w:t xml:space="preserve">상태관리, 라우팅, 타입 안정성 확보를 위해 TypeScript를 사용하는 것을 원칙으로 해야 한다.</w:t>
+            </w:r>
+          </w:p>
+        </w:tc>
+      </w:tr>
+      <w:tr>
+        <w:tc>
+          <w:tcPr>
+            <w:tcW w:type="dxa" w:w="1300"/>
+            <w:tcMar>
+              <w:top w:type="dxa" w:w="80"/>
+              <w:left w:type="dxa" w:w="100"/>
+              <w:bottom w:type="dxa" w:w="80"/>
+              <w:right w:type="dxa" w:w="100"/>
+            </w:tcMar>
+            <w:vAlign w:val="center"/>
+          </w:tcPr>
+          <w:p>
+            <w:pPr>
+              <w:spacing w:after="0"/>
+              <w:jc w:val="left"/>
+            </w:pPr>
+            <w:r>
+              <w:rPr>
+                <w:rFonts w:ascii="맑은 고딕" w:cs="맑은 고딕" w:eastAsia="맑은 고딕" w:hAnsi="맑은 고딕"/>
+                <w:b w:val="false"/>
+                <w:bCs w:val="false"/>
+                <w:color w:val="1a1d23"/>
+                <w:sz w:val="18"/>
+                <w:szCs w:val="18"/>
+              </w:rPr>
+              <w:t xml:space="preserve">REQ-UX-003</w:t>
+            </w:r>
+          </w:p>
+        </w:tc>
+        <w:tc>
+          <w:tcPr>
+            <w:tcW w:type="dxa" w:w="7726"/>
+            <w:tcMar>
+              <w:top w:type="dxa" w:w="80"/>
+              <w:left w:type="dxa" w:w="100"/>
+              <w:bottom w:type="dxa" w:w="80"/>
+              <w:right w:type="dxa" w:w="100"/>
+            </w:tcMar>
+            <w:vAlign w:val="center"/>
+          </w:tcPr>
+          <w:p>
+            <w:pPr>
+              <w:spacing w:after="0"/>
+              <w:jc w:val="left"/>
+            </w:pPr>
+            <w:r>
+              <w:rPr>
+                <w:rFonts w:ascii="맑은 고딕" w:cs="맑은 고딕" w:eastAsia="맑은 고딕" w:hAnsi="맑은 고딕"/>
+                <w:b w:val="false"/>
+                <w:bCs w:val="false"/>
+                <w:color w:val="1a1d23"/>
+                <w:sz w:val="18"/>
+                <w:szCs w:val="18"/>
+              </w:rPr>
+              <w:t xml:space="preserve">색상·타이포그래피·여백·버튼·입력·뱃지·모달 등 공통 컴포넌트를 포함한 디자인 시스템을 구축해야 한다. 기존 톤앤매너(남색 #1B1464 / 인디고 #2E3192)는 유지해야 한다.</w:t>
+            </w:r>
+          </w:p>
+        </w:tc>
+      </w:tr>
+      <w:tr>
+        <w:tc>
+          <w:tcPr>
+            <w:tcW w:type="dxa" w:w="1300"/>
+            <w:shd w:fill="FAFAFA" w:val="clear"/>
+            <w:tcMar>
+              <w:top w:type="dxa" w:w="80"/>
+              <w:left w:type="dxa" w:w="100"/>
+              <w:bottom w:type="dxa" w:w="80"/>
+              <w:right w:type="dxa" w:w="100"/>
+            </w:tcMar>
+            <w:vAlign w:val="center"/>
+          </w:tcPr>
+          <w:p>
+            <w:pPr>
+              <w:spacing w:after="0"/>
+              <w:jc w:val="left"/>
+            </w:pPr>
+            <w:r>
+              <w:rPr>
+                <w:rFonts w:ascii="맑은 고딕" w:cs="맑은 고딕" w:eastAsia="맑은 고딕" w:hAnsi="맑은 고딕"/>
+                <w:b w:val="false"/>
+                <w:bCs w:val="false"/>
+                <w:color w:val="1a1d23"/>
+                <w:sz w:val="18"/>
+                <w:szCs w:val="18"/>
+              </w:rPr>
+              <w:t xml:space="preserve">REQ-UX-004</w:t>
+            </w:r>
+          </w:p>
+        </w:tc>
+        <w:tc>
+          <w:tcPr>
+            <w:tcW w:type="dxa" w:w="7726"/>
+            <w:shd w:fill="FAFAFA" w:val="clear"/>
+            <w:tcMar>
+              <w:top w:type="dxa" w:w="80"/>
+              <w:left w:type="dxa" w:w="100"/>
+              <w:bottom w:type="dxa" w:w="80"/>
+              <w:right w:type="dxa" w:w="100"/>
+            </w:tcMar>
+            <w:vAlign w:val="center"/>
+          </w:tcPr>
+          <w:p>
+            <w:pPr>
+              <w:spacing w:after="0"/>
+              <w:jc w:val="left"/>
+            </w:pPr>
+            <w:r>
+              <w:rPr>
+                <w:rFonts w:ascii="맑은 고딕" w:cs="맑은 고딕" w:eastAsia="맑은 고딕" w:hAnsi="맑은 고딕"/>
+                <w:b w:val="false"/>
+                <w:bCs w:val="false"/>
+                <w:color w:val="1a1d23"/>
+                <w:sz w:val="18"/>
+                <w:szCs w:val="18"/>
+              </w:rPr>
+              <w:t xml:space="preserve">폐쇄망/온프레미스 배포를 전제로 모든 정적 자산(폰트, 아이콘, 라이브러리)을 자체 호스팅하거나 번들에 포함해야 하며, 외부 CDN에 의존하지 않아야 한다.</w:t>
+            </w:r>
+          </w:p>
+        </w:tc>
+      </w:tr>
+      <w:tr>
+        <w:tc>
+          <w:tcPr>
+            <w:tcW w:type="dxa" w:w="1300"/>
+            <w:tcMar>
+              <w:top w:type="dxa" w:w="80"/>
+              <w:left w:type="dxa" w:w="100"/>
+              <w:bottom w:type="dxa" w:w="80"/>
+              <w:right w:type="dxa" w:w="100"/>
+            </w:tcMar>
+            <w:vAlign w:val="center"/>
+          </w:tcPr>
+          <w:p>
+            <w:pPr>
+              <w:spacing w:after="0"/>
+              <w:jc w:val="left"/>
+            </w:pPr>
+            <w:r>
+              <w:rPr>
+                <w:rFonts w:ascii="맑은 고딕" w:cs="맑은 고딕" w:eastAsia="맑은 고딕" w:hAnsi="맑은 고딕"/>
+                <w:b w:val="false"/>
+                <w:bCs w:val="false"/>
+                <w:color w:val="1a1d23"/>
+                <w:sz w:val="18"/>
+                <w:szCs w:val="18"/>
+              </w:rPr>
+              <w:t xml:space="preserve">REQ-UX-005</w:t>
+            </w:r>
+          </w:p>
+        </w:tc>
+        <w:tc>
+          <w:tcPr>
+            <w:tcW w:type="dxa" w:w="7726"/>
+            <w:tcMar>
+              <w:top w:type="dxa" w:w="80"/>
+              <w:left w:type="dxa" w:w="100"/>
+              <w:bottom w:type="dxa" w:w="80"/>
+              <w:right w:type="dxa" w:w="100"/>
+            </w:tcMar>
+            <w:vAlign w:val="center"/>
+          </w:tcPr>
+          <w:p>
+            <w:pPr>
+              <w:spacing w:after="0"/>
+              <w:jc w:val="left"/>
+            </w:pPr>
+            <w:r>
+              <w:rPr>
+                <w:rFonts w:ascii="맑은 고딕" w:cs="맑은 고딕" w:eastAsia="맑은 고딕" w:hAnsi="맑은 고딕"/>
+                <w:b w:val="false"/>
+                <w:bCs w:val="false"/>
+                <w:color w:val="1a1d23"/>
+                <w:sz w:val="18"/>
+                <w:szCs w:val="18"/>
+              </w:rPr>
+              <w:t xml:space="preserve">빌드 시스템(Vite 등)을 도입해야 하며, 정적 산출물은 기존 Nginx 서빙 구조와 호환되도록 구성해야 한다.</w:t>
+            </w:r>
+          </w:p>
+        </w:tc>
+      </w:tr>
+    </w:tbl>
     <w:p>
       <w:pPr>
         <w:pStyle w:val="Heading2"/>
@@ -14147,60 +14485,270 @@
         <w:t xml:space="preserve">8.2 반응형 및 접근성</w:t>
       </w:r>
     </w:p>
-    <w:p>
-      <w:pPr>
-        <w:pStyle w:val="ListParagraph"/>
-        <w:numPr>
-          <w:ilvl w:val="0"/>
-          <w:numId w:val="2"/>
-        </w:numPr>
-        <w:spacing w:after="60" w:line="276"/>
-      </w:pPr>
-      <w:r>
-        <w:rPr>
-          <w:rFonts w:ascii="맑은 고딕" w:cs="맑은 고딕" w:eastAsia="맑은 고딕" w:hAnsi="맑은 고딕"/>
-          <w:sz w:val="20"/>
-          <w:szCs w:val="20"/>
-        </w:rPr>
-        <w:t xml:space="preserve">최소 태블릿(768px) 이상 반응형 대응 필수. 모바일(360px~) 대응 범위는 제안사와 협의하여 확정</w:t>
-      </w:r>
-    </w:p>
-    <w:p>
-      <w:pPr>
-        <w:pStyle w:val="ListParagraph"/>
-        <w:numPr>
-          <w:ilvl w:val="0"/>
-          <w:numId w:val="2"/>
-        </w:numPr>
-        <w:spacing w:after="60" w:line="276"/>
-      </w:pPr>
-      <w:r>
-        <w:rPr>
-          <w:rFonts w:ascii="맑은 고딕" w:cs="맑은 고딕" w:eastAsia="맑은 고딕" w:hAnsi="맑은 고딕"/>
-          <w:sz w:val="20"/>
-          <w:szCs w:val="20"/>
-        </w:rPr>
-        <w:t xml:space="preserve">WCAG 2.1 AA 수준의 키보드 내비게이션, 명도 대비, 스크린리더(aria-label 등) 기본 대응</w:t>
-      </w:r>
-    </w:p>
-    <w:p>
-      <w:pPr>
-        <w:pStyle w:val="ListParagraph"/>
-        <w:numPr>
-          <w:ilvl w:val="0"/>
-          <w:numId w:val="2"/>
-        </w:numPr>
-        <w:spacing w:after="60" w:line="276"/>
-      </w:pPr>
-      <w:r>
-        <w:rPr>
-          <w:rFonts w:ascii="맑은 고딕" w:cs="맑은 고딕" w:eastAsia="맑은 고딕" w:hAnsi="맑은 고딕"/>
-          <w:sz w:val="20"/>
-          <w:szCs w:val="20"/>
-        </w:rPr>
-        <w:t xml:space="preserve">로딩/빈 상태/에러 상태에 대한 일관된 피드백 컴포넌트 정립</w:t>
-      </w:r>
-    </w:p>
+    <w:tbl>
+      <w:tblPr>
+        <w:tblW w:type="dxa" w:w="9026"/>
+        <w:tblBorders>
+          <w:top w:val="single" w:color="D2D5DA" w:sz="4"/>
+          <w:left w:val="single" w:color="D2D5DA" w:sz="4"/>
+          <w:bottom w:val="single" w:color="D2D5DA" w:sz="4"/>
+          <w:right w:val="single" w:color="D2D5DA" w:sz="4"/>
+          <w:insideH w:val="single" w:color="E8EAED" w:sz="2"/>
+          <w:insideV w:val="single" w:color="E8EAED" w:sz="2"/>
+        </w:tblBorders>
+      </w:tblPr>
+      <w:tblGrid>
+        <w:gridCol w:w="1300"/>
+        <w:gridCol w:w="7726"/>
+      </w:tblGrid>
+      <w:tr>
+        <w:trPr>
+          <w:tblHeader/>
+        </w:trPr>
+        <w:tc>
+          <w:tcPr>
+            <w:tcW w:type="dxa" w:w="1300"/>
+            <w:shd w:fill="2E3192" w:val="clear"/>
+            <w:tcMar>
+              <w:top w:type="dxa" w:w="80"/>
+              <w:left w:type="dxa" w:w="100"/>
+              <w:bottom w:type="dxa" w:w="80"/>
+              <w:right w:type="dxa" w:w="100"/>
+            </w:tcMar>
+            <w:vAlign w:val="center"/>
+          </w:tcPr>
+          <w:p>
+            <w:pPr>
+              <w:spacing w:after="0"/>
+              <w:jc w:val="left"/>
+            </w:pPr>
+            <w:r>
+              <w:rPr>
+                <w:rFonts w:ascii="맑은 고딕" w:cs="맑은 고딕" w:eastAsia="맑은 고딕" w:hAnsi="맑은 고딕"/>
+                <w:b/>
+                <w:bCs/>
+                <w:color w:val="FFFFFF"/>
+                <w:sz w:val="18"/>
+                <w:szCs w:val="18"/>
+              </w:rPr>
+              <w:t xml:space="preserve">ID</w:t>
+            </w:r>
+          </w:p>
+        </w:tc>
+        <w:tc>
+          <w:tcPr>
+            <w:tcW w:type="dxa" w:w="7726"/>
+            <w:shd w:fill="2E3192" w:val="clear"/>
+            <w:tcMar>
+              <w:top w:type="dxa" w:w="80"/>
+              <w:left w:type="dxa" w:w="100"/>
+              <w:bottom w:type="dxa" w:w="80"/>
+              <w:right w:type="dxa" w:w="100"/>
+            </w:tcMar>
+            <w:vAlign w:val="center"/>
+          </w:tcPr>
+          <w:p>
+            <w:pPr>
+              <w:spacing w:after="0"/>
+              <w:jc w:val="left"/>
+            </w:pPr>
+            <w:r>
+              <w:rPr>
+                <w:rFonts w:ascii="맑은 고딕" w:cs="맑은 고딕" w:eastAsia="맑은 고딕" w:hAnsi="맑은 고딕"/>
+                <w:b/>
+                <w:bCs/>
+                <w:color w:val="FFFFFF"/>
+                <w:sz w:val="18"/>
+                <w:szCs w:val="18"/>
+              </w:rPr>
+              <w:t xml:space="preserve">요구사항</w:t>
+            </w:r>
+          </w:p>
+        </w:tc>
+      </w:tr>
+      <w:tr>
+        <w:tc>
+          <w:tcPr>
+            <w:tcW w:type="dxa" w:w="1300"/>
+            <w:tcMar>
+              <w:top w:type="dxa" w:w="80"/>
+              <w:left w:type="dxa" w:w="100"/>
+              <w:bottom w:type="dxa" w:w="80"/>
+              <w:right w:type="dxa" w:w="100"/>
+            </w:tcMar>
+            <w:vAlign w:val="center"/>
+          </w:tcPr>
+          <w:p>
+            <w:pPr>
+              <w:spacing w:after="0"/>
+              <w:jc w:val="left"/>
+            </w:pPr>
+            <w:r>
+              <w:rPr>
+                <w:rFonts w:ascii="맑은 고딕" w:cs="맑은 고딕" w:eastAsia="맑은 고딕" w:hAnsi="맑은 고딕"/>
+                <w:b w:val="false"/>
+                <w:bCs w:val="false"/>
+                <w:color w:val="1a1d23"/>
+                <w:sz w:val="18"/>
+                <w:szCs w:val="18"/>
+              </w:rPr>
+              <w:t xml:space="preserve">REQ-UX-006</w:t>
+            </w:r>
+          </w:p>
+        </w:tc>
+        <w:tc>
+          <w:tcPr>
+            <w:tcW w:type="dxa" w:w="7726"/>
+            <w:tcMar>
+              <w:top w:type="dxa" w:w="80"/>
+              <w:left w:type="dxa" w:w="100"/>
+              <w:bottom w:type="dxa" w:w="80"/>
+              <w:right w:type="dxa" w:w="100"/>
+            </w:tcMar>
+            <w:vAlign w:val="center"/>
+          </w:tcPr>
+          <w:p>
+            <w:pPr>
+              <w:spacing w:after="0"/>
+              <w:jc w:val="left"/>
+            </w:pPr>
+            <w:r>
+              <w:rPr>
+                <w:rFonts w:ascii="맑은 고딕" w:cs="맑은 고딕" w:eastAsia="맑은 고딕" w:hAnsi="맑은 고딕"/>
+                <w:b w:val="false"/>
+                <w:bCs w:val="false"/>
+                <w:color w:val="1a1d23"/>
+                <w:sz w:val="18"/>
+                <w:szCs w:val="18"/>
+              </w:rPr>
+              <w:t xml:space="preserve">최소 태블릿(768px) 이상 해상도에서 반응형으로 동작해야 한다. 모바일(360px~) 대응 범위는 제안사가 제안하고 발주사와 협의하여 확정해야 한다.</w:t>
+            </w:r>
+          </w:p>
+        </w:tc>
+      </w:tr>
+      <w:tr>
+        <w:tc>
+          <w:tcPr>
+            <w:tcW w:type="dxa" w:w="1300"/>
+            <w:shd w:fill="FAFAFA" w:val="clear"/>
+            <w:tcMar>
+              <w:top w:type="dxa" w:w="80"/>
+              <w:left w:type="dxa" w:w="100"/>
+              <w:bottom w:type="dxa" w:w="80"/>
+              <w:right w:type="dxa" w:w="100"/>
+            </w:tcMar>
+            <w:vAlign w:val="center"/>
+          </w:tcPr>
+          <w:p>
+            <w:pPr>
+              <w:spacing w:after="0"/>
+              <w:jc w:val="left"/>
+            </w:pPr>
+            <w:r>
+              <w:rPr>
+                <w:rFonts w:ascii="맑은 고딕" w:cs="맑은 고딕" w:eastAsia="맑은 고딕" w:hAnsi="맑은 고딕"/>
+                <w:b w:val="false"/>
+                <w:bCs w:val="false"/>
+                <w:color w:val="1a1d23"/>
+                <w:sz w:val="18"/>
+                <w:szCs w:val="18"/>
+              </w:rPr>
+              <w:t xml:space="preserve">REQ-UX-007</w:t>
+            </w:r>
+          </w:p>
+        </w:tc>
+        <w:tc>
+          <w:tcPr>
+            <w:tcW w:type="dxa" w:w="7726"/>
+            <w:shd w:fill="FAFAFA" w:val="clear"/>
+            <w:tcMar>
+              <w:top w:type="dxa" w:w="80"/>
+              <w:left w:type="dxa" w:w="100"/>
+              <w:bottom w:type="dxa" w:w="80"/>
+              <w:right w:type="dxa" w:w="100"/>
+            </w:tcMar>
+            <w:vAlign w:val="center"/>
+          </w:tcPr>
+          <w:p>
+            <w:pPr>
+              <w:spacing w:after="0"/>
+              <w:jc w:val="left"/>
+            </w:pPr>
+            <w:r>
+              <w:rPr>
+                <w:rFonts w:ascii="맑은 고딕" w:cs="맑은 고딕" w:eastAsia="맑은 고딕" w:hAnsi="맑은 고딕"/>
+                <w:b w:val="false"/>
+                <w:bCs w:val="false"/>
+                <w:color w:val="1a1d23"/>
+                <w:sz w:val="18"/>
+                <w:szCs w:val="18"/>
+              </w:rPr>
+              <w:t xml:space="preserve">WCAG 2.1 AA 수준의 키보드 내비게이션, 명도 대비, 스크린리더 대응(aria-label 등)을 기본으로 준수해야 한다.</w:t>
+            </w:r>
+          </w:p>
+        </w:tc>
+      </w:tr>
+      <w:tr>
+        <w:tc>
+          <w:tcPr>
+            <w:tcW w:type="dxa" w:w="1300"/>
+            <w:tcMar>
+              <w:top w:type="dxa" w:w="80"/>
+              <w:left w:type="dxa" w:w="100"/>
+              <w:bottom w:type="dxa" w:w="80"/>
+              <w:right w:type="dxa" w:w="100"/>
+            </w:tcMar>
+            <w:vAlign w:val="center"/>
+          </w:tcPr>
+          <w:p>
+            <w:pPr>
+              <w:spacing w:after="0"/>
+              <w:jc w:val="left"/>
+            </w:pPr>
+            <w:r>
+              <w:rPr>
+                <w:rFonts w:ascii="맑은 고딕" w:cs="맑은 고딕" w:eastAsia="맑은 고딕" w:hAnsi="맑은 고딕"/>
+                <w:b w:val="false"/>
+                <w:bCs w:val="false"/>
+                <w:color w:val="1a1d23"/>
+                <w:sz w:val="18"/>
+                <w:szCs w:val="18"/>
+              </w:rPr>
+              <w:t xml:space="preserve">REQ-UX-008</w:t>
+            </w:r>
+          </w:p>
+        </w:tc>
+        <w:tc>
+          <w:tcPr>
+            <w:tcW w:type="dxa" w:w="7726"/>
+            <w:tcMar>
+              <w:top w:type="dxa" w:w="80"/>
+              <w:left w:type="dxa" w:w="100"/>
+              <w:bottom w:type="dxa" w:w="80"/>
+              <w:right w:type="dxa" w:w="100"/>
+            </w:tcMar>
+            <w:vAlign w:val="center"/>
+          </w:tcPr>
+          <w:p>
+            <w:pPr>
+              <w:spacing w:after="0"/>
+              <w:jc w:val="left"/>
+            </w:pPr>
+            <w:r>
+              <w:rPr>
+                <w:rFonts w:ascii="맑은 고딕" w:cs="맑은 고딕" w:eastAsia="맑은 고딕" w:hAnsi="맑은 고딕"/>
+                <w:b w:val="false"/>
+                <w:bCs w:val="false"/>
+                <w:color w:val="1a1d23"/>
+                <w:sz w:val="18"/>
+                <w:szCs w:val="18"/>
+              </w:rPr>
+              <w:t xml:space="preserve">로딩/빈 상태/에러 상태에 대해 일관된 피드백 컴포넌트를 제공해야 한다.</w:t>
+            </w:r>
+          </w:p>
+        </w:tc>
+      </w:tr>
+    </w:tbl>
     <w:p>
       <w:pPr>
         <w:pStyle w:val="Heading2"/>
@@ -14231,8 +14779,9 @@
         </w:tblBorders>
       </w:tblPr>
       <w:tblGrid>
-        <w:gridCol w:w="2000"/>
-        <w:gridCol w:w="7026"/>
+        <w:gridCol w:w="1300"/>
+        <w:gridCol w:w="1600"/>
+        <w:gridCol w:w="6126"/>
       </w:tblGrid>
       <w:tr>
         <w:trPr>
@@ -14240,7 +14789,7 @@
         </w:trPr>
         <w:tc>
           <w:tcPr>
-            <w:tcW w:type="dxa" w:w="2000"/>
+            <w:tcW w:type="dxa" w:w="1300"/>
             <w:shd w:fill="2E3192" w:val="clear"/>
             <w:tcMar>
               <w:top w:type="dxa" w:w="80"/>
@@ -14264,13 +14813,13 @@
                 <w:sz w:val="18"/>
                 <w:szCs w:val="18"/>
               </w:rPr>
-              <w:t xml:space="preserve">화면</w:t>
-            </w:r>
-          </w:p>
-        </w:tc>
-        <w:tc>
-          <w:tcPr>
-            <w:tcW w:type="dxa" w:w="7026"/>
+              <w:t xml:space="preserve">ID</w:t>
+            </w:r>
+          </w:p>
+        </w:tc>
+        <w:tc>
+          <w:tcPr>
+            <w:tcW w:type="dxa" w:w="1600"/>
             <w:shd w:fill="2E3192" w:val="clear"/>
             <w:tcMar>
               <w:top w:type="dxa" w:w="80"/>
@@ -14294,15 +14843,74 @@
                 <w:sz w:val="18"/>
                 <w:szCs w:val="18"/>
               </w:rPr>
-              <w:t xml:space="preserve">개선 요구사항</w:t>
-            </w:r>
-          </w:p>
-        </w:tc>
-      </w:tr>
-      <w:tr>
-        <w:tc>
-          <w:tcPr>
-            <w:tcW w:type="dxa" w:w="2000"/>
+              <w:t xml:space="preserve">화면</w:t>
+            </w:r>
+          </w:p>
+        </w:tc>
+        <w:tc>
+          <w:tcPr>
+            <w:tcW w:type="dxa" w:w="6126"/>
+            <w:shd w:fill="2E3192" w:val="clear"/>
+            <w:tcMar>
+              <w:top w:type="dxa" w:w="80"/>
+              <w:left w:type="dxa" w:w="100"/>
+              <w:bottom w:type="dxa" w:w="80"/>
+              <w:right w:type="dxa" w:w="100"/>
+            </w:tcMar>
+            <w:vAlign w:val="center"/>
+          </w:tcPr>
+          <w:p>
+            <w:pPr>
+              <w:spacing w:after="0"/>
+              <w:jc w:val="left"/>
+            </w:pPr>
+            <w:r>
+              <w:rPr>
+                <w:rFonts w:ascii="맑은 고딕" w:cs="맑은 고딕" w:eastAsia="맑은 고딕" w:hAnsi="맑은 고딕"/>
+                <w:b/>
+                <w:bCs/>
+                <w:color w:val="FFFFFF"/>
+                <w:sz w:val="18"/>
+                <w:szCs w:val="18"/>
+              </w:rPr>
+              <w:t xml:space="preserve">요구사항</w:t>
+            </w:r>
+          </w:p>
+        </w:tc>
+      </w:tr>
+      <w:tr>
+        <w:tc>
+          <w:tcPr>
+            <w:tcW w:type="dxa" w:w="1300"/>
+            <w:tcMar>
+              <w:top w:type="dxa" w:w="80"/>
+              <w:left w:type="dxa" w:w="100"/>
+              <w:bottom w:type="dxa" w:w="80"/>
+              <w:right w:type="dxa" w:w="100"/>
+            </w:tcMar>
+            <w:vAlign w:val="center"/>
+          </w:tcPr>
+          <w:p>
+            <w:pPr>
+              <w:spacing w:after="0"/>
+              <w:jc w:val="left"/>
+            </w:pPr>
+            <w:r>
+              <w:rPr>
+                <w:rFonts w:ascii="맑은 고딕" w:cs="맑은 고딕" w:eastAsia="맑은 고딕" w:hAnsi="맑은 고딕"/>
+                <w:b w:val="false"/>
+                <w:bCs w:val="false"/>
+                <w:color w:val="1a1d23"/>
+                <w:sz w:val="18"/>
+                <w:szCs w:val="18"/>
+              </w:rPr>
+              <w:t xml:space="preserve">REQ-UX-101</w:t>
+            </w:r>
+          </w:p>
+        </w:tc>
+        <w:tc>
+          <w:tcPr>
+            <w:tcW w:type="dxa" w:w="1600"/>
             <w:tcMar>
               <w:top w:type="dxa" w:w="80"/>
               <w:left w:type="dxa" w:w="100"/>
@@ -14331,38 +14939,68 @@
         </w:tc>
         <w:tc>
           <w:tcPr>
-            <w:tcW w:type="dxa" w:w="7026"/>
-            <w:tcMar>
-              <w:top w:type="dxa" w:w="80"/>
-              <w:left w:type="dxa" w:w="100"/>
-              <w:bottom w:type="dxa" w:w="80"/>
-              <w:right w:type="dxa" w:w="100"/>
-            </w:tcMar>
-            <w:vAlign w:val="center"/>
-          </w:tcPr>
-          <w:p>
-            <w:pPr>
-              <w:spacing w:after="0"/>
-              <w:jc w:val="left"/>
-            </w:pPr>
-            <w:r>
-              <w:rPr>
-                <w:rFonts w:ascii="맑은 고딕" w:cs="맑은 고딕" w:eastAsia="맑은 고딕" w:hAnsi="맑은 고딕"/>
-                <w:b w:val="false"/>
-                <w:bCs w:val="false"/>
-                <w:color w:val="1a1d23"/>
-                <w:sz w:val="18"/>
-                <w:szCs w:val="18"/>
-              </w:rPr>
-              <w:t xml:space="preserve">기존 2단 레이아웃 컨셉 유지. 비밀번호 정책(현재 6자 이상만 검증) 강화 및 실시간 유효성 피드백 추가. 보안 서약 동의 다이얼로그는 정책상 필수 유지</w:t>
-            </w:r>
-          </w:p>
-        </w:tc>
-      </w:tr>
-      <w:tr>
-        <w:tc>
-          <w:tcPr>
-            <w:tcW w:type="dxa" w:w="2000"/>
+            <w:tcW w:type="dxa" w:w="6126"/>
+            <w:tcMar>
+              <w:top w:type="dxa" w:w="80"/>
+              <w:left w:type="dxa" w:w="100"/>
+              <w:bottom w:type="dxa" w:w="80"/>
+              <w:right w:type="dxa" w:w="100"/>
+            </w:tcMar>
+            <w:vAlign w:val="center"/>
+          </w:tcPr>
+          <w:p>
+            <w:pPr>
+              <w:spacing w:after="0"/>
+              <w:jc w:val="left"/>
+            </w:pPr>
+            <w:r>
+              <w:rPr>
+                <w:rFonts w:ascii="맑은 고딕" w:cs="맑은 고딕" w:eastAsia="맑은 고딕" w:hAnsi="맑은 고딕"/>
+                <w:b w:val="false"/>
+                <w:bCs w:val="false"/>
+                <w:color w:val="1a1d23"/>
+                <w:sz w:val="18"/>
+                <w:szCs w:val="18"/>
+              </w:rPr>
+              <w:t xml:space="preserve">기존 2단 레이아웃 컨셉을 유지해야 한다. 비밀번호 정책을 강화하고 실시간 유효성 피드백을 제공해야 한다. 보안 서약 동의 다이얼로그는 정책상 필수 요소로 유지해야 한다.</w:t>
+            </w:r>
+          </w:p>
+        </w:tc>
+      </w:tr>
+      <w:tr>
+        <w:tc>
+          <w:tcPr>
+            <w:tcW w:type="dxa" w:w="1300"/>
+            <w:shd w:fill="FAFAFA" w:val="clear"/>
+            <w:tcMar>
+              <w:top w:type="dxa" w:w="80"/>
+              <w:left w:type="dxa" w:w="100"/>
+              <w:bottom w:type="dxa" w:w="80"/>
+              <w:right w:type="dxa" w:w="100"/>
+            </w:tcMar>
+            <w:vAlign w:val="center"/>
+          </w:tcPr>
+          <w:p>
+            <w:pPr>
+              <w:spacing w:after="0"/>
+              <w:jc w:val="left"/>
+            </w:pPr>
+            <w:r>
+              <w:rPr>
+                <w:rFonts w:ascii="맑은 고딕" w:cs="맑은 고딕" w:eastAsia="맑은 고딕" w:hAnsi="맑은 고딕"/>
+                <w:b w:val="false"/>
+                <w:bCs w:val="false"/>
+                <w:color w:val="1a1d23"/>
+                <w:sz w:val="18"/>
+                <w:szCs w:val="18"/>
+              </w:rPr>
+              <w:t xml:space="preserve">REQ-UX-102</w:t>
+            </w:r>
+          </w:p>
+        </w:tc>
+        <w:tc>
+          <w:tcPr>
+            <w:tcW w:type="dxa" w:w="1600"/>
             <w:shd w:fill="FAFAFA" w:val="clear"/>
             <w:tcMar>
               <w:top w:type="dxa" w:w="80"/>
@@ -14392,39 +15030,68 @@
         </w:tc>
         <w:tc>
           <w:tcPr>
-            <w:tcW w:type="dxa" w:w="7026"/>
-            <w:shd w:fill="FAFAFA" w:val="clear"/>
-            <w:tcMar>
-              <w:top w:type="dxa" w:w="80"/>
-              <w:left w:type="dxa" w:w="100"/>
-              <w:bottom w:type="dxa" w:w="80"/>
-              <w:right w:type="dxa" w:w="100"/>
-            </w:tcMar>
-            <w:vAlign w:val="center"/>
-          </w:tcPr>
-          <w:p>
-            <w:pPr>
-              <w:spacing w:after="0"/>
-              <w:jc w:val="left"/>
-            </w:pPr>
-            <w:r>
-              <w:rPr>
-                <w:rFonts w:ascii="맑은 고딕" w:cs="맑은 고딕" w:eastAsia="맑은 고딕" w:hAnsi="맑은 고딕"/>
-                <w:b w:val="false"/>
-                <w:bCs w:val="false"/>
-                <w:color w:val="1a1d23"/>
-                <w:sz w:val="18"/>
-                <w:szCs w:val="18"/>
-              </w:rPr>
-              <w:t xml:space="preserve">검색 고도화(상태/기간/작성자 필터 추가 검토), 대용량 목록에서의 가상 스크롤/서버 페이지네이션 성능 확인</w:t>
-            </w:r>
-          </w:p>
-        </w:tc>
-      </w:tr>
-      <w:tr>
-        <w:tc>
-          <w:tcPr>
-            <w:tcW w:type="dxa" w:w="2000"/>
+            <w:tcW w:type="dxa" w:w="6126"/>
+            <w:shd w:fill="FAFAFA" w:val="clear"/>
+            <w:tcMar>
+              <w:top w:type="dxa" w:w="80"/>
+              <w:left w:type="dxa" w:w="100"/>
+              <w:bottom w:type="dxa" w:w="80"/>
+              <w:right w:type="dxa" w:w="100"/>
+            </w:tcMar>
+            <w:vAlign w:val="center"/>
+          </w:tcPr>
+          <w:p>
+            <w:pPr>
+              <w:spacing w:after="0"/>
+              <w:jc w:val="left"/>
+            </w:pPr>
+            <w:r>
+              <w:rPr>
+                <w:rFonts w:ascii="맑은 고딕" w:cs="맑은 고딕" w:eastAsia="맑은 고딕" w:hAnsi="맑은 고딕"/>
+                <w:b w:val="false"/>
+                <w:bCs w:val="false"/>
+                <w:color w:val="1a1d23"/>
+                <w:sz w:val="18"/>
+                <w:szCs w:val="18"/>
+              </w:rPr>
+              <w:t xml:space="preserve">상태/기간/작성자 등 검색 필터 추가 여부를 검토해야 한다. 대용량 목록에서도 서버 페이지네이션 성능을 보장해야 한다.</w:t>
+            </w:r>
+          </w:p>
+        </w:tc>
+      </w:tr>
+      <w:tr>
+        <w:tc>
+          <w:tcPr>
+            <w:tcW w:type="dxa" w:w="1300"/>
+            <w:tcMar>
+              <w:top w:type="dxa" w:w="80"/>
+              <w:left w:type="dxa" w:w="100"/>
+              <w:bottom w:type="dxa" w:w="80"/>
+              <w:right w:type="dxa" w:w="100"/>
+            </w:tcMar>
+            <w:vAlign w:val="center"/>
+          </w:tcPr>
+          <w:p>
+            <w:pPr>
+              <w:spacing w:after="0"/>
+              <w:jc w:val="left"/>
+            </w:pPr>
+            <w:r>
+              <w:rPr>
+                <w:rFonts w:ascii="맑은 고딕" w:cs="맑은 고딕" w:eastAsia="맑은 고딕" w:hAnsi="맑은 고딕"/>
+                <w:b w:val="false"/>
+                <w:bCs w:val="false"/>
+                <w:color w:val="1a1d23"/>
+                <w:sz w:val="18"/>
+                <w:szCs w:val="18"/>
+              </w:rPr>
+              <w:t xml:space="preserve">REQ-UX-103</w:t>
+            </w:r>
+          </w:p>
+        </w:tc>
+        <w:tc>
+          <w:tcPr>
+            <w:tcW w:type="dxa" w:w="1600"/>
             <w:tcMar>
               <w:top w:type="dxa" w:w="80"/>
               <w:left w:type="dxa" w:w="100"/>
@@ -14453,38 +15120,68 @@
         </w:tc>
         <w:tc>
           <w:tcPr>
-            <w:tcW w:type="dxa" w:w="7026"/>
-            <w:tcMar>
-              <w:top w:type="dxa" w:w="80"/>
-              <w:left w:type="dxa" w:w="100"/>
-              <w:bottom w:type="dxa" w:w="80"/>
-              <w:right w:type="dxa" w:w="100"/>
-            </w:tcMar>
-            <w:vAlign w:val="center"/>
-          </w:tcPr>
-          <w:p>
-            <w:pPr>
-              <w:spacing w:after="0"/>
-              <w:jc w:val="left"/>
-            </w:pPr>
-            <w:r>
-              <w:rPr>
-                <w:rFonts w:ascii="맑은 고딕" w:cs="맑은 고딕" w:eastAsia="맑은 고딕" w:hAnsi="맑은 고딕"/>
-                <w:b w:val="false"/>
-                <w:bCs w:val="false"/>
-                <w:color w:val="1a1d23"/>
-                <w:sz w:val="18"/>
-                <w:szCs w:val="18"/>
-              </w:rPr>
-              <w:t xml:space="preserve">4단계 플로우 유지. 녹음 중 이탈 방지(페이지 이탈 경고), 업로드 대용량 파일에 대한 청크 업로드/재개 기능 검토</w:t>
-            </w:r>
-          </w:p>
-        </w:tc>
-      </w:tr>
-      <w:tr>
-        <w:tc>
-          <w:tcPr>
-            <w:tcW w:type="dxa" w:w="2000"/>
+            <w:tcW w:type="dxa" w:w="6126"/>
+            <w:tcMar>
+              <w:top w:type="dxa" w:w="80"/>
+              <w:left w:type="dxa" w:w="100"/>
+              <w:bottom w:type="dxa" w:w="80"/>
+              <w:right w:type="dxa" w:w="100"/>
+            </w:tcMar>
+            <w:vAlign w:val="center"/>
+          </w:tcPr>
+          <w:p>
+            <w:pPr>
+              <w:spacing w:after="0"/>
+              <w:jc w:val="left"/>
+            </w:pPr>
+            <w:r>
+              <w:rPr>
+                <w:rFonts w:ascii="맑은 고딕" w:cs="맑은 고딕" w:eastAsia="맑은 고딕" w:hAnsi="맑은 고딕"/>
+                <w:b w:val="false"/>
+                <w:bCs w:val="false"/>
+                <w:color w:val="1a1d23"/>
+                <w:sz w:val="18"/>
+                <w:szCs w:val="18"/>
+              </w:rPr>
+              <w:t xml:space="preserve">4단계 플로우를 유지해야 한다. 녹음 중 페이지 이탈 시 경고를 제공해야 하며, 대용량 파일에 대한 청크 업로드/재개 기능 적용 여부를 검토해야 한다.</w:t>
+            </w:r>
+          </w:p>
+        </w:tc>
+      </w:tr>
+      <w:tr>
+        <w:tc>
+          <w:tcPr>
+            <w:tcW w:type="dxa" w:w="1300"/>
+            <w:shd w:fill="FAFAFA" w:val="clear"/>
+            <w:tcMar>
+              <w:top w:type="dxa" w:w="80"/>
+              <w:left w:type="dxa" w:w="100"/>
+              <w:bottom w:type="dxa" w:w="80"/>
+              <w:right w:type="dxa" w:w="100"/>
+            </w:tcMar>
+            <w:vAlign w:val="center"/>
+          </w:tcPr>
+          <w:p>
+            <w:pPr>
+              <w:spacing w:after="0"/>
+              <w:jc w:val="left"/>
+            </w:pPr>
+            <w:r>
+              <w:rPr>
+                <w:rFonts w:ascii="맑은 고딕" w:cs="맑은 고딕" w:eastAsia="맑은 고딕" w:hAnsi="맑은 고딕"/>
+                <w:b w:val="false"/>
+                <w:bCs w:val="false"/>
+                <w:color w:val="1a1d23"/>
+                <w:sz w:val="18"/>
+                <w:szCs w:val="18"/>
+              </w:rPr>
+              <w:t xml:space="preserve">REQ-UX-104</w:t>
+            </w:r>
+          </w:p>
+        </w:tc>
+        <w:tc>
+          <w:tcPr>
+            <w:tcW w:type="dxa" w:w="1600"/>
             <w:shd w:fill="FAFAFA" w:val="clear"/>
             <w:tcMar>
               <w:top w:type="dxa" w:w="80"/>
@@ -14514,39 +15211,68 @@
         </w:tc>
         <w:tc>
           <w:tcPr>
-            <w:tcW w:type="dxa" w:w="7026"/>
-            <w:shd w:fill="FAFAFA" w:val="clear"/>
-            <w:tcMar>
-              <w:top w:type="dxa" w:w="80"/>
-              <w:left w:type="dxa" w:w="100"/>
-              <w:bottom w:type="dxa" w:w="80"/>
-              <w:right w:type="dxa" w:w="100"/>
-            </w:tcMar>
-            <w:vAlign w:val="center"/>
-          </w:tcPr>
-          <w:p>
-            <w:pPr>
-              <w:spacing w:after="0"/>
-              <w:jc w:val="left"/>
-            </w:pPr>
-            <w:r>
-              <w:rPr>
-                <w:rFonts w:ascii="맑은 고딕" w:cs="맑은 고딕" w:eastAsia="맑은 고딕" w:hAnsi="맑은 고딕"/>
-                <w:b w:val="false"/>
-                <w:bCs w:val="false"/>
-                <w:color w:val="1a1d23"/>
-                <w:sz w:val="18"/>
-                <w:szCs w:val="18"/>
-              </w:rPr>
-              <w:t xml:space="preserve">폴링(3초) → 실시간(WebSocket/SSE) 갱신으로 전환하여 즉시성 향상. 예상 소요시간 안내 추가 검토</w:t>
-            </w:r>
-          </w:p>
-        </w:tc>
-      </w:tr>
-      <w:tr>
-        <w:tc>
-          <w:tcPr>
-            <w:tcW w:type="dxa" w:w="2000"/>
+            <w:tcW w:type="dxa" w:w="6126"/>
+            <w:shd w:fill="FAFAFA" w:val="clear"/>
+            <w:tcMar>
+              <w:top w:type="dxa" w:w="80"/>
+              <w:left w:type="dxa" w:w="100"/>
+              <w:bottom w:type="dxa" w:w="80"/>
+              <w:right w:type="dxa" w:w="100"/>
+            </w:tcMar>
+            <w:vAlign w:val="center"/>
+          </w:tcPr>
+          <w:p>
+            <w:pPr>
+              <w:spacing w:after="0"/>
+              <w:jc w:val="left"/>
+            </w:pPr>
+            <w:r>
+              <w:rPr>
+                <w:rFonts w:ascii="맑은 고딕" w:cs="맑은 고딕" w:eastAsia="맑은 고딕" w:hAnsi="맑은 고딕"/>
+                <w:b w:val="false"/>
+                <w:bCs w:val="false"/>
+                <w:color w:val="1a1d23"/>
+                <w:sz w:val="18"/>
+                <w:szCs w:val="18"/>
+              </w:rPr>
+              <w:t xml:space="preserve">폴링(3초) 방식을 WebSocket 또는 SSE 기반 실시간 갱신으로 전환해야 한다(REQ-BE-008 참고). 예상 소요시간 안내 제공 여부를 검토해야 한다.</w:t>
+            </w:r>
+          </w:p>
+        </w:tc>
+      </w:tr>
+      <w:tr>
+        <w:tc>
+          <w:tcPr>
+            <w:tcW w:type="dxa" w:w="1300"/>
+            <w:tcMar>
+              <w:top w:type="dxa" w:w="80"/>
+              <w:left w:type="dxa" w:w="100"/>
+              <w:bottom w:type="dxa" w:w="80"/>
+              <w:right w:type="dxa" w:w="100"/>
+            </w:tcMar>
+            <w:vAlign w:val="center"/>
+          </w:tcPr>
+          <w:p>
+            <w:pPr>
+              <w:spacing w:after="0"/>
+              <w:jc w:val="left"/>
+            </w:pPr>
+            <w:r>
+              <w:rPr>
+                <w:rFonts w:ascii="맑은 고딕" w:cs="맑은 고딕" w:eastAsia="맑은 고딕" w:hAnsi="맑은 고딕"/>
+                <w:b w:val="false"/>
+                <w:bCs w:val="false"/>
+                <w:color w:val="1a1d23"/>
+                <w:sz w:val="18"/>
+                <w:szCs w:val="18"/>
+              </w:rPr>
+              <w:t xml:space="preserve">REQ-UX-105</w:t>
+            </w:r>
+          </w:p>
+        </w:tc>
+        <w:tc>
+          <w:tcPr>
+            <w:tcW w:type="dxa" w:w="1600"/>
             <w:tcMar>
               <w:top w:type="dxa" w:w="80"/>
               <w:left w:type="dxa" w:w="100"/>
@@ -14575,38 +15301,68 @@
         </w:tc>
         <w:tc>
           <w:tcPr>
-            <w:tcW w:type="dxa" w:w="7026"/>
-            <w:tcMar>
-              <w:top w:type="dxa" w:w="80"/>
-              <w:left w:type="dxa" w:w="100"/>
-              <w:bottom w:type="dxa" w:w="80"/>
-              <w:right w:type="dxa" w:w="100"/>
-            </w:tcMar>
-            <w:vAlign w:val="center"/>
-          </w:tcPr>
-          <w:p>
-            <w:pPr>
-              <w:spacing w:after="0"/>
-              <w:jc w:val="left"/>
-            </w:pPr>
-            <w:r>
-              <w:rPr>
-                <w:rFonts w:ascii="맑은 고딕" w:cs="맑은 고딕" w:eastAsia="맑은 고딕" w:hAnsi="맑은 고딕"/>
-                <w:b w:val="false"/>
-                <w:bCs w:val="false"/>
-                <w:color w:val="1a1d23"/>
-                <w:sz w:val="18"/>
-                <w:szCs w:val="18"/>
-              </w:rPr>
-              <w:t xml:space="preserve">요약(summary) 편집 UI 신규 제공(마크다운 에디터 등), 발화 기록(transcript) 화자분리 지원 여부는 백엔드 ASR 결과 스펙에 맞춰 협의</w:t>
-            </w:r>
-          </w:p>
-        </w:tc>
-      </w:tr>
-      <w:tr>
-        <w:tc>
-          <w:tcPr>
-            <w:tcW w:type="dxa" w:w="2000"/>
+            <w:tcW w:type="dxa" w:w="6126"/>
+            <w:tcMar>
+              <w:top w:type="dxa" w:w="80"/>
+              <w:left w:type="dxa" w:w="100"/>
+              <w:bottom w:type="dxa" w:w="80"/>
+              <w:right w:type="dxa" w:w="100"/>
+            </w:tcMar>
+            <w:vAlign w:val="center"/>
+          </w:tcPr>
+          <w:p>
+            <w:pPr>
+              <w:spacing w:after="0"/>
+              <w:jc w:val="left"/>
+            </w:pPr>
+            <w:r>
+              <w:rPr>
+                <w:rFonts w:ascii="맑은 고딕" w:cs="맑은 고딕" w:eastAsia="맑은 고딕" w:hAnsi="맑은 고딕"/>
+                <w:b w:val="false"/>
+                <w:bCs w:val="false"/>
+                <w:color w:val="1a1d23"/>
+                <w:sz w:val="18"/>
+                <w:szCs w:val="18"/>
+              </w:rPr>
+              <w:t xml:space="preserve">AI 요약(summary) 결과를 직접 수정할 수 있는 편집 UI(마크다운 또는 리치텍스트)를 신규로 제공해야 한다. 화자분리 지원 여부는 백엔드 ASR 결과 스펙에 맞추어 발주사와 협의해야 한다.</w:t>
+            </w:r>
+          </w:p>
+        </w:tc>
+      </w:tr>
+      <w:tr>
+        <w:tc>
+          <w:tcPr>
+            <w:tcW w:type="dxa" w:w="1300"/>
+            <w:shd w:fill="FAFAFA" w:val="clear"/>
+            <w:tcMar>
+              <w:top w:type="dxa" w:w="80"/>
+              <w:left w:type="dxa" w:w="100"/>
+              <w:bottom w:type="dxa" w:w="80"/>
+              <w:right w:type="dxa" w:w="100"/>
+            </w:tcMar>
+            <w:vAlign w:val="center"/>
+          </w:tcPr>
+          <w:p>
+            <w:pPr>
+              <w:spacing w:after="0"/>
+              <w:jc w:val="left"/>
+            </w:pPr>
+            <w:r>
+              <w:rPr>
+                <w:rFonts w:ascii="맑은 고딕" w:cs="맑은 고딕" w:eastAsia="맑은 고딕" w:hAnsi="맑은 고딕"/>
+                <w:b w:val="false"/>
+                <w:bCs w:val="false"/>
+                <w:color w:val="1a1d23"/>
+                <w:sz w:val="18"/>
+                <w:szCs w:val="18"/>
+              </w:rPr>
+              <w:t xml:space="preserve">REQ-UX-106</w:t>
+            </w:r>
+          </w:p>
+        </w:tc>
+        <w:tc>
+          <w:tcPr>
+            <w:tcW w:type="dxa" w:w="1600"/>
             <w:shd w:fill="FAFAFA" w:val="clear"/>
             <w:tcMar>
               <w:top w:type="dxa" w:w="80"/>
@@ -14636,39 +15392,68 @@
         </w:tc>
         <w:tc>
           <w:tcPr>
-            <w:tcW w:type="dxa" w:w="7026"/>
-            <w:shd w:fill="FAFAFA" w:val="clear"/>
-            <w:tcMar>
-              <w:top w:type="dxa" w:w="80"/>
-              <w:left w:type="dxa" w:w="100"/>
-              <w:bottom w:type="dxa" w:w="80"/>
-              <w:right w:type="dxa" w:w="100"/>
-            </w:tcMar>
-            <w:vAlign w:val="center"/>
-          </w:tcPr>
-          <w:p>
-            <w:pPr>
-              <w:spacing w:after="0"/>
-              <w:jc w:val="left"/>
-            </w:pPr>
-            <w:r>
-              <w:rPr>
-                <w:rFonts w:ascii="맑은 고딕" w:cs="맑은 고딕" w:eastAsia="맑은 고딕" w:hAnsi="맑은 고딕"/>
-                <w:b w:val="false"/>
-                <w:bCs w:val="false"/>
-                <w:color w:val="1a1d23"/>
-                <w:sz w:val="18"/>
-                <w:szCs w:val="18"/>
-              </w:rPr>
-              <w:t xml:space="preserve">실제 산출물 스펙(4.5절 참고: TXT 발화원문 미포함 등)과 화면 안내 문구 일치화, DOCX/PDF 템플릿 고도화(회사 표준 회의록 양식 반영)</w:t>
-            </w:r>
-          </w:p>
-        </w:tc>
-      </w:tr>
-      <w:tr>
-        <w:tc>
-          <w:tcPr>
-            <w:tcW w:type="dxa" w:w="2000"/>
+            <w:tcW w:type="dxa" w:w="6126"/>
+            <w:shd w:fill="FAFAFA" w:val="clear"/>
+            <w:tcMar>
+              <w:top w:type="dxa" w:w="80"/>
+              <w:left w:type="dxa" w:w="100"/>
+              <w:bottom w:type="dxa" w:w="80"/>
+              <w:right w:type="dxa" w:w="100"/>
+            </w:tcMar>
+            <w:vAlign w:val="center"/>
+          </w:tcPr>
+          <w:p>
+            <w:pPr>
+              <w:spacing w:after="0"/>
+              <w:jc w:val="left"/>
+            </w:pPr>
+            <w:r>
+              <w:rPr>
+                <w:rFonts w:ascii="맑은 고딕" w:cs="맑은 고딕" w:eastAsia="맑은 고딕" w:hAnsi="맑은 고딕"/>
+                <w:b w:val="false"/>
+                <w:bCs w:val="false"/>
+                <w:color w:val="1a1d23"/>
+                <w:sz w:val="18"/>
+                <w:szCs w:val="18"/>
+              </w:rPr>
+              <w:t xml:space="preserve">실제 산출물과 화면 안내 문구를 일치시켜야 한다(예: TXT 발화원문 포함 여부). DOCX/PDF 템플릿은 회사 표준 회의록 양식에 맞추어 고도화해야 한다.</w:t>
+            </w:r>
+          </w:p>
+        </w:tc>
+      </w:tr>
+      <w:tr>
+        <w:tc>
+          <w:tcPr>
+            <w:tcW w:type="dxa" w:w="1300"/>
+            <w:tcMar>
+              <w:top w:type="dxa" w:w="80"/>
+              <w:left w:type="dxa" w:w="100"/>
+              <w:bottom w:type="dxa" w:w="80"/>
+              <w:right w:type="dxa" w:w="100"/>
+            </w:tcMar>
+            <w:vAlign w:val="center"/>
+          </w:tcPr>
+          <w:p>
+            <w:pPr>
+              <w:spacing w:after="0"/>
+              <w:jc w:val="left"/>
+            </w:pPr>
+            <w:r>
+              <w:rPr>
+                <w:rFonts w:ascii="맑은 고딕" w:cs="맑은 고딕" w:eastAsia="맑은 고딕" w:hAnsi="맑은 고딕"/>
+                <w:b w:val="false"/>
+                <w:bCs w:val="false"/>
+                <w:color w:val="1a1d23"/>
+                <w:sz w:val="18"/>
+                <w:szCs w:val="18"/>
+              </w:rPr>
+              <w:t xml:space="preserve">REQ-UX-107</w:t>
+            </w:r>
+          </w:p>
+        </w:tc>
+        <w:tc>
+          <w:tcPr>
+            <w:tcW w:type="dxa" w:w="1600"/>
             <w:tcMar>
               <w:top w:type="dxa" w:w="80"/>
               <w:left w:type="dxa" w:w="100"/>
@@ -14697,30 +15482,30 @@
         </w:tc>
         <w:tc>
           <w:tcPr>
-            <w:tcW w:type="dxa" w:w="7026"/>
-            <w:tcMar>
-              <w:top w:type="dxa" w:w="80"/>
-              <w:left w:type="dxa" w:w="100"/>
-              <w:bottom w:type="dxa" w:w="80"/>
-              <w:right w:type="dxa" w:w="100"/>
-            </w:tcMar>
-            <w:vAlign w:val="center"/>
-          </w:tcPr>
-          <w:p>
-            <w:pPr>
-              <w:spacing w:after="0"/>
-              <w:jc w:val="left"/>
-            </w:pPr>
-            <w:r>
-              <w:rPr>
-                <w:rFonts w:ascii="맑은 고딕" w:cs="맑은 고딕" w:eastAsia="맑은 고딕" w:hAnsi="맑은 고딕"/>
-                <w:b w:val="false"/>
-                <w:bCs w:val="false"/>
-                <w:color w:val="1a1d23"/>
-                <w:sz w:val="18"/>
-                <w:szCs w:val="18"/>
-              </w:rPr>
-              <w:t xml:space="preserve">기존 기능 유지 + 대용량 데이터에서의 목록 성능/검색 개선</w:t>
+            <w:tcW w:type="dxa" w:w="6126"/>
+            <w:tcMar>
+              <w:top w:type="dxa" w:w="80"/>
+              <w:left w:type="dxa" w:w="100"/>
+              <w:bottom w:type="dxa" w:w="80"/>
+              <w:right w:type="dxa" w:w="100"/>
+            </w:tcMar>
+            <w:vAlign w:val="center"/>
+          </w:tcPr>
+          <w:p>
+            <w:pPr>
+              <w:spacing w:after="0"/>
+              <w:jc w:val="left"/>
+            </w:pPr>
+            <w:r>
+              <w:rPr>
+                <w:rFonts w:ascii="맑은 고딕" w:cs="맑은 고딕" w:eastAsia="맑은 고딕" w:hAnsi="맑은 고딕"/>
+                <w:b w:val="false"/>
+                <w:bCs w:val="false"/>
+                <w:color w:val="1a1d23"/>
+                <w:sz w:val="18"/>
+                <w:szCs w:val="18"/>
+              </w:rPr>
+              <w:t xml:space="preserve">기존 기능을 유지해야 하며, 대용량 데이터에서의 목록 성능과 검색 기능을 개선해야 한다.</w:t>
             </w:r>
           </w:p>
         </w:tc>
@@ -14758,6 +15543,17 @@
     </w:p>
     <w:p>
       <w:pPr>
+        <w:spacing w:after="120" w:before="0" w:line="276"/>
+      </w:pPr>
+      <w:r>
+        <w:rPr>
+          <w:rFonts w:ascii="맑은 고딕" w:cs="맑은 고딕" w:eastAsia="맑은 고딕" w:hAnsi="맑은 고딕"/>
+        </w:rPr>
+        <w:t xml:space="preserve">각 항목에는 고유 식별자(REQ-BE-###)를 부여하며, 모든 항목은 "~해야 한다" 형식의 필수 이행사항이다. 9.4절(기능 확장)은 발주사와의 추가 협의를 전제로 하는 항목으로, 협의·검토 의무를 "~해야 한다"로 명시한다.</w:t>
+      </w:r>
+    </w:p>
+    <w:p>
+      <w:pPr>
         <w:pStyle w:val="Heading2"/>
         <w:spacing w:after="140" w:before="320"/>
       </w:pPr>
@@ -14773,114 +15569,454 @@
         <w:t xml:space="preserve">9.1 보안 강화 (필수)</w:t>
       </w:r>
     </w:p>
-    <w:p>
-      <w:pPr>
-        <w:pStyle w:val="ListParagraph"/>
-        <w:numPr>
-          <w:ilvl w:val="0"/>
-          <w:numId w:val="2"/>
-        </w:numPr>
-        <w:spacing w:after="60" w:line="276"/>
-      </w:pPr>
-      <w:r>
-        <w:rPr>
-          <w:rFonts w:ascii="맑은 고딕" w:cs="맑은 고딕" w:eastAsia="맑은 고딕" w:hAnsi="맑은 고딕"/>
-          <w:sz w:val="20"/>
-          <w:szCs w:val="20"/>
-        </w:rPr>
-        <w:t xml:space="preserve">비밀번호 해시를 bcrypt 또는 argon2 등 검증된 KDF로 교체 (passlib 등). 기존 계정 마이그레이션 전략 포함</w:t>
-      </w:r>
-    </w:p>
-    <w:p>
-      <w:pPr>
-        <w:pStyle w:val="ListParagraph"/>
-        <w:numPr>
-          <w:ilvl w:val="0"/>
-          <w:numId w:val="2"/>
-        </w:numPr>
-        <w:spacing w:after="60" w:line="276"/>
-      </w:pPr>
-      <w:r>
-        <w:rPr>
-          <w:rFonts w:ascii="맑은 고딕" w:cs="맑은 고딕" w:eastAsia="맑은 고딕" w:hAnsi="맑은 고딕"/>
-          <w:sz w:val="20"/>
-          <w:szCs w:val="20"/>
-        </w:rPr>
-        <w:t xml:space="preserve">CORS origin 화이트리스트 적용, 운영/개발 환경별 설정 분리</w:t>
-      </w:r>
-    </w:p>
-    <w:p>
-      <w:pPr>
-        <w:pStyle w:val="ListParagraph"/>
-        <w:numPr>
-          <w:ilvl w:val="0"/>
-          <w:numId w:val="2"/>
-        </w:numPr>
-        <w:spacing w:after="60" w:line="276"/>
-      </w:pPr>
-      <w:r>
-        <w:rPr>
-          <w:rFonts w:ascii="맑은 고딕" w:cs="맑은 고딕" w:eastAsia="맑은 고딕" w:hAnsi="맑은 고딕"/>
-          <w:sz w:val="20"/>
-          <w:szCs w:val="20"/>
-        </w:rPr>
-        <w:t xml:space="preserve">TLS 적용(Nginx 또는 로드밸런서 단), HTTP→HTTPS 리다이렉트</w:t>
-      </w:r>
-    </w:p>
-    <w:p>
-      <w:pPr>
-        <w:pStyle w:val="ListParagraph"/>
-        <w:numPr>
-          <w:ilvl w:val="0"/>
-          <w:numId w:val="2"/>
-        </w:numPr>
-        <w:spacing w:after="60" w:line="276"/>
-      </w:pPr>
-      <w:r>
-        <w:rPr>
-          <w:rFonts w:ascii="맑은 고딕" w:cs="맑은 고딕" w:eastAsia="맑은 고딕" w:hAnsi="맑은 고딕"/>
-          <w:sz w:val="20"/>
-          <w:szCs w:val="20"/>
-        </w:rPr>
-        <w:t xml:space="preserve">로그인 시도 제한(Rate limiting), 계정 잠금 정책 검토</w:t>
-      </w:r>
-    </w:p>
-    <w:p>
-      <w:pPr>
-        <w:pStyle w:val="ListParagraph"/>
-        <w:numPr>
-          <w:ilvl w:val="0"/>
-          <w:numId w:val="2"/>
-        </w:numPr>
-        <w:spacing w:after="60" w:line="276"/>
-      </w:pPr>
-      <w:r>
-        <w:rPr>
-          <w:rFonts w:ascii="맑은 고딕" w:cs="맑은 고딕" w:eastAsia="맑은 고딕" w:hAnsi="맑은 고딕"/>
-          <w:sz w:val="20"/>
-          <w:szCs w:val="20"/>
-        </w:rPr>
-        <w:t xml:space="preserve">업로드 파일 매직바이트 검증 및 필요시 악성코드 스캔 연동 검토</w:t>
-      </w:r>
-    </w:p>
-    <w:p>
-      <w:pPr>
-        <w:pStyle w:val="ListParagraph"/>
-        <w:numPr>
-          <w:ilvl w:val="0"/>
-          <w:numId w:val="2"/>
-        </w:numPr>
-        <w:spacing w:after="60" w:line="276"/>
-      </w:pPr>
-      <w:r>
-        <w:rPr>
-          <w:rFonts w:ascii="맑은 고딕" w:cs="맑은 고딕" w:eastAsia="맑은 고딕" w:hAnsi="맑은 고딕"/>
-          <w:sz w:val="20"/>
-          <w:szCs w:val="20"/>
-        </w:rPr>
-        <w:t xml:space="preserve">회원가입 정책 확정 및 구현 일치화(즉시 활성화 유지 시 문구 정정 / 승인 플로우 채택 시 관리자 승인 UI·API 실동작화)</w:t>
-      </w:r>
-    </w:p>
+    <w:tbl>
+      <w:tblPr>
+        <w:tblW w:type="dxa" w:w="9026"/>
+        <w:tblBorders>
+          <w:top w:val="single" w:color="D2D5DA" w:sz="4"/>
+          <w:left w:val="single" w:color="D2D5DA" w:sz="4"/>
+          <w:bottom w:val="single" w:color="D2D5DA" w:sz="4"/>
+          <w:right w:val="single" w:color="D2D5DA" w:sz="4"/>
+          <w:insideH w:val="single" w:color="E8EAED" w:sz="2"/>
+          <w:insideV w:val="single" w:color="E8EAED" w:sz="2"/>
+        </w:tblBorders>
+      </w:tblPr>
+      <w:tblGrid>
+        <w:gridCol w:w="1300"/>
+        <w:gridCol w:w="7726"/>
+      </w:tblGrid>
+      <w:tr>
+        <w:trPr>
+          <w:tblHeader/>
+        </w:trPr>
+        <w:tc>
+          <w:tcPr>
+            <w:tcW w:type="dxa" w:w="1300"/>
+            <w:shd w:fill="2E3192" w:val="clear"/>
+            <w:tcMar>
+              <w:top w:type="dxa" w:w="80"/>
+              <w:left w:type="dxa" w:w="100"/>
+              <w:bottom w:type="dxa" w:w="80"/>
+              <w:right w:type="dxa" w:w="100"/>
+            </w:tcMar>
+            <w:vAlign w:val="center"/>
+          </w:tcPr>
+          <w:p>
+            <w:pPr>
+              <w:spacing w:after="0"/>
+              <w:jc w:val="left"/>
+            </w:pPr>
+            <w:r>
+              <w:rPr>
+                <w:rFonts w:ascii="맑은 고딕" w:cs="맑은 고딕" w:eastAsia="맑은 고딕" w:hAnsi="맑은 고딕"/>
+                <w:b/>
+                <w:bCs/>
+                <w:color w:val="FFFFFF"/>
+                <w:sz w:val="18"/>
+                <w:szCs w:val="18"/>
+              </w:rPr>
+              <w:t xml:space="preserve">ID</w:t>
+            </w:r>
+          </w:p>
+        </w:tc>
+        <w:tc>
+          <w:tcPr>
+            <w:tcW w:type="dxa" w:w="7726"/>
+            <w:shd w:fill="2E3192" w:val="clear"/>
+            <w:tcMar>
+              <w:top w:type="dxa" w:w="80"/>
+              <w:left w:type="dxa" w:w="100"/>
+              <w:bottom w:type="dxa" w:w="80"/>
+              <w:right w:type="dxa" w:w="100"/>
+            </w:tcMar>
+            <w:vAlign w:val="center"/>
+          </w:tcPr>
+          <w:p>
+            <w:pPr>
+              <w:spacing w:after="0"/>
+              <w:jc w:val="left"/>
+            </w:pPr>
+            <w:r>
+              <w:rPr>
+                <w:rFonts w:ascii="맑은 고딕" w:cs="맑은 고딕" w:eastAsia="맑은 고딕" w:hAnsi="맑은 고딕"/>
+                <w:b/>
+                <w:bCs/>
+                <w:color w:val="FFFFFF"/>
+                <w:sz w:val="18"/>
+                <w:szCs w:val="18"/>
+              </w:rPr>
+              <w:t xml:space="preserve">요구사항</w:t>
+            </w:r>
+          </w:p>
+        </w:tc>
+      </w:tr>
+      <w:tr>
+        <w:tc>
+          <w:tcPr>
+            <w:tcW w:type="dxa" w:w="1300"/>
+            <w:tcMar>
+              <w:top w:type="dxa" w:w="80"/>
+              <w:left w:type="dxa" w:w="100"/>
+              <w:bottom w:type="dxa" w:w="80"/>
+              <w:right w:type="dxa" w:w="100"/>
+            </w:tcMar>
+            <w:vAlign w:val="center"/>
+          </w:tcPr>
+          <w:p>
+            <w:pPr>
+              <w:spacing w:after="0"/>
+              <w:jc w:val="left"/>
+            </w:pPr>
+            <w:r>
+              <w:rPr>
+                <w:rFonts w:ascii="맑은 고딕" w:cs="맑은 고딕" w:eastAsia="맑은 고딕" w:hAnsi="맑은 고딕"/>
+                <w:b w:val="false"/>
+                <w:bCs w:val="false"/>
+                <w:color w:val="1a1d23"/>
+                <w:sz w:val="18"/>
+                <w:szCs w:val="18"/>
+              </w:rPr>
+              <w:t xml:space="preserve">REQ-BE-001</w:t>
+            </w:r>
+          </w:p>
+        </w:tc>
+        <w:tc>
+          <w:tcPr>
+            <w:tcW w:type="dxa" w:w="7726"/>
+            <w:tcMar>
+              <w:top w:type="dxa" w:w="80"/>
+              <w:left w:type="dxa" w:w="100"/>
+              <w:bottom w:type="dxa" w:w="80"/>
+              <w:right w:type="dxa" w:w="100"/>
+            </w:tcMar>
+            <w:vAlign w:val="center"/>
+          </w:tcPr>
+          <w:p>
+            <w:pPr>
+              <w:spacing w:after="0"/>
+              <w:jc w:val="left"/>
+            </w:pPr>
+            <w:r>
+              <w:rPr>
+                <w:rFonts w:ascii="맑은 고딕" w:cs="맑은 고딕" w:eastAsia="맑은 고딕" w:hAnsi="맑은 고딕"/>
+                <w:b w:val="false"/>
+                <w:bCs w:val="false"/>
+                <w:color w:val="1a1d23"/>
+                <w:sz w:val="18"/>
+                <w:szCs w:val="18"/>
+              </w:rPr>
+              <w:t xml:space="preserve">비밀번호 해시 방식을 bcrypt 또는 argon2 등 검증된 KDF로 교체해야 한다. 기존 계정에 대한 마이그레이션 전략을 함께 제시해야 한다.</w:t>
+            </w:r>
+          </w:p>
+        </w:tc>
+      </w:tr>
+      <w:tr>
+        <w:tc>
+          <w:tcPr>
+            <w:tcW w:type="dxa" w:w="1300"/>
+            <w:shd w:fill="FAFAFA" w:val="clear"/>
+            <w:tcMar>
+              <w:top w:type="dxa" w:w="80"/>
+              <w:left w:type="dxa" w:w="100"/>
+              <w:bottom w:type="dxa" w:w="80"/>
+              <w:right w:type="dxa" w:w="100"/>
+            </w:tcMar>
+            <w:vAlign w:val="center"/>
+          </w:tcPr>
+          <w:p>
+            <w:pPr>
+              <w:spacing w:after="0"/>
+              <w:jc w:val="left"/>
+            </w:pPr>
+            <w:r>
+              <w:rPr>
+                <w:rFonts w:ascii="맑은 고딕" w:cs="맑은 고딕" w:eastAsia="맑은 고딕" w:hAnsi="맑은 고딕"/>
+                <w:b w:val="false"/>
+                <w:bCs w:val="false"/>
+                <w:color w:val="1a1d23"/>
+                <w:sz w:val="18"/>
+                <w:szCs w:val="18"/>
+              </w:rPr>
+              <w:t xml:space="preserve">REQ-BE-002</w:t>
+            </w:r>
+          </w:p>
+        </w:tc>
+        <w:tc>
+          <w:tcPr>
+            <w:tcW w:type="dxa" w:w="7726"/>
+            <w:shd w:fill="FAFAFA" w:val="clear"/>
+            <w:tcMar>
+              <w:top w:type="dxa" w:w="80"/>
+              <w:left w:type="dxa" w:w="100"/>
+              <w:bottom w:type="dxa" w:w="80"/>
+              <w:right w:type="dxa" w:w="100"/>
+            </w:tcMar>
+            <w:vAlign w:val="center"/>
+          </w:tcPr>
+          <w:p>
+            <w:pPr>
+              <w:spacing w:after="0"/>
+              <w:jc w:val="left"/>
+            </w:pPr>
+            <w:r>
+              <w:rPr>
+                <w:rFonts w:ascii="맑은 고딕" w:cs="맑은 고딕" w:eastAsia="맑은 고딕" w:hAnsi="맑은 고딕"/>
+                <w:b w:val="false"/>
+                <w:bCs w:val="false"/>
+                <w:color w:val="1a1d23"/>
+                <w:sz w:val="18"/>
+                <w:szCs w:val="18"/>
+              </w:rPr>
+              <w:t xml:space="preserve">CORS는 운영 도메인 화이트리스트 기반으로 제한해야 하며, 운영/개발 환경별로 설정을 분리해야 한다.</w:t>
+            </w:r>
+          </w:p>
+        </w:tc>
+      </w:tr>
+      <w:tr>
+        <w:tc>
+          <w:tcPr>
+            <w:tcW w:type="dxa" w:w="1300"/>
+            <w:tcMar>
+              <w:top w:type="dxa" w:w="80"/>
+              <w:left w:type="dxa" w:w="100"/>
+              <w:bottom w:type="dxa" w:w="80"/>
+              <w:right w:type="dxa" w:w="100"/>
+            </w:tcMar>
+            <w:vAlign w:val="center"/>
+          </w:tcPr>
+          <w:p>
+            <w:pPr>
+              <w:spacing w:after="0"/>
+              <w:jc w:val="left"/>
+            </w:pPr>
+            <w:r>
+              <w:rPr>
+                <w:rFonts w:ascii="맑은 고딕" w:cs="맑은 고딕" w:eastAsia="맑은 고딕" w:hAnsi="맑은 고딕"/>
+                <w:b w:val="false"/>
+                <w:bCs w:val="false"/>
+                <w:color w:val="1a1d23"/>
+                <w:sz w:val="18"/>
+                <w:szCs w:val="18"/>
+              </w:rPr>
+              <w:t xml:space="preserve">REQ-BE-003</w:t>
+            </w:r>
+          </w:p>
+        </w:tc>
+        <w:tc>
+          <w:tcPr>
+            <w:tcW w:type="dxa" w:w="7726"/>
+            <w:tcMar>
+              <w:top w:type="dxa" w:w="80"/>
+              <w:left w:type="dxa" w:w="100"/>
+              <w:bottom w:type="dxa" w:w="80"/>
+              <w:right w:type="dxa" w:w="100"/>
+            </w:tcMar>
+            <w:vAlign w:val="center"/>
+          </w:tcPr>
+          <w:p>
+            <w:pPr>
+              <w:spacing w:after="0"/>
+              <w:jc w:val="left"/>
+            </w:pPr>
+            <w:r>
+              <w:rPr>
+                <w:rFonts w:ascii="맑은 고딕" w:cs="맑은 고딕" w:eastAsia="맑은 고딕" w:hAnsi="맑은 고딕"/>
+                <w:b w:val="false"/>
+                <w:bCs w:val="false"/>
+                <w:color w:val="1a1d23"/>
+                <w:sz w:val="18"/>
+                <w:szCs w:val="18"/>
+              </w:rPr>
+              <w:t xml:space="preserve">운영 환경 배포 시 Nginx 또는 로드밸런서 단에 TLS를 적용해야 하며, HTTP 요청을 HTTPS로 리다이렉트해야 한다.</w:t>
+            </w:r>
+          </w:p>
+        </w:tc>
+      </w:tr>
+      <w:tr>
+        <w:tc>
+          <w:tcPr>
+            <w:tcW w:type="dxa" w:w="1300"/>
+            <w:shd w:fill="FAFAFA" w:val="clear"/>
+            <w:tcMar>
+              <w:top w:type="dxa" w:w="80"/>
+              <w:left w:type="dxa" w:w="100"/>
+              <w:bottom w:type="dxa" w:w="80"/>
+              <w:right w:type="dxa" w:w="100"/>
+            </w:tcMar>
+            <w:vAlign w:val="center"/>
+          </w:tcPr>
+          <w:p>
+            <w:pPr>
+              <w:spacing w:after="0"/>
+              <w:jc w:val="left"/>
+            </w:pPr>
+            <w:r>
+              <w:rPr>
+                <w:rFonts w:ascii="맑은 고딕" w:cs="맑은 고딕" w:eastAsia="맑은 고딕" w:hAnsi="맑은 고딕"/>
+                <w:b w:val="false"/>
+                <w:bCs w:val="false"/>
+                <w:color w:val="1a1d23"/>
+                <w:sz w:val="18"/>
+                <w:szCs w:val="18"/>
+              </w:rPr>
+              <w:t xml:space="preserve">REQ-BE-004</w:t>
+            </w:r>
+          </w:p>
+        </w:tc>
+        <w:tc>
+          <w:tcPr>
+            <w:tcW w:type="dxa" w:w="7726"/>
+            <w:shd w:fill="FAFAFA" w:val="clear"/>
+            <w:tcMar>
+              <w:top w:type="dxa" w:w="80"/>
+              <w:left w:type="dxa" w:w="100"/>
+              <w:bottom w:type="dxa" w:w="80"/>
+              <w:right w:type="dxa" w:w="100"/>
+            </w:tcMar>
+            <w:vAlign w:val="center"/>
+          </w:tcPr>
+          <w:p>
+            <w:pPr>
+              <w:spacing w:after="0"/>
+              <w:jc w:val="left"/>
+            </w:pPr>
+            <w:r>
+              <w:rPr>
+                <w:rFonts w:ascii="맑은 고딕" w:cs="맑은 고딕" w:eastAsia="맑은 고딕" w:hAnsi="맑은 고딕"/>
+                <w:b w:val="false"/>
+                <w:bCs w:val="false"/>
+                <w:color w:val="1a1d23"/>
+                <w:sz w:val="18"/>
+                <w:szCs w:val="18"/>
+              </w:rPr>
+              <w:t xml:space="preserve">로그인 시도 제한(Rate limiting) 및 계정 잠금 정책을 적용해야 한다.</w:t>
+            </w:r>
+          </w:p>
+        </w:tc>
+      </w:tr>
+      <w:tr>
+        <w:tc>
+          <w:tcPr>
+            <w:tcW w:type="dxa" w:w="1300"/>
+            <w:tcMar>
+              <w:top w:type="dxa" w:w="80"/>
+              <w:left w:type="dxa" w:w="100"/>
+              <w:bottom w:type="dxa" w:w="80"/>
+              <w:right w:type="dxa" w:w="100"/>
+            </w:tcMar>
+            <w:vAlign w:val="center"/>
+          </w:tcPr>
+          <w:p>
+            <w:pPr>
+              <w:spacing w:after="0"/>
+              <w:jc w:val="left"/>
+            </w:pPr>
+            <w:r>
+              <w:rPr>
+                <w:rFonts w:ascii="맑은 고딕" w:cs="맑은 고딕" w:eastAsia="맑은 고딕" w:hAnsi="맑은 고딕"/>
+                <w:b w:val="false"/>
+                <w:bCs w:val="false"/>
+                <w:color w:val="1a1d23"/>
+                <w:sz w:val="18"/>
+                <w:szCs w:val="18"/>
+              </w:rPr>
+              <w:t xml:space="preserve">REQ-BE-005</w:t>
+            </w:r>
+          </w:p>
+        </w:tc>
+        <w:tc>
+          <w:tcPr>
+            <w:tcW w:type="dxa" w:w="7726"/>
+            <w:tcMar>
+              <w:top w:type="dxa" w:w="80"/>
+              <w:left w:type="dxa" w:w="100"/>
+              <w:bottom w:type="dxa" w:w="80"/>
+              <w:right w:type="dxa" w:w="100"/>
+            </w:tcMar>
+            <w:vAlign w:val="center"/>
+          </w:tcPr>
+          <w:p>
+            <w:pPr>
+              <w:spacing w:after="0"/>
+              <w:jc w:val="left"/>
+            </w:pPr>
+            <w:r>
+              <w:rPr>
+                <w:rFonts w:ascii="맑은 고딕" w:cs="맑은 고딕" w:eastAsia="맑은 고딕" w:hAnsi="맑은 고딕"/>
+                <w:b w:val="false"/>
+                <w:bCs w:val="false"/>
+                <w:color w:val="1a1d23"/>
+                <w:sz w:val="18"/>
+                <w:szCs w:val="18"/>
+              </w:rPr>
+              <w:t xml:space="preserve">업로드 파일에 대해 매직바이트 기반 시그니처 검증을 수행해야 하며, 필요 시 악성코드 스캔 연동 여부를 검토해야 한다.</w:t>
+            </w:r>
+          </w:p>
+        </w:tc>
+      </w:tr>
+      <w:tr>
+        <w:tc>
+          <w:tcPr>
+            <w:tcW w:type="dxa" w:w="1300"/>
+            <w:shd w:fill="FAFAFA" w:val="clear"/>
+            <w:tcMar>
+              <w:top w:type="dxa" w:w="80"/>
+              <w:left w:type="dxa" w:w="100"/>
+              <w:bottom w:type="dxa" w:w="80"/>
+              <w:right w:type="dxa" w:w="100"/>
+            </w:tcMar>
+            <w:vAlign w:val="center"/>
+          </w:tcPr>
+          <w:p>
+            <w:pPr>
+              <w:spacing w:after="0"/>
+              <w:jc w:val="left"/>
+            </w:pPr>
+            <w:r>
+              <w:rPr>
+                <w:rFonts w:ascii="맑은 고딕" w:cs="맑은 고딕" w:eastAsia="맑은 고딕" w:hAnsi="맑은 고딕"/>
+                <w:b w:val="false"/>
+                <w:bCs w:val="false"/>
+                <w:color w:val="1a1d23"/>
+                <w:sz w:val="18"/>
+                <w:szCs w:val="18"/>
+              </w:rPr>
+              <w:t xml:space="preserve">REQ-BE-006</w:t>
+            </w:r>
+          </w:p>
+        </w:tc>
+        <w:tc>
+          <w:tcPr>
+            <w:tcW w:type="dxa" w:w="7726"/>
+            <w:shd w:fill="FAFAFA" w:val="clear"/>
+            <w:tcMar>
+              <w:top w:type="dxa" w:w="80"/>
+              <w:left w:type="dxa" w:w="100"/>
+              <w:bottom w:type="dxa" w:w="80"/>
+              <w:right w:type="dxa" w:w="100"/>
+            </w:tcMar>
+            <w:vAlign w:val="center"/>
+          </w:tcPr>
+          <w:p>
+            <w:pPr>
+              <w:spacing w:after="0"/>
+              <w:jc w:val="left"/>
+            </w:pPr>
+            <w:r>
+              <w:rPr>
+                <w:rFonts w:ascii="맑은 고딕" w:cs="맑은 고딕" w:eastAsia="맑은 고딕" w:hAnsi="맑은 고딕"/>
+                <w:b w:val="false"/>
+                <w:bCs w:val="false"/>
+                <w:color w:val="1a1d23"/>
+                <w:sz w:val="18"/>
+                <w:szCs w:val="18"/>
+              </w:rPr>
+              <w:t xml:space="preserve">회원가입 정책(즉시 활성화 유지 또는 승인 플로우 도입)을 확정해야 하며, 확정된 정책에 맞추어 안내 문구와 실제 동작을 일치시켜야 한다.</w:t>
+            </w:r>
+          </w:p>
+        </w:tc>
+      </w:tr>
+    </w:tbl>
     <w:p>
       <w:pPr>
         <w:pStyle w:val="Heading2"/>
@@ -14898,96 +16034,392 @@
         <w:t xml:space="preserve">9.2 아키텍처/확장성</w:t>
       </w:r>
     </w:p>
-    <w:p>
-      <w:pPr>
-        <w:pStyle w:val="ListParagraph"/>
-        <w:numPr>
-          <w:ilvl w:val="0"/>
-          <w:numId w:val="2"/>
-        </w:numPr>
-        <w:spacing w:after="60" w:line="276"/>
-      </w:pPr>
-      <w:r>
-        <w:rPr>
-          <w:rFonts w:ascii="맑은 고딕" w:cs="맑은 고딕" w:eastAsia="맑은 고딕" w:hAnsi="맑은 고딕"/>
-          <w:sz w:val="20"/>
-          <w:szCs w:val="20"/>
-        </w:rPr>
-        <w:t xml:space="preserve">파일 저장소를 오브젝트 스토리지(사내 S3 호환 스토리지 등)로 전환하여 API/워커 다중 인스턴스 확장 지원</w:t>
-      </w:r>
-    </w:p>
-    <w:p>
-      <w:pPr>
-        <w:pStyle w:val="ListParagraph"/>
-        <w:numPr>
-          <w:ilvl w:val="0"/>
-          <w:numId w:val="2"/>
-        </w:numPr>
-        <w:spacing w:after="60" w:line="276"/>
-      </w:pPr>
-      <w:r>
-        <w:rPr>
-          <w:rFonts w:ascii="맑은 고딕" w:cs="맑은 고딕" w:eastAsia="맑은 고딕" w:hAnsi="맑은 고딕"/>
-          <w:sz w:val="20"/>
-          <w:szCs w:val="20"/>
-        </w:rPr>
-        <w:t xml:space="preserve">ASR/LLM 파이프라인의 실시간 진행상황 브로드캐스트(WebSocket/SSE) 지원 — Celery 작업 상태를 프론트엔드에 push</w:t>
-      </w:r>
-    </w:p>
-    <w:p>
-      <w:pPr>
-        <w:pStyle w:val="ListParagraph"/>
-        <w:numPr>
-          <w:ilvl w:val="0"/>
-          <w:numId w:val="2"/>
-        </w:numPr>
-        <w:spacing w:after="60" w:line="276"/>
-      </w:pPr>
-      <w:r>
-        <w:rPr>
-          <w:rFonts w:ascii="맑은 고딕" w:cs="맑은 고딕" w:eastAsia="맑은 고딕" w:hAnsi="맑은 고딕"/>
-          <w:sz w:val="20"/>
-          <w:szCs w:val="20"/>
-        </w:rPr>
-        <w:t xml:space="preserve">Celery 워커 동시성/큐 분리(ASR용/LLM용 큐 분리 등) 검토로 처리량 개선</w:t>
-      </w:r>
-    </w:p>
-    <w:p>
-      <w:pPr>
-        <w:pStyle w:val="ListParagraph"/>
-        <w:numPr>
-          <w:ilvl w:val="0"/>
-          <w:numId w:val="2"/>
-        </w:numPr>
-        <w:spacing w:after="60" w:line="276"/>
-      </w:pPr>
-      <w:r>
-        <w:rPr>
-          <w:rFonts w:ascii="맑은 고딕" w:cs="맑은 고딕" w:eastAsia="맑은 고딕" w:hAnsi="맑은 고딕"/>
-          <w:sz w:val="20"/>
-          <w:szCs w:val="20"/>
-        </w:rPr>
-        <w:t xml:space="preserve">decisions/action_items 등 레거시 스키마 정리(7장 이슈 #5), duration_seconds 실값 반영(이슈 #4)</w:t>
-      </w:r>
-    </w:p>
-    <w:p>
-      <w:pPr>
-        <w:pStyle w:val="ListParagraph"/>
-        <w:numPr>
-          <w:ilvl w:val="0"/>
-          <w:numId w:val="2"/>
-        </w:numPr>
-        <w:spacing w:after="60" w:line="276"/>
-      </w:pPr>
-      <w:r>
-        <w:rPr>
-          <w:rFonts w:ascii="맑은 고딕" w:cs="맑은 고딕" w:eastAsia="맑은 고딕" w:hAnsi="맑은 고딕"/>
-          <w:sz w:val="20"/>
-          <w:szCs w:val="20"/>
-        </w:rPr>
-        <w:t xml:space="preserve">API 버전 관리, 공통 에러 응답 포맷 정립</w:t>
-      </w:r>
-    </w:p>
+    <w:tbl>
+      <w:tblPr>
+        <w:tblW w:type="dxa" w:w="9026"/>
+        <w:tblBorders>
+          <w:top w:val="single" w:color="D2D5DA" w:sz="4"/>
+          <w:left w:val="single" w:color="D2D5DA" w:sz="4"/>
+          <w:bottom w:val="single" w:color="D2D5DA" w:sz="4"/>
+          <w:right w:val="single" w:color="D2D5DA" w:sz="4"/>
+          <w:insideH w:val="single" w:color="E8EAED" w:sz="2"/>
+          <w:insideV w:val="single" w:color="E8EAED" w:sz="2"/>
+        </w:tblBorders>
+      </w:tblPr>
+      <w:tblGrid>
+        <w:gridCol w:w="1300"/>
+        <w:gridCol w:w="7726"/>
+      </w:tblGrid>
+      <w:tr>
+        <w:trPr>
+          <w:tblHeader/>
+        </w:trPr>
+        <w:tc>
+          <w:tcPr>
+            <w:tcW w:type="dxa" w:w="1300"/>
+            <w:shd w:fill="2E3192" w:val="clear"/>
+            <w:tcMar>
+              <w:top w:type="dxa" w:w="80"/>
+              <w:left w:type="dxa" w:w="100"/>
+              <w:bottom w:type="dxa" w:w="80"/>
+              <w:right w:type="dxa" w:w="100"/>
+            </w:tcMar>
+            <w:vAlign w:val="center"/>
+          </w:tcPr>
+          <w:p>
+            <w:pPr>
+              <w:spacing w:after="0"/>
+              <w:jc w:val="left"/>
+            </w:pPr>
+            <w:r>
+              <w:rPr>
+                <w:rFonts w:ascii="맑은 고딕" w:cs="맑은 고딕" w:eastAsia="맑은 고딕" w:hAnsi="맑은 고딕"/>
+                <w:b/>
+                <w:bCs/>
+                <w:color w:val="FFFFFF"/>
+                <w:sz w:val="18"/>
+                <w:szCs w:val="18"/>
+              </w:rPr>
+              <w:t xml:space="preserve">ID</w:t>
+            </w:r>
+          </w:p>
+        </w:tc>
+        <w:tc>
+          <w:tcPr>
+            <w:tcW w:type="dxa" w:w="7726"/>
+            <w:shd w:fill="2E3192" w:val="clear"/>
+            <w:tcMar>
+              <w:top w:type="dxa" w:w="80"/>
+              <w:left w:type="dxa" w:w="100"/>
+              <w:bottom w:type="dxa" w:w="80"/>
+              <w:right w:type="dxa" w:w="100"/>
+            </w:tcMar>
+            <w:vAlign w:val="center"/>
+          </w:tcPr>
+          <w:p>
+            <w:pPr>
+              <w:spacing w:after="0"/>
+              <w:jc w:val="left"/>
+            </w:pPr>
+            <w:r>
+              <w:rPr>
+                <w:rFonts w:ascii="맑은 고딕" w:cs="맑은 고딕" w:eastAsia="맑은 고딕" w:hAnsi="맑은 고딕"/>
+                <w:b/>
+                <w:bCs/>
+                <w:color w:val="FFFFFF"/>
+                <w:sz w:val="18"/>
+                <w:szCs w:val="18"/>
+              </w:rPr>
+              <w:t xml:space="preserve">요구사항</w:t>
+            </w:r>
+          </w:p>
+        </w:tc>
+      </w:tr>
+      <w:tr>
+        <w:tc>
+          <w:tcPr>
+            <w:tcW w:type="dxa" w:w="1300"/>
+            <w:tcMar>
+              <w:top w:type="dxa" w:w="80"/>
+              <w:left w:type="dxa" w:w="100"/>
+              <w:bottom w:type="dxa" w:w="80"/>
+              <w:right w:type="dxa" w:w="100"/>
+            </w:tcMar>
+            <w:vAlign w:val="center"/>
+          </w:tcPr>
+          <w:p>
+            <w:pPr>
+              <w:spacing w:after="0"/>
+              <w:jc w:val="left"/>
+            </w:pPr>
+            <w:r>
+              <w:rPr>
+                <w:rFonts w:ascii="맑은 고딕" w:cs="맑은 고딕" w:eastAsia="맑은 고딕" w:hAnsi="맑은 고딕"/>
+                <w:b w:val="false"/>
+                <w:bCs w:val="false"/>
+                <w:color w:val="1a1d23"/>
+                <w:sz w:val="18"/>
+                <w:szCs w:val="18"/>
+              </w:rPr>
+              <w:t xml:space="preserve">REQ-BE-007</w:t>
+            </w:r>
+          </w:p>
+        </w:tc>
+        <w:tc>
+          <w:tcPr>
+            <w:tcW w:type="dxa" w:w="7726"/>
+            <w:tcMar>
+              <w:top w:type="dxa" w:w="80"/>
+              <w:left w:type="dxa" w:w="100"/>
+              <w:bottom w:type="dxa" w:w="80"/>
+              <w:right w:type="dxa" w:w="100"/>
+            </w:tcMar>
+            <w:vAlign w:val="center"/>
+          </w:tcPr>
+          <w:p>
+            <w:pPr>
+              <w:spacing w:after="0"/>
+              <w:jc w:val="left"/>
+            </w:pPr>
+            <w:r>
+              <w:rPr>
+                <w:rFonts w:ascii="맑은 고딕" w:cs="맑은 고딕" w:eastAsia="맑은 고딕" w:hAnsi="맑은 고딕"/>
+                <w:b w:val="false"/>
+                <w:bCs w:val="false"/>
+                <w:color w:val="1a1d23"/>
+                <w:sz w:val="18"/>
+                <w:szCs w:val="18"/>
+              </w:rPr>
+              <w:t xml:space="preserve">업로드 파일 저장소를 오브젝트 스토리지(사내 S3 호환 등)로 전환하여 API/워커 다중 인스턴스 확장을 지원해야 한다.</w:t>
+            </w:r>
+          </w:p>
+        </w:tc>
+      </w:tr>
+      <w:tr>
+        <w:tc>
+          <w:tcPr>
+            <w:tcW w:type="dxa" w:w="1300"/>
+            <w:shd w:fill="FAFAFA" w:val="clear"/>
+            <w:tcMar>
+              <w:top w:type="dxa" w:w="80"/>
+              <w:left w:type="dxa" w:w="100"/>
+              <w:bottom w:type="dxa" w:w="80"/>
+              <w:right w:type="dxa" w:w="100"/>
+            </w:tcMar>
+            <w:vAlign w:val="center"/>
+          </w:tcPr>
+          <w:p>
+            <w:pPr>
+              <w:spacing w:after="0"/>
+              <w:jc w:val="left"/>
+            </w:pPr>
+            <w:r>
+              <w:rPr>
+                <w:rFonts w:ascii="맑은 고딕" w:cs="맑은 고딕" w:eastAsia="맑은 고딕" w:hAnsi="맑은 고딕"/>
+                <w:b w:val="false"/>
+                <w:bCs w:val="false"/>
+                <w:color w:val="1a1d23"/>
+                <w:sz w:val="18"/>
+                <w:szCs w:val="18"/>
+              </w:rPr>
+              <w:t xml:space="preserve">REQ-BE-008</w:t>
+            </w:r>
+          </w:p>
+        </w:tc>
+        <w:tc>
+          <w:tcPr>
+            <w:tcW w:type="dxa" w:w="7726"/>
+            <w:shd w:fill="FAFAFA" w:val="clear"/>
+            <w:tcMar>
+              <w:top w:type="dxa" w:w="80"/>
+              <w:left w:type="dxa" w:w="100"/>
+              <w:bottom w:type="dxa" w:w="80"/>
+              <w:right w:type="dxa" w:w="100"/>
+            </w:tcMar>
+            <w:vAlign w:val="center"/>
+          </w:tcPr>
+          <w:p>
+            <w:pPr>
+              <w:spacing w:after="0"/>
+              <w:jc w:val="left"/>
+            </w:pPr>
+            <w:r>
+              <w:rPr>
+                <w:rFonts w:ascii="맑은 고딕" w:cs="맑은 고딕" w:eastAsia="맑은 고딕" w:hAnsi="맑은 고딕"/>
+                <w:b w:val="false"/>
+                <w:bCs w:val="false"/>
+                <w:color w:val="1a1d23"/>
+                <w:sz w:val="18"/>
+                <w:szCs w:val="18"/>
+              </w:rPr>
+              <w:t xml:space="preserve">ASR/LLM 파이프라인의 진행상황을 WebSocket 또는 SSE로 프론트엔드에 실시간 전달해야 한다.</w:t>
+            </w:r>
+          </w:p>
+        </w:tc>
+      </w:tr>
+      <w:tr>
+        <w:tc>
+          <w:tcPr>
+            <w:tcW w:type="dxa" w:w="1300"/>
+            <w:tcMar>
+              <w:top w:type="dxa" w:w="80"/>
+              <w:left w:type="dxa" w:w="100"/>
+              <w:bottom w:type="dxa" w:w="80"/>
+              <w:right w:type="dxa" w:w="100"/>
+            </w:tcMar>
+            <w:vAlign w:val="center"/>
+          </w:tcPr>
+          <w:p>
+            <w:pPr>
+              <w:spacing w:after="0"/>
+              <w:jc w:val="left"/>
+            </w:pPr>
+            <w:r>
+              <w:rPr>
+                <w:rFonts w:ascii="맑은 고딕" w:cs="맑은 고딕" w:eastAsia="맑은 고딕" w:hAnsi="맑은 고딕"/>
+                <w:b w:val="false"/>
+                <w:bCs w:val="false"/>
+                <w:color w:val="1a1d23"/>
+                <w:sz w:val="18"/>
+                <w:szCs w:val="18"/>
+              </w:rPr>
+              <w:t xml:space="preserve">REQ-BE-009</w:t>
+            </w:r>
+          </w:p>
+        </w:tc>
+        <w:tc>
+          <w:tcPr>
+            <w:tcW w:type="dxa" w:w="7726"/>
+            <w:tcMar>
+              <w:top w:type="dxa" w:w="80"/>
+              <w:left w:type="dxa" w:w="100"/>
+              <w:bottom w:type="dxa" w:w="80"/>
+              <w:right w:type="dxa" w:w="100"/>
+            </w:tcMar>
+            <w:vAlign w:val="center"/>
+          </w:tcPr>
+          <w:p>
+            <w:pPr>
+              <w:spacing w:after="0"/>
+              <w:jc w:val="left"/>
+            </w:pPr>
+            <w:r>
+              <w:rPr>
+                <w:rFonts w:ascii="맑은 고딕" w:cs="맑은 고딕" w:eastAsia="맑은 고딕" w:hAnsi="맑은 고딕"/>
+                <w:b w:val="false"/>
+                <w:bCs w:val="false"/>
+                <w:color w:val="1a1d23"/>
+                <w:sz w:val="18"/>
+                <w:szCs w:val="18"/>
+              </w:rPr>
+              <w:t xml:space="preserve">Celery 큐를 용도별(ASR용/LLM용 등)로 분리하는 방안을 검토하여 처리량을 개선해야 한다.</w:t>
+            </w:r>
+          </w:p>
+        </w:tc>
+      </w:tr>
+      <w:tr>
+        <w:tc>
+          <w:tcPr>
+            <w:tcW w:type="dxa" w:w="1300"/>
+            <w:shd w:fill="FAFAFA" w:val="clear"/>
+            <w:tcMar>
+              <w:top w:type="dxa" w:w="80"/>
+              <w:left w:type="dxa" w:w="100"/>
+              <w:bottom w:type="dxa" w:w="80"/>
+              <w:right w:type="dxa" w:w="100"/>
+            </w:tcMar>
+            <w:vAlign w:val="center"/>
+          </w:tcPr>
+          <w:p>
+            <w:pPr>
+              <w:spacing w:after="0"/>
+              <w:jc w:val="left"/>
+            </w:pPr>
+            <w:r>
+              <w:rPr>
+                <w:rFonts w:ascii="맑은 고딕" w:cs="맑은 고딕" w:eastAsia="맑은 고딕" w:hAnsi="맑은 고딕"/>
+                <w:b w:val="false"/>
+                <w:bCs w:val="false"/>
+                <w:color w:val="1a1d23"/>
+                <w:sz w:val="18"/>
+                <w:szCs w:val="18"/>
+              </w:rPr>
+              <w:t xml:space="preserve">REQ-BE-010</w:t>
+            </w:r>
+          </w:p>
+        </w:tc>
+        <w:tc>
+          <w:tcPr>
+            <w:tcW w:type="dxa" w:w="7726"/>
+            <w:shd w:fill="FAFAFA" w:val="clear"/>
+            <w:tcMar>
+              <w:top w:type="dxa" w:w="80"/>
+              <w:left w:type="dxa" w:w="100"/>
+              <w:bottom w:type="dxa" w:w="80"/>
+              <w:right w:type="dxa" w:w="100"/>
+            </w:tcMar>
+            <w:vAlign w:val="center"/>
+          </w:tcPr>
+          <w:p>
+            <w:pPr>
+              <w:spacing w:after="0"/>
+              <w:jc w:val="left"/>
+            </w:pPr>
+            <w:r>
+              <w:rPr>
+                <w:rFonts w:ascii="맑은 고딕" w:cs="맑은 고딕" w:eastAsia="맑은 고딕" w:hAnsi="맑은 고딕"/>
+                <w:b w:val="false"/>
+                <w:bCs w:val="false"/>
+                <w:color w:val="1a1d23"/>
+                <w:sz w:val="18"/>
+                <w:szCs w:val="18"/>
+              </w:rPr>
+              <w:t xml:space="preserve">decisions/action_items 등 레거시 스키마를 정리해야 하며, duration_seconds에 실값을 반영해야 한다.</w:t>
+            </w:r>
+          </w:p>
+        </w:tc>
+      </w:tr>
+      <w:tr>
+        <w:tc>
+          <w:tcPr>
+            <w:tcW w:type="dxa" w:w="1300"/>
+            <w:tcMar>
+              <w:top w:type="dxa" w:w="80"/>
+              <w:left w:type="dxa" w:w="100"/>
+              <w:bottom w:type="dxa" w:w="80"/>
+              <w:right w:type="dxa" w:w="100"/>
+            </w:tcMar>
+            <w:vAlign w:val="center"/>
+          </w:tcPr>
+          <w:p>
+            <w:pPr>
+              <w:spacing w:after="0"/>
+              <w:jc w:val="left"/>
+            </w:pPr>
+            <w:r>
+              <w:rPr>
+                <w:rFonts w:ascii="맑은 고딕" w:cs="맑은 고딕" w:eastAsia="맑은 고딕" w:hAnsi="맑은 고딕"/>
+                <w:b w:val="false"/>
+                <w:bCs w:val="false"/>
+                <w:color w:val="1a1d23"/>
+                <w:sz w:val="18"/>
+                <w:szCs w:val="18"/>
+              </w:rPr>
+              <w:t xml:space="preserve">REQ-BE-011</w:t>
+            </w:r>
+          </w:p>
+        </w:tc>
+        <w:tc>
+          <w:tcPr>
+            <w:tcW w:type="dxa" w:w="7726"/>
+            <w:tcMar>
+              <w:top w:type="dxa" w:w="80"/>
+              <w:left w:type="dxa" w:w="100"/>
+              <w:bottom w:type="dxa" w:w="80"/>
+              <w:right w:type="dxa" w:w="100"/>
+            </w:tcMar>
+            <w:vAlign w:val="center"/>
+          </w:tcPr>
+          <w:p>
+            <w:pPr>
+              <w:spacing w:after="0"/>
+              <w:jc w:val="left"/>
+            </w:pPr>
+            <w:r>
+              <w:rPr>
+                <w:rFonts w:ascii="맑은 고딕" w:cs="맑은 고딕" w:eastAsia="맑은 고딕" w:hAnsi="맑은 고딕"/>
+                <w:b w:val="false"/>
+                <w:bCs w:val="false"/>
+                <w:color w:val="1a1d23"/>
+                <w:sz w:val="18"/>
+                <w:szCs w:val="18"/>
+              </w:rPr>
+              <w:t xml:space="preserve">API 버전 관리 체계와 공통 에러 응답 포맷을 정립해야 하며, 실제 사용하지 않는 의존성(예: 미연결 Anthropic SDK)을 정리해야 한다.</w:t>
+            </w:r>
+          </w:p>
+        </w:tc>
+      </w:tr>
+    </w:tbl>
     <w:p>
       <w:pPr>
         <w:pStyle w:val="Heading2"/>
@@ -15005,96 +16437,392 @@
         <w:t xml:space="preserve">9.3 운영/품질</w:t>
       </w:r>
     </w:p>
-    <w:p>
-      <w:pPr>
-        <w:pStyle w:val="ListParagraph"/>
-        <w:numPr>
-          <w:ilvl w:val="0"/>
-          <w:numId w:val="2"/>
-        </w:numPr>
-        <w:spacing w:after="60" w:line="276"/>
-      </w:pPr>
-      <w:r>
-        <w:rPr>
-          <w:rFonts w:ascii="맑은 고딕" w:cs="맑은 고딕" w:eastAsia="맑은 고딕" w:hAnsi="맑은 고딕"/>
-          <w:sz w:val="20"/>
-          <w:szCs w:val="20"/>
-        </w:rPr>
-        <w:t xml:space="preserve">단위/통합 테스트 커버리지 확보 (pytest 등), 주요 파이프라인(업로드→ASR→LLM→저장)에 대한 통합 테스트 필수</w:t>
-      </w:r>
-    </w:p>
-    <w:p>
-      <w:pPr>
-        <w:pStyle w:val="ListParagraph"/>
-        <w:numPr>
-          <w:ilvl w:val="0"/>
-          <w:numId w:val="2"/>
-        </w:numPr>
-        <w:spacing w:after="60" w:line="276"/>
-      </w:pPr>
-      <w:r>
-        <w:rPr>
-          <w:rFonts w:ascii="맑은 고딕" w:cs="맑은 고딕" w:eastAsia="맑은 고딕" w:hAnsi="맑은 고딕"/>
-          <w:sz w:val="20"/>
-          <w:szCs w:val="20"/>
-        </w:rPr>
-        <w:t xml:space="preserve">CI/CD 파이프라인 구축 (Lint/Test/Build/배포 자동화)</w:t>
-      </w:r>
-    </w:p>
-    <w:p>
-      <w:pPr>
-        <w:pStyle w:val="ListParagraph"/>
-        <w:numPr>
-          <w:ilvl w:val="0"/>
-          <w:numId w:val="2"/>
-        </w:numPr>
-        <w:spacing w:after="60" w:line="276"/>
-      </w:pPr>
-      <w:r>
-        <w:rPr>
-          <w:rFonts w:ascii="맑은 고딕" w:cs="맑은 고딕" w:eastAsia="맑은 고딕" w:hAnsi="맑은 고딕"/>
-          <w:sz w:val="20"/>
-          <w:szCs w:val="20"/>
-        </w:rPr>
-        <w:t xml:space="preserve">구조화 로깅 + 에러 트래킹/모니터링(APM) 연동, 헬스체크 고도화</w:t>
-      </w:r>
-    </w:p>
-    <w:p>
-      <w:pPr>
-        <w:pStyle w:val="ListParagraph"/>
-        <w:numPr>
-          <w:ilvl w:val="0"/>
-          <w:numId w:val="2"/>
-        </w:numPr>
-        <w:spacing w:after="60" w:line="276"/>
-      </w:pPr>
-      <w:r>
-        <w:rPr>
-          <w:rFonts w:ascii="맑은 고딕" w:cs="맑은 고딕" w:eastAsia="맑은 고딕" w:hAnsi="맑은 고딕"/>
-          <w:sz w:val="20"/>
-          <w:szCs w:val="20"/>
-        </w:rPr>
-        <w:t xml:space="preserve">DB 백업/복구 전략 및 문서화, 장애 대응 런북(runbook) 작성</w:t>
-      </w:r>
-    </w:p>
-    <w:p>
-      <w:pPr>
-        <w:pStyle w:val="ListParagraph"/>
-        <w:numPr>
-          <w:ilvl w:val="0"/>
-          <w:numId w:val="2"/>
-        </w:numPr>
-        <w:spacing w:after="60" w:line="276"/>
-      </w:pPr>
-      <w:r>
-        <w:rPr>
-          <w:rFonts w:ascii="맑은 고딕" w:cs="맑은 고딕" w:eastAsia="맑은 고딕" w:hAnsi="맑은 고딕"/>
-          <w:sz w:val="20"/>
-          <w:szCs w:val="20"/>
-        </w:rPr>
-        <w:t xml:space="preserve">API 문서화 최신화 (FastAPI 자동생성 /api/docs 유지 + 별도 연동 가이드 문서)</w:t>
-      </w:r>
-    </w:p>
+    <w:tbl>
+      <w:tblPr>
+        <w:tblW w:type="dxa" w:w="9026"/>
+        <w:tblBorders>
+          <w:top w:val="single" w:color="D2D5DA" w:sz="4"/>
+          <w:left w:val="single" w:color="D2D5DA" w:sz="4"/>
+          <w:bottom w:val="single" w:color="D2D5DA" w:sz="4"/>
+          <w:right w:val="single" w:color="D2D5DA" w:sz="4"/>
+          <w:insideH w:val="single" w:color="E8EAED" w:sz="2"/>
+          <w:insideV w:val="single" w:color="E8EAED" w:sz="2"/>
+        </w:tblBorders>
+      </w:tblPr>
+      <w:tblGrid>
+        <w:gridCol w:w="1300"/>
+        <w:gridCol w:w="7726"/>
+      </w:tblGrid>
+      <w:tr>
+        <w:trPr>
+          <w:tblHeader/>
+        </w:trPr>
+        <w:tc>
+          <w:tcPr>
+            <w:tcW w:type="dxa" w:w="1300"/>
+            <w:shd w:fill="2E3192" w:val="clear"/>
+            <w:tcMar>
+              <w:top w:type="dxa" w:w="80"/>
+              <w:left w:type="dxa" w:w="100"/>
+              <w:bottom w:type="dxa" w:w="80"/>
+              <w:right w:type="dxa" w:w="100"/>
+            </w:tcMar>
+            <w:vAlign w:val="center"/>
+          </w:tcPr>
+          <w:p>
+            <w:pPr>
+              <w:spacing w:after="0"/>
+              <w:jc w:val="left"/>
+            </w:pPr>
+            <w:r>
+              <w:rPr>
+                <w:rFonts w:ascii="맑은 고딕" w:cs="맑은 고딕" w:eastAsia="맑은 고딕" w:hAnsi="맑은 고딕"/>
+                <w:b/>
+                <w:bCs/>
+                <w:color w:val="FFFFFF"/>
+                <w:sz w:val="18"/>
+                <w:szCs w:val="18"/>
+              </w:rPr>
+              <w:t xml:space="preserve">ID</w:t>
+            </w:r>
+          </w:p>
+        </w:tc>
+        <w:tc>
+          <w:tcPr>
+            <w:tcW w:type="dxa" w:w="7726"/>
+            <w:shd w:fill="2E3192" w:val="clear"/>
+            <w:tcMar>
+              <w:top w:type="dxa" w:w="80"/>
+              <w:left w:type="dxa" w:w="100"/>
+              <w:bottom w:type="dxa" w:w="80"/>
+              <w:right w:type="dxa" w:w="100"/>
+            </w:tcMar>
+            <w:vAlign w:val="center"/>
+          </w:tcPr>
+          <w:p>
+            <w:pPr>
+              <w:spacing w:after="0"/>
+              <w:jc w:val="left"/>
+            </w:pPr>
+            <w:r>
+              <w:rPr>
+                <w:rFonts w:ascii="맑은 고딕" w:cs="맑은 고딕" w:eastAsia="맑은 고딕" w:hAnsi="맑은 고딕"/>
+                <w:b/>
+                <w:bCs/>
+                <w:color w:val="FFFFFF"/>
+                <w:sz w:val="18"/>
+                <w:szCs w:val="18"/>
+              </w:rPr>
+              <w:t xml:space="preserve">요구사항</w:t>
+            </w:r>
+          </w:p>
+        </w:tc>
+      </w:tr>
+      <w:tr>
+        <w:tc>
+          <w:tcPr>
+            <w:tcW w:type="dxa" w:w="1300"/>
+            <w:tcMar>
+              <w:top w:type="dxa" w:w="80"/>
+              <w:left w:type="dxa" w:w="100"/>
+              <w:bottom w:type="dxa" w:w="80"/>
+              <w:right w:type="dxa" w:w="100"/>
+            </w:tcMar>
+            <w:vAlign w:val="center"/>
+          </w:tcPr>
+          <w:p>
+            <w:pPr>
+              <w:spacing w:after="0"/>
+              <w:jc w:val="left"/>
+            </w:pPr>
+            <w:r>
+              <w:rPr>
+                <w:rFonts w:ascii="맑은 고딕" w:cs="맑은 고딕" w:eastAsia="맑은 고딕" w:hAnsi="맑은 고딕"/>
+                <w:b w:val="false"/>
+                <w:bCs w:val="false"/>
+                <w:color w:val="1a1d23"/>
+                <w:sz w:val="18"/>
+                <w:szCs w:val="18"/>
+              </w:rPr>
+              <w:t xml:space="preserve">REQ-BE-012</w:t>
+            </w:r>
+          </w:p>
+        </w:tc>
+        <w:tc>
+          <w:tcPr>
+            <w:tcW w:type="dxa" w:w="7726"/>
+            <w:tcMar>
+              <w:top w:type="dxa" w:w="80"/>
+              <w:left w:type="dxa" w:w="100"/>
+              <w:bottom w:type="dxa" w:w="80"/>
+              <w:right w:type="dxa" w:w="100"/>
+            </w:tcMar>
+            <w:vAlign w:val="center"/>
+          </w:tcPr>
+          <w:p>
+            <w:pPr>
+              <w:spacing w:after="0"/>
+              <w:jc w:val="left"/>
+            </w:pPr>
+            <w:r>
+              <w:rPr>
+                <w:rFonts w:ascii="맑은 고딕" w:cs="맑은 고딕" w:eastAsia="맑은 고딕" w:hAnsi="맑은 고딕"/>
+                <w:b w:val="false"/>
+                <w:bCs w:val="false"/>
+                <w:color w:val="1a1d23"/>
+                <w:sz w:val="18"/>
+                <w:szCs w:val="18"/>
+              </w:rPr>
+              <w:t xml:space="preserve">주요 파이프라인(업로드→ASR→LLM→저장)에 대한 단위·통합 테스트를 작성해야 한다.</w:t>
+            </w:r>
+          </w:p>
+        </w:tc>
+      </w:tr>
+      <w:tr>
+        <w:tc>
+          <w:tcPr>
+            <w:tcW w:type="dxa" w:w="1300"/>
+            <w:shd w:fill="FAFAFA" w:val="clear"/>
+            <w:tcMar>
+              <w:top w:type="dxa" w:w="80"/>
+              <w:left w:type="dxa" w:w="100"/>
+              <w:bottom w:type="dxa" w:w="80"/>
+              <w:right w:type="dxa" w:w="100"/>
+            </w:tcMar>
+            <w:vAlign w:val="center"/>
+          </w:tcPr>
+          <w:p>
+            <w:pPr>
+              <w:spacing w:after="0"/>
+              <w:jc w:val="left"/>
+            </w:pPr>
+            <w:r>
+              <w:rPr>
+                <w:rFonts w:ascii="맑은 고딕" w:cs="맑은 고딕" w:eastAsia="맑은 고딕" w:hAnsi="맑은 고딕"/>
+                <w:b w:val="false"/>
+                <w:bCs w:val="false"/>
+                <w:color w:val="1a1d23"/>
+                <w:sz w:val="18"/>
+                <w:szCs w:val="18"/>
+              </w:rPr>
+              <w:t xml:space="preserve">REQ-BE-013</w:t>
+            </w:r>
+          </w:p>
+        </w:tc>
+        <w:tc>
+          <w:tcPr>
+            <w:tcW w:type="dxa" w:w="7726"/>
+            <w:shd w:fill="FAFAFA" w:val="clear"/>
+            <w:tcMar>
+              <w:top w:type="dxa" w:w="80"/>
+              <w:left w:type="dxa" w:w="100"/>
+              <w:bottom w:type="dxa" w:w="80"/>
+              <w:right w:type="dxa" w:w="100"/>
+            </w:tcMar>
+            <w:vAlign w:val="center"/>
+          </w:tcPr>
+          <w:p>
+            <w:pPr>
+              <w:spacing w:after="0"/>
+              <w:jc w:val="left"/>
+            </w:pPr>
+            <w:r>
+              <w:rPr>
+                <w:rFonts w:ascii="맑은 고딕" w:cs="맑은 고딕" w:eastAsia="맑은 고딕" w:hAnsi="맑은 고딕"/>
+                <w:b w:val="false"/>
+                <w:bCs w:val="false"/>
+                <w:color w:val="1a1d23"/>
+                <w:sz w:val="18"/>
+                <w:szCs w:val="18"/>
+              </w:rPr>
+              <w:t xml:space="preserve">Lint/Test/Build/배포를 자동화하는 CI/CD 파이프라인을 구축해야 한다.</w:t>
+            </w:r>
+          </w:p>
+        </w:tc>
+      </w:tr>
+      <w:tr>
+        <w:tc>
+          <w:tcPr>
+            <w:tcW w:type="dxa" w:w="1300"/>
+            <w:tcMar>
+              <w:top w:type="dxa" w:w="80"/>
+              <w:left w:type="dxa" w:w="100"/>
+              <w:bottom w:type="dxa" w:w="80"/>
+              <w:right w:type="dxa" w:w="100"/>
+            </w:tcMar>
+            <w:vAlign w:val="center"/>
+          </w:tcPr>
+          <w:p>
+            <w:pPr>
+              <w:spacing w:after="0"/>
+              <w:jc w:val="left"/>
+            </w:pPr>
+            <w:r>
+              <w:rPr>
+                <w:rFonts w:ascii="맑은 고딕" w:cs="맑은 고딕" w:eastAsia="맑은 고딕" w:hAnsi="맑은 고딕"/>
+                <w:b w:val="false"/>
+                <w:bCs w:val="false"/>
+                <w:color w:val="1a1d23"/>
+                <w:sz w:val="18"/>
+                <w:szCs w:val="18"/>
+              </w:rPr>
+              <w:t xml:space="preserve">REQ-BE-014</w:t>
+            </w:r>
+          </w:p>
+        </w:tc>
+        <w:tc>
+          <w:tcPr>
+            <w:tcW w:type="dxa" w:w="7726"/>
+            <w:tcMar>
+              <w:top w:type="dxa" w:w="80"/>
+              <w:left w:type="dxa" w:w="100"/>
+              <w:bottom w:type="dxa" w:w="80"/>
+              <w:right w:type="dxa" w:w="100"/>
+            </w:tcMar>
+            <w:vAlign w:val="center"/>
+          </w:tcPr>
+          <w:p>
+            <w:pPr>
+              <w:spacing w:after="0"/>
+              <w:jc w:val="left"/>
+            </w:pPr>
+            <w:r>
+              <w:rPr>
+                <w:rFonts w:ascii="맑은 고딕" w:cs="맑은 고딕" w:eastAsia="맑은 고딕" w:hAnsi="맑은 고딕"/>
+                <w:b w:val="false"/>
+                <w:bCs w:val="false"/>
+                <w:color w:val="1a1d23"/>
+                <w:sz w:val="18"/>
+                <w:szCs w:val="18"/>
+              </w:rPr>
+              <w:t xml:space="preserve">구조화 로깅과 에러 트래킹/모니터링(APM)을 연동해야 하며, 헬스체크를 고도화해야 한다.</w:t>
+            </w:r>
+          </w:p>
+        </w:tc>
+      </w:tr>
+      <w:tr>
+        <w:tc>
+          <w:tcPr>
+            <w:tcW w:type="dxa" w:w="1300"/>
+            <w:shd w:fill="FAFAFA" w:val="clear"/>
+            <w:tcMar>
+              <w:top w:type="dxa" w:w="80"/>
+              <w:left w:type="dxa" w:w="100"/>
+              <w:bottom w:type="dxa" w:w="80"/>
+              <w:right w:type="dxa" w:w="100"/>
+            </w:tcMar>
+            <w:vAlign w:val="center"/>
+          </w:tcPr>
+          <w:p>
+            <w:pPr>
+              <w:spacing w:after="0"/>
+              <w:jc w:val="left"/>
+            </w:pPr>
+            <w:r>
+              <w:rPr>
+                <w:rFonts w:ascii="맑은 고딕" w:cs="맑은 고딕" w:eastAsia="맑은 고딕" w:hAnsi="맑은 고딕"/>
+                <w:b w:val="false"/>
+                <w:bCs w:val="false"/>
+                <w:color w:val="1a1d23"/>
+                <w:sz w:val="18"/>
+                <w:szCs w:val="18"/>
+              </w:rPr>
+              <w:t xml:space="preserve">REQ-BE-015</w:t>
+            </w:r>
+          </w:p>
+        </w:tc>
+        <w:tc>
+          <w:tcPr>
+            <w:tcW w:type="dxa" w:w="7726"/>
+            <w:shd w:fill="FAFAFA" w:val="clear"/>
+            <w:tcMar>
+              <w:top w:type="dxa" w:w="80"/>
+              <w:left w:type="dxa" w:w="100"/>
+              <w:bottom w:type="dxa" w:w="80"/>
+              <w:right w:type="dxa" w:w="100"/>
+            </w:tcMar>
+            <w:vAlign w:val="center"/>
+          </w:tcPr>
+          <w:p>
+            <w:pPr>
+              <w:spacing w:after="0"/>
+              <w:jc w:val="left"/>
+            </w:pPr>
+            <w:r>
+              <w:rPr>
+                <w:rFonts w:ascii="맑은 고딕" w:cs="맑은 고딕" w:eastAsia="맑은 고딕" w:hAnsi="맑은 고딕"/>
+                <w:b w:val="false"/>
+                <w:bCs w:val="false"/>
+                <w:color w:val="1a1d23"/>
+                <w:sz w:val="18"/>
+                <w:szCs w:val="18"/>
+              </w:rPr>
+              <w:t xml:space="preserve">DB 백업/복구 전략을 수립하고 문서화해야 하며, 장애 대응 런북(runbook)을 작성해야 한다.</w:t>
+            </w:r>
+          </w:p>
+        </w:tc>
+      </w:tr>
+      <w:tr>
+        <w:tc>
+          <w:tcPr>
+            <w:tcW w:type="dxa" w:w="1300"/>
+            <w:tcMar>
+              <w:top w:type="dxa" w:w="80"/>
+              <w:left w:type="dxa" w:w="100"/>
+              <w:bottom w:type="dxa" w:w="80"/>
+              <w:right w:type="dxa" w:w="100"/>
+            </w:tcMar>
+            <w:vAlign w:val="center"/>
+          </w:tcPr>
+          <w:p>
+            <w:pPr>
+              <w:spacing w:after="0"/>
+              <w:jc w:val="left"/>
+            </w:pPr>
+            <w:r>
+              <w:rPr>
+                <w:rFonts w:ascii="맑은 고딕" w:cs="맑은 고딕" w:eastAsia="맑은 고딕" w:hAnsi="맑은 고딕"/>
+                <w:b w:val="false"/>
+                <w:bCs w:val="false"/>
+                <w:color w:val="1a1d23"/>
+                <w:sz w:val="18"/>
+                <w:szCs w:val="18"/>
+              </w:rPr>
+              <w:t xml:space="preserve">REQ-BE-016</w:t>
+            </w:r>
+          </w:p>
+        </w:tc>
+        <w:tc>
+          <w:tcPr>
+            <w:tcW w:type="dxa" w:w="7726"/>
+            <w:tcMar>
+              <w:top w:type="dxa" w:w="80"/>
+              <w:left w:type="dxa" w:w="100"/>
+              <w:bottom w:type="dxa" w:w="80"/>
+              <w:right w:type="dxa" w:w="100"/>
+            </w:tcMar>
+            <w:vAlign w:val="center"/>
+          </w:tcPr>
+          <w:p>
+            <w:pPr>
+              <w:spacing w:after="0"/>
+              <w:jc w:val="left"/>
+            </w:pPr>
+            <w:r>
+              <w:rPr>
+                <w:rFonts w:ascii="맑은 고딕" w:cs="맑은 고딕" w:eastAsia="맑은 고딕" w:hAnsi="맑은 고딕"/>
+                <w:b w:val="false"/>
+                <w:bCs w:val="false"/>
+                <w:color w:val="1a1d23"/>
+                <w:sz w:val="18"/>
+                <w:szCs w:val="18"/>
+              </w:rPr>
+              <w:t xml:space="preserve">API 문서(/api/docs)를 최신 상태로 유지해야 하며, 별도의 연동 가이드 문서를 작성해야 한다.</w:t>
+            </w:r>
+          </w:p>
+        </w:tc>
+      </w:tr>
+    </w:tbl>
     <w:p>
       <w:pPr>
         <w:pStyle w:val="Heading2"/>
@@ -15112,78 +16840,332 @@
         <w:t xml:space="preserve">9.4 기능 확장 (협의 사항)</w:t>
       </w:r>
     </w:p>
-    <w:p>
-      <w:pPr>
-        <w:pStyle w:val="ListParagraph"/>
-        <w:numPr>
-          <w:ilvl w:val="0"/>
-          <w:numId w:val="2"/>
-        </w:numPr>
-        <w:spacing w:after="60" w:line="276"/>
-      </w:pPr>
-      <w:r>
-        <w:rPr>
-          <w:rFonts w:ascii="맑은 고딕" w:cs="맑은 고딕" w:eastAsia="맑은 고딕" w:hAnsi="맑은 고딕"/>
-          <w:sz w:val="20"/>
-          <w:szCs w:val="20"/>
-        </w:rPr>
-        <w:t xml:space="preserve">회의록 요약 결과에 대한 재생성/버전 관리 기능</w:t>
-      </w:r>
-    </w:p>
-    <w:p>
-      <w:pPr>
-        <w:pStyle w:val="ListParagraph"/>
-        <w:numPr>
-          <w:ilvl w:val="0"/>
-          <w:numId w:val="2"/>
-        </w:numPr>
-        <w:spacing w:after="60" w:line="276"/>
-      </w:pPr>
-      <w:r>
-        <w:rPr>
-          <w:rFonts w:ascii="맑은 고딕" w:cs="맑은 고딕" w:eastAsia="맑은 고딕" w:hAnsi="맑은 고딕"/>
-          <w:sz w:val="20"/>
-          <w:szCs w:val="20"/>
-        </w:rPr>
-        <w:t xml:space="preserve">화자 분리(Speaker Diarization) ASR 지원 여부 및 발화 기록 화면 표시 방식 결정</w:t>
-      </w:r>
-    </w:p>
-    <w:p>
-      <w:pPr>
-        <w:pStyle w:val="ListParagraph"/>
-        <w:numPr>
-          <w:ilvl w:val="0"/>
-          <w:numId w:val="2"/>
-        </w:numPr>
-        <w:spacing w:after="60" w:line="276"/>
-      </w:pPr>
-      <w:r>
-        <w:rPr>
-          <w:rFonts w:ascii="맑은 고딕" w:cs="맑은 고딕" w:eastAsia="맑은 고딕" w:hAnsi="맑은 고딕"/>
-          <w:sz w:val="20"/>
-          <w:szCs w:val="20"/>
-        </w:rPr>
-        <w:t xml:space="preserve">Action Item/결정사항 구조화 데이터로의 정식 재도입 여부 (7장 이슈 #5와 연동하여 결정)</w:t>
-      </w:r>
-    </w:p>
-    <w:p>
-      <w:pPr>
-        <w:pStyle w:val="ListParagraph"/>
-        <w:numPr>
-          <w:ilvl w:val="0"/>
-          <w:numId w:val="2"/>
-        </w:numPr>
-        <w:spacing w:after="60" w:line="276"/>
-      </w:pPr>
-      <w:r>
-        <w:rPr>
-          <w:rFonts w:ascii="맑은 고딕" w:cs="맑은 고딕" w:eastAsia="맑은 고딕" w:hAnsi="맑은 고딕"/>
-          <w:sz w:val="20"/>
-          <w:szCs w:val="20"/>
-        </w:rPr>
-        <w:t xml:space="preserve">대용량 파일 업로드 안정성(청크 업로드, 재시도) 지원</w:t>
-      </w:r>
-    </w:p>
+    <w:tbl>
+      <w:tblPr>
+        <w:tblW w:type="dxa" w:w="9026"/>
+        <w:tblBorders>
+          <w:top w:val="single" w:color="D2D5DA" w:sz="4"/>
+          <w:left w:val="single" w:color="D2D5DA" w:sz="4"/>
+          <w:bottom w:val="single" w:color="D2D5DA" w:sz="4"/>
+          <w:right w:val="single" w:color="D2D5DA" w:sz="4"/>
+          <w:insideH w:val="single" w:color="E8EAED" w:sz="2"/>
+          <w:insideV w:val="single" w:color="E8EAED" w:sz="2"/>
+        </w:tblBorders>
+      </w:tblPr>
+      <w:tblGrid>
+        <w:gridCol w:w="1300"/>
+        <w:gridCol w:w="7726"/>
+      </w:tblGrid>
+      <w:tr>
+        <w:trPr>
+          <w:tblHeader/>
+        </w:trPr>
+        <w:tc>
+          <w:tcPr>
+            <w:tcW w:type="dxa" w:w="1300"/>
+            <w:shd w:fill="2E3192" w:val="clear"/>
+            <w:tcMar>
+              <w:top w:type="dxa" w:w="80"/>
+              <w:left w:type="dxa" w:w="100"/>
+              <w:bottom w:type="dxa" w:w="80"/>
+              <w:right w:type="dxa" w:w="100"/>
+            </w:tcMar>
+            <w:vAlign w:val="center"/>
+          </w:tcPr>
+          <w:p>
+            <w:pPr>
+              <w:spacing w:after="0"/>
+              <w:jc w:val="left"/>
+            </w:pPr>
+            <w:r>
+              <w:rPr>
+                <w:rFonts w:ascii="맑은 고딕" w:cs="맑은 고딕" w:eastAsia="맑은 고딕" w:hAnsi="맑은 고딕"/>
+                <w:b/>
+                <w:bCs/>
+                <w:color w:val="FFFFFF"/>
+                <w:sz w:val="18"/>
+                <w:szCs w:val="18"/>
+              </w:rPr>
+              <w:t xml:space="preserve">ID</w:t>
+            </w:r>
+          </w:p>
+        </w:tc>
+        <w:tc>
+          <w:tcPr>
+            <w:tcW w:type="dxa" w:w="7726"/>
+            <w:shd w:fill="2E3192" w:val="clear"/>
+            <w:tcMar>
+              <w:top w:type="dxa" w:w="80"/>
+              <w:left w:type="dxa" w:w="100"/>
+              <w:bottom w:type="dxa" w:w="80"/>
+              <w:right w:type="dxa" w:w="100"/>
+            </w:tcMar>
+            <w:vAlign w:val="center"/>
+          </w:tcPr>
+          <w:p>
+            <w:pPr>
+              <w:spacing w:after="0"/>
+              <w:jc w:val="left"/>
+            </w:pPr>
+            <w:r>
+              <w:rPr>
+                <w:rFonts w:ascii="맑은 고딕" w:cs="맑은 고딕" w:eastAsia="맑은 고딕" w:hAnsi="맑은 고딕"/>
+                <w:b/>
+                <w:bCs/>
+                <w:color w:val="FFFFFF"/>
+                <w:sz w:val="18"/>
+                <w:szCs w:val="18"/>
+              </w:rPr>
+              <w:t xml:space="preserve">요구사항</w:t>
+            </w:r>
+          </w:p>
+        </w:tc>
+      </w:tr>
+      <w:tr>
+        <w:tc>
+          <w:tcPr>
+            <w:tcW w:type="dxa" w:w="1300"/>
+            <w:tcMar>
+              <w:top w:type="dxa" w:w="80"/>
+              <w:left w:type="dxa" w:w="100"/>
+              <w:bottom w:type="dxa" w:w="80"/>
+              <w:right w:type="dxa" w:w="100"/>
+            </w:tcMar>
+            <w:vAlign w:val="center"/>
+          </w:tcPr>
+          <w:p>
+            <w:pPr>
+              <w:spacing w:after="0"/>
+              <w:jc w:val="left"/>
+            </w:pPr>
+            <w:r>
+              <w:rPr>
+                <w:rFonts w:ascii="맑은 고딕" w:cs="맑은 고딕" w:eastAsia="맑은 고딕" w:hAnsi="맑은 고딕"/>
+                <w:b w:val="false"/>
+                <w:bCs w:val="false"/>
+                <w:color w:val="1a1d23"/>
+                <w:sz w:val="18"/>
+                <w:szCs w:val="18"/>
+              </w:rPr>
+              <w:t xml:space="preserve">REQ-BE-017</w:t>
+            </w:r>
+          </w:p>
+        </w:tc>
+        <w:tc>
+          <w:tcPr>
+            <w:tcW w:type="dxa" w:w="7726"/>
+            <w:tcMar>
+              <w:top w:type="dxa" w:w="80"/>
+              <w:left w:type="dxa" w:w="100"/>
+              <w:bottom w:type="dxa" w:w="80"/>
+              <w:right w:type="dxa" w:w="100"/>
+            </w:tcMar>
+            <w:vAlign w:val="center"/>
+          </w:tcPr>
+          <w:p>
+            <w:pPr>
+              <w:spacing w:after="0"/>
+              <w:jc w:val="left"/>
+            </w:pPr>
+            <w:r>
+              <w:rPr>
+                <w:rFonts w:ascii="맑은 고딕" w:cs="맑은 고딕" w:eastAsia="맑은 고딕" w:hAnsi="맑은 고딕"/>
+                <w:b w:val="false"/>
+                <w:bCs w:val="false"/>
+                <w:color w:val="1a1d23"/>
+                <w:sz w:val="18"/>
+                <w:szCs w:val="18"/>
+              </w:rPr>
+              <w:t xml:space="preserve">회의록 요약 결과에 대한 재생성/버전 관리 기능 도입 여부를 발주사와 협의해야 한다.</w:t>
+            </w:r>
+          </w:p>
+        </w:tc>
+      </w:tr>
+      <w:tr>
+        <w:tc>
+          <w:tcPr>
+            <w:tcW w:type="dxa" w:w="1300"/>
+            <w:shd w:fill="FAFAFA" w:val="clear"/>
+            <w:tcMar>
+              <w:top w:type="dxa" w:w="80"/>
+              <w:left w:type="dxa" w:w="100"/>
+              <w:bottom w:type="dxa" w:w="80"/>
+              <w:right w:type="dxa" w:w="100"/>
+            </w:tcMar>
+            <w:vAlign w:val="center"/>
+          </w:tcPr>
+          <w:p>
+            <w:pPr>
+              <w:spacing w:after="0"/>
+              <w:jc w:val="left"/>
+            </w:pPr>
+            <w:r>
+              <w:rPr>
+                <w:rFonts w:ascii="맑은 고딕" w:cs="맑은 고딕" w:eastAsia="맑은 고딕" w:hAnsi="맑은 고딕"/>
+                <w:b w:val="false"/>
+                <w:bCs w:val="false"/>
+                <w:color w:val="1a1d23"/>
+                <w:sz w:val="18"/>
+                <w:szCs w:val="18"/>
+              </w:rPr>
+              <w:t xml:space="preserve">REQ-BE-018</w:t>
+            </w:r>
+          </w:p>
+        </w:tc>
+        <w:tc>
+          <w:tcPr>
+            <w:tcW w:type="dxa" w:w="7726"/>
+            <w:shd w:fill="FAFAFA" w:val="clear"/>
+            <w:tcMar>
+              <w:top w:type="dxa" w:w="80"/>
+              <w:left w:type="dxa" w:w="100"/>
+              <w:bottom w:type="dxa" w:w="80"/>
+              <w:right w:type="dxa" w:w="100"/>
+            </w:tcMar>
+            <w:vAlign w:val="center"/>
+          </w:tcPr>
+          <w:p>
+            <w:pPr>
+              <w:spacing w:after="0"/>
+              <w:jc w:val="left"/>
+            </w:pPr>
+            <w:r>
+              <w:rPr>
+                <w:rFonts w:ascii="맑은 고딕" w:cs="맑은 고딕" w:eastAsia="맑은 고딕" w:hAnsi="맑은 고딕"/>
+                <w:b w:val="false"/>
+                <w:bCs w:val="false"/>
+                <w:color w:val="1a1d23"/>
+                <w:sz w:val="18"/>
+                <w:szCs w:val="18"/>
+              </w:rPr>
+              <w:t xml:space="preserve">화자 분리(Speaker Diarization) ASR 지원 여부와 발화 기록 화면 표시 방식을 협의하여 확정해야 한다.</w:t>
+            </w:r>
+          </w:p>
+        </w:tc>
+      </w:tr>
+      <w:tr>
+        <w:tc>
+          <w:tcPr>
+            <w:tcW w:type="dxa" w:w="1300"/>
+            <w:tcMar>
+              <w:top w:type="dxa" w:w="80"/>
+              <w:left w:type="dxa" w:w="100"/>
+              <w:bottom w:type="dxa" w:w="80"/>
+              <w:right w:type="dxa" w:w="100"/>
+            </w:tcMar>
+            <w:vAlign w:val="center"/>
+          </w:tcPr>
+          <w:p>
+            <w:pPr>
+              <w:spacing w:after="0"/>
+              <w:jc w:val="left"/>
+            </w:pPr>
+            <w:r>
+              <w:rPr>
+                <w:rFonts w:ascii="맑은 고딕" w:cs="맑은 고딕" w:eastAsia="맑은 고딕" w:hAnsi="맑은 고딕"/>
+                <w:b w:val="false"/>
+                <w:bCs w:val="false"/>
+                <w:color w:val="1a1d23"/>
+                <w:sz w:val="18"/>
+                <w:szCs w:val="18"/>
+              </w:rPr>
+              <w:t xml:space="preserve">REQ-BE-019</w:t>
+            </w:r>
+          </w:p>
+        </w:tc>
+        <w:tc>
+          <w:tcPr>
+            <w:tcW w:type="dxa" w:w="7726"/>
+            <w:tcMar>
+              <w:top w:type="dxa" w:w="80"/>
+              <w:left w:type="dxa" w:w="100"/>
+              <w:bottom w:type="dxa" w:w="80"/>
+              <w:right w:type="dxa" w:w="100"/>
+            </w:tcMar>
+            <w:vAlign w:val="center"/>
+          </w:tcPr>
+          <w:p>
+            <w:pPr>
+              <w:spacing w:after="0"/>
+              <w:jc w:val="left"/>
+            </w:pPr>
+            <w:r>
+              <w:rPr>
+                <w:rFonts w:ascii="맑은 고딕" w:cs="맑은 고딕" w:eastAsia="맑은 고딕" w:hAnsi="맑은 고딕"/>
+                <w:b w:val="false"/>
+                <w:bCs w:val="false"/>
+                <w:color w:val="1a1d23"/>
+                <w:sz w:val="18"/>
+                <w:szCs w:val="18"/>
+              </w:rPr>
+              <w:t xml:space="preserve">Action Item/결정사항의 구조화 데이터 재도입 여부를 7장 이슈#5와 연계하여 결정해야 한다.</w:t>
+            </w:r>
+          </w:p>
+        </w:tc>
+      </w:tr>
+      <w:tr>
+        <w:tc>
+          <w:tcPr>
+            <w:tcW w:type="dxa" w:w="1300"/>
+            <w:shd w:fill="FAFAFA" w:val="clear"/>
+            <w:tcMar>
+              <w:top w:type="dxa" w:w="80"/>
+              <w:left w:type="dxa" w:w="100"/>
+              <w:bottom w:type="dxa" w:w="80"/>
+              <w:right w:type="dxa" w:w="100"/>
+            </w:tcMar>
+            <w:vAlign w:val="center"/>
+          </w:tcPr>
+          <w:p>
+            <w:pPr>
+              <w:spacing w:after="0"/>
+              <w:jc w:val="left"/>
+            </w:pPr>
+            <w:r>
+              <w:rPr>
+                <w:rFonts w:ascii="맑은 고딕" w:cs="맑은 고딕" w:eastAsia="맑은 고딕" w:hAnsi="맑은 고딕"/>
+                <w:b w:val="false"/>
+                <w:bCs w:val="false"/>
+                <w:color w:val="1a1d23"/>
+                <w:sz w:val="18"/>
+                <w:szCs w:val="18"/>
+              </w:rPr>
+              <w:t xml:space="preserve">REQ-BE-020</w:t>
+            </w:r>
+          </w:p>
+        </w:tc>
+        <w:tc>
+          <w:tcPr>
+            <w:tcW w:type="dxa" w:w="7726"/>
+            <w:shd w:fill="FAFAFA" w:val="clear"/>
+            <w:tcMar>
+              <w:top w:type="dxa" w:w="80"/>
+              <w:left w:type="dxa" w:w="100"/>
+              <w:bottom w:type="dxa" w:w="80"/>
+              <w:right w:type="dxa" w:w="100"/>
+            </w:tcMar>
+            <w:vAlign w:val="center"/>
+          </w:tcPr>
+          <w:p>
+            <w:pPr>
+              <w:spacing w:after="0"/>
+              <w:jc w:val="left"/>
+            </w:pPr>
+            <w:r>
+              <w:rPr>
+                <w:rFonts w:ascii="맑은 고딕" w:cs="맑은 고딕" w:eastAsia="맑은 고딕" w:hAnsi="맑은 고딕"/>
+                <w:b w:val="false"/>
+                <w:bCs w:val="false"/>
+                <w:color w:val="1a1d23"/>
+                <w:sz w:val="18"/>
+                <w:szCs w:val="18"/>
+              </w:rPr>
+              <w:t xml:space="preserve">대용량 파일 업로드의 안정성 확보를 위해 청크 업로드 및 재시도 지원 여부를 검토해야 한다.</w:t>
+            </w:r>
+          </w:p>
+        </w:tc>
+      </w:tr>
+    </w:tbl>
     <w:p>
       <w:pPr>
         <w:spacing w:after="0"/>
@@ -15211,7 +17193,18 @@
           <w:sz w:val="30"/>
           <w:szCs w:val="30"/>
         </w:rPr>
-        <w:t xml:space="preserve">10. 비기능 요구사항 (To-Be 목표)</w:t>
+        <w:t xml:space="preserve">10. 비기능 요구사항 (To-Be)</w:t>
+      </w:r>
+    </w:p>
+    <w:p>
+      <w:pPr>
+        <w:spacing w:after="120" w:before="0" w:line="276"/>
+      </w:pPr>
+      <w:r>
+        <w:rPr>
+          <w:rFonts w:ascii="맑은 고딕" w:cs="맑은 고딕" w:eastAsia="맑은 고딕" w:hAnsi="맑은 고딕"/>
+        </w:rPr>
+        <w:t xml:space="preserve">각 항목에는 고유 식별자(REQ-NFR-###)를 부여하며, 모든 항목은 "~해야 한다" 형식의 필수 이행사항이다.</w:t>
       </w:r>
     </w:p>
     <w:tbl>
@@ -15227,8 +17220,9 @@
         </w:tblBorders>
       </w:tblPr>
       <w:tblGrid>
-        <w:gridCol w:w="2000"/>
-        <w:gridCol w:w="7026"/>
+        <w:gridCol w:w="1300"/>
+        <w:gridCol w:w="1400"/>
+        <w:gridCol w:w="6326"/>
       </w:tblGrid>
       <w:tr>
         <w:trPr>
@@ -15236,7 +17230,7 @@
         </w:trPr>
         <w:tc>
           <w:tcPr>
-            <w:tcW w:type="dxa" w:w="2000"/>
+            <w:tcW w:type="dxa" w:w="1300"/>
             <w:shd w:fill="2E3192" w:val="clear"/>
             <w:tcMar>
               <w:top w:type="dxa" w:w="80"/>
@@ -15260,13 +17254,13 @@
                 <w:sz w:val="18"/>
                 <w:szCs w:val="18"/>
               </w:rPr>
-              <w:t xml:space="preserve">구분</w:t>
-            </w:r>
-          </w:p>
-        </w:tc>
-        <w:tc>
-          <w:tcPr>
-            <w:tcW w:type="dxa" w:w="7026"/>
+              <w:t xml:space="preserve">ID</w:t>
+            </w:r>
+          </w:p>
+        </w:tc>
+        <w:tc>
+          <w:tcPr>
+            <w:tcW w:type="dxa" w:w="1400"/>
             <w:shd w:fill="2E3192" w:val="clear"/>
             <w:tcMar>
               <w:top w:type="dxa" w:w="80"/>
@@ -15290,15 +17284,74 @@
                 <w:sz w:val="18"/>
                 <w:szCs w:val="18"/>
               </w:rPr>
-              <w:t xml:space="preserve">목표 수준</w:t>
-            </w:r>
-          </w:p>
-        </w:tc>
-      </w:tr>
-      <w:tr>
-        <w:tc>
-          <w:tcPr>
-            <w:tcW w:type="dxa" w:w="2000"/>
+              <w:t xml:space="preserve">구분</w:t>
+            </w:r>
+          </w:p>
+        </w:tc>
+        <w:tc>
+          <w:tcPr>
+            <w:tcW w:type="dxa" w:w="6326"/>
+            <w:shd w:fill="2E3192" w:val="clear"/>
+            <w:tcMar>
+              <w:top w:type="dxa" w:w="80"/>
+              <w:left w:type="dxa" w:w="100"/>
+              <w:bottom w:type="dxa" w:w="80"/>
+              <w:right w:type="dxa" w:w="100"/>
+            </w:tcMar>
+            <w:vAlign w:val="center"/>
+          </w:tcPr>
+          <w:p>
+            <w:pPr>
+              <w:spacing w:after="0"/>
+              <w:jc w:val="left"/>
+            </w:pPr>
+            <w:r>
+              <w:rPr>
+                <w:rFonts w:ascii="맑은 고딕" w:cs="맑은 고딕" w:eastAsia="맑은 고딕" w:hAnsi="맑은 고딕"/>
+                <w:b/>
+                <w:bCs/>
+                <w:color w:val="FFFFFF"/>
+                <w:sz w:val="18"/>
+                <w:szCs w:val="18"/>
+              </w:rPr>
+              <w:t xml:space="preserve">요구사항</w:t>
+            </w:r>
+          </w:p>
+        </w:tc>
+      </w:tr>
+      <w:tr>
+        <w:tc>
+          <w:tcPr>
+            <w:tcW w:type="dxa" w:w="1300"/>
+            <w:tcMar>
+              <w:top w:type="dxa" w:w="80"/>
+              <w:left w:type="dxa" w:w="100"/>
+              <w:bottom w:type="dxa" w:w="80"/>
+              <w:right w:type="dxa" w:w="100"/>
+            </w:tcMar>
+            <w:vAlign w:val="center"/>
+          </w:tcPr>
+          <w:p>
+            <w:pPr>
+              <w:spacing w:after="0"/>
+              <w:jc w:val="left"/>
+            </w:pPr>
+            <w:r>
+              <w:rPr>
+                <w:rFonts w:ascii="맑은 고딕" w:cs="맑은 고딕" w:eastAsia="맑은 고딕" w:hAnsi="맑은 고딕"/>
+                <w:b w:val="false"/>
+                <w:bCs w:val="false"/>
+                <w:color w:val="1a1d23"/>
+                <w:sz w:val="18"/>
+                <w:szCs w:val="18"/>
+              </w:rPr>
+              <w:t xml:space="preserve">REQ-NFR-001</w:t>
+            </w:r>
+          </w:p>
+        </w:tc>
+        <w:tc>
+          <w:tcPr>
+            <w:tcW w:type="dxa" w:w="1400"/>
             <w:tcMar>
               <w:top w:type="dxa" w:w="80"/>
               <w:left w:type="dxa" w:w="100"/>
@@ -15327,38 +17380,68 @@
         </w:tc>
         <w:tc>
           <w:tcPr>
-            <w:tcW w:type="dxa" w:w="7026"/>
-            <w:tcMar>
-              <w:top w:type="dxa" w:w="80"/>
-              <w:left w:type="dxa" w:w="100"/>
-              <w:bottom w:type="dxa" w:w="80"/>
-              <w:right w:type="dxa" w:w="100"/>
-            </w:tcMar>
-            <w:vAlign w:val="center"/>
-          </w:tcPr>
-          <w:p>
-            <w:pPr>
-              <w:spacing w:after="0"/>
-              <w:jc w:val="left"/>
-            </w:pPr>
-            <w:r>
-              <w:rPr>
-                <w:rFonts w:ascii="맑은 고딕" w:cs="맑은 고딕" w:eastAsia="맑은 고딕" w:hAnsi="맑은 고딕"/>
-                <w:b w:val="false"/>
-                <w:bCs w:val="false"/>
-                <w:color w:val="1a1d23"/>
-                <w:sz w:val="18"/>
-                <w:szCs w:val="18"/>
-              </w:rPr>
-              <w:t xml:space="preserve">OWASP Top 10 기준 자체 점검, 비밀번호 KDF 교체, TLS 적용, CORS 화이트리스트, 업로드 검증 강화</w:t>
-            </w:r>
-          </w:p>
-        </w:tc>
-      </w:tr>
-      <w:tr>
-        <w:tc>
-          <w:tcPr>
-            <w:tcW w:type="dxa" w:w="2000"/>
+            <w:tcW w:type="dxa" w:w="6326"/>
+            <w:tcMar>
+              <w:top w:type="dxa" w:w="80"/>
+              <w:left w:type="dxa" w:w="100"/>
+              <w:bottom w:type="dxa" w:w="80"/>
+              <w:right w:type="dxa" w:w="100"/>
+            </w:tcMar>
+            <w:vAlign w:val="center"/>
+          </w:tcPr>
+          <w:p>
+            <w:pPr>
+              <w:spacing w:after="0"/>
+              <w:jc w:val="left"/>
+            </w:pPr>
+            <w:r>
+              <w:rPr>
+                <w:rFonts w:ascii="맑은 고딕" w:cs="맑은 고딕" w:eastAsia="맑은 고딕" w:hAnsi="맑은 고딕"/>
+                <w:b w:val="false"/>
+                <w:bCs w:val="false"/>
+                <w:color w:val="1a1d23"/>
+                <w:sz w:val="18"/>
+                <w:szCs w:val="18"/>
+              </w:rPr>
+              <w:t xml:space="preserve">OWASP Top 10 기준으로 자체 보안 점검을 수행해야 하며, 비밀번호 KDF 교체·TLS 적용·CORS 화이트리스트·업로드 검증 강화를 반영해야 한다.</w:t>
+            </w:r>
+          </w:p>
+        </w:tc>
+      </w:tr>
+      <w:tr>
+        <w:tc>
+          <w:tcPr>
+            <w:tcW w:type="dxa" w:w="1300"/>
+            <w:shd w:fill="FAFAFA" w:val="clear"/>
+            <w:tcMar>
+              <w:top w:type="dxa" w:w="80"/>
+              <w:left w:type="dxa" w:w="100"/>
+              <w:bottom w:type="dxa" w:w="80"/>
+              <w:right w:type="dxa" w:w="100"/>
+            </w:tcMar>
+            <w:vAlign w:val="center"/>
+          </w:tcPr>
+          <w:p>
+            <w:pPr>
+              <w:spacing w:after="0"/>
+              <w:jc w:val="left"/>
+            </w:pPr>
+            <w:r>
+              <w:rPr>
+                <w:rFonts w:ascii="맑은 고딕" w:cs="맑은 고딕" w:eastAsia="맑은 고딕" w:hAnsi="맑은 고딕"/>
+                <w:b w:val="false"/>
+                <w:bCs w:val="false"/>
+                <w:color w:val="1a1d23"/>
+                <w:sz w:val="18"/>
+                <w:szCs w:val="18"/>
+              </w:rPr>
+              <w:t xml:space="preserve">REQ-NFR-002</w:t>
+            </w:r>
+          </w:p>
+        </w:tc>
+        <w:tc>
+          <w:tcPr>
+            <w:tcW w:type="dxa" w:w="1400"/>
             <w:shd w:fill="FAFAFA" w:val="clear"/>
             <w:tcMar>
               <w:top w:type="dxa" w:w="80"/>
@@ -15388,39 +17471,68 @@
         </w:tc>
         <w:tc>
           <w:tcPr>
-            <w:tcW w:type="dxa" w:w="7026"/>
-            <w:shd w:fill="FAFAFA" w:val="clear"/>
-            <w:tcMar>
-              <w:top w:type="dxa" w:w="80"/>
-              <w:left w:type="dxa" w:w="100"/>
-              <w:bottom w:type="dxa" w:w="80"/>
-              <w:right w:type="dxa" w:w="100"/>
-            </w:tcMar>
-            <w:vAlign w:val="center"/>
-          </w:tcPr>
-          <w:p>
-            <w:pPr>
-              <w:spacing w:after="0"/>
-              <w:jc w:val="left"/>
-            </w:pPr>
-            <w:r>
-              <w:rPr>
-                <w:rFonts w:ascii="맑은 고딕" w:cs="맑은 고딕" w:eastAsia="맑은 고딕" w:hAnsi="맑은 고딕"/>
-                <w:b w:val="false"/>
-                <w:bCs w:val="false"/>
-                <w:color w:val="1a1d23"/>
-                <w:sz w:val="18"/>
-                <w:szCs w:val="18"/>
-              </w:rPr>
-              <w:t xml:space="preserve">동시 사용자 및 동시 처리(업로드/AI 파이프라인) 목표치는 발주사 제공 사용 규모(예상 동시접속자 수, 일 평균 회의 처리 건수)를 기준으로 제안사가 산정하여 제시</w:t>
-            </w:r>
-          </w:p>
-        </w:tc>
-      </w:tr>
-      <w:tr>
-        <w:tc>
-          <w:tcPr>
-            <w:tcW w:type="dxa" w:w="2000"/>
+            <w:tcW w:type="dxa" w:w="6326"/>
+            <w:shd w:fill="FAFAFA" w:val="clear"/>
+            <w:tcMar>
+              <w:top w:type="dxa" w:w="80"/>
+              <w:left w:type="dxa" w:w="100"/>
+              <w:bottom w:type="dxa" w:w="80"/>
+              <w:right w:type="dxa" w:w="100"/>
+            </w:tcMar>
+            <w:vAlign w:val="center"/>
+          </w:tcPr>
+          <w:p>
+            <w:pPr>
+              <w:spacing w:after="0"/>
+              <w:jc w:val="left"/>
+            </w:pPr>
+            <w:r>
+              <w:rPr>
+                <w:rFonts w:ascii="맑은 고딕" w:cs="맑은 고딕" w:eastAsia="맑은 고딕" w:hAnsi="맑은 고딕"/>
+                <w:b w:val="false"/>
+                <w:bCs w:val="false"/>
+                <w:color w:val="1a1d23"/>
+                <w:sz w:val="18"/>
+                <w:szCs w:val="18"/>
+              </w:rPr>
+              <w:t xml:space="preserve">발주사가 제공하는 사용 규모(예상 동시접속자 수, 일 평균 회의 처리 건수)를 기준으로 성능 목표치를 산정하여 제시해야 한다.</w:t>
+            </w:r>
+          </w:p>
+        </w:tc>
+      </w:tr>
+      <w:tr>
+        <w:tc>
+          <w:tcPr>
+            <w:tcW w:type="dxa" w:w="1300"/>
+            <w:tcMar>
+              <w:top w:type="dxa" w:w="80"/>
+              <w:left w:type="dxa" w:w="100"/>
+              <w:bottom w:type="dxa" w:w="80"/>
+              <w:right w:type="dxa" w:w="100"/>
+            </w:tcMar>
+            <w:vAlign w:val="center"/>
+          </w:tcPr>
+          <w:p>
+            <w:pPr>
+              <w:spacing w:after="0"/>
+              <w:jc w:val="left"/>
+            </w:pPr>
+            <w:r>
+              <w:rPr>
+                <w:rFonts w:ascii="맑은 고딕" w:cs="맑은 고딕" w:eastAsia="맑은 고딕" w:hAnsi="맑은 고딕"/>
+                <w:b w:val="false"/>
+                <w:bCs w:val="false"/>
+                <w:color w:val="1a1d23"/>
+                <w:sz w:val="18"/>
+                <w:szCs w:val="18"/>
+              </w:rPr>
+              <w:t xml:space="preserve">REQ-NFR-003</w:t>
+            </w:r>
+          </w:p>
+        </w:tc>
+        <w:tc>
+          <w:tcPr>
+            <w:tcW w:type="dxa" w:w="1400"/>
             <w:tcMar>
               <w:top w:type="dxa" w:w="80"/>
               <w:left w:type="dxa" w:w="100"/>
@@ -15449,38 +17561,68 @@
         </w:tc>
         <w:tc>
           <w:tcPr>
-            <w:tcW w:type="dxa" w:w="7026"/>
-            <w:tcMar>
-              <w:top w:type="dxa" w:w="80"/>
-              <w:left w:type="dxa" w:w="100"/>
-              <w:bottom w:type="dxa" w:w="80"/>
-              <w:right w:type="dxa" w:w="100"/>
-            </w:tcMar>
-            <w:vAlign w:val="center"/>
-          </w:tcPr>
-          <w:p>
-            <w:pPr>
-              <w:spacing w:after="0"/>
-              <w:jc w:val="left"/>
-            </w:pPr>
-            <w:r>
-              <w:rPr>
-                <w:rFonts w:ascii="맑은 고딕" w:cs="맑은 고딕" w:eastAsia="맑은 고딕" w:hAnsi="맑은 고딕"/>
-                <w:b w:val="false"/>
-                <w:bCs w:val="false"/>
-                <w:color w:val="1a1d23"/>
-                <w:sz w:val="18"/>
-                <w:szCs w:val="18"/>
-              </w:rPr>
-              <w:t xml:space="preserve">API 서버 다중 인스턴스화 대비 구조 설계(무상태화), 헬스체크/재시작 정책</w:t>
-            </w:r>
-          </w:p>
-        </w:tc>
-      </w:tr>
-      <w:tr>
-        <w:tc>
-          <w:tcPr>
-            <w:tcW w:type="dxa" w:w="2000"/>
+            <w:tcW w:type="dxa" w:w="6326"/>
+            <w:tcMar>
+              <w:top w:type="dxa" w:w="80"/>
+              <w:left w:type="dxa" w:w="100"/>
+              <w:bottom w:type="dxa" w:w="80"/>
+              <w:right w:type="dxa" w:w="100"/>
+            </w:tcMar>
+            <w:vAlign w:val="center"/>
+          </w:tcPr>
+          <w:p>
+            <w:pPr>
+              <w:spacing w:after="0"/>
+              <w:jc w:val="left"/>
+            </w:pPr>
+            <w:r>
+              <w:rPr>
+                <w:rFonts w:ascii="맑은 고딕" w:cs="맑은 고딕" w:eastAsia="맑은 고딕" w:hAnsi="맑은 고딕"/>
+                <w:b w:val="false"/>
+                <w:bCs w:val="false"/>
+                <w:color w:val="1a1d23"/>
+                <w:sz w:val="18"/>
+                <w:szCs w:val="18"/>
+              </w:rPr>
+              <w:t xml:space="preserve">API 서버를 무상태(stateless)로 설계하여 다중 인스턴스 확장이 가능하도록 해야 하며, 헬스체크와 재시작 정책을 수립해야 한다.</w:t>
+            </w:r>
+          </w:p>
+        </w:tc>
+      </w:tr>
+      <w:tr>
+        <w:tc>
+          <w:tcPr>
+            <w:tcW w:type="dxa" w:w="1300"/>
+            <w:shd w:fill="FAFAFA" w:val="clear"/>
+            <w:tcMar>
+              <w:top w:type="dxa" w:w="80"/>
+              <w:left w:type="dxa" w:w="100"/>
+              <w:bottom w:type="dxa" w:w="80"/>
+              <w:right w:type="dxa" w:w="100"/>
+            </w:tcMar>
+            <w:vAlign w:val="center"/>
+          </w:tcPr>
+          <w:p>
+            <w:pPr>
+              <w:spacing w:after="0"/>
+              <w:jc w:val="left"/>
+            </w:pPr>
+            <w:r>
+              <w:rPr>
+                <w:rFonts w:ascii="맑은 고딕" w:cs="맑은 고딕" w:eastAsia="맑은 고딕" w:hAnsi="맑은 고딕"/>
+                <w:b w:val="false"/>
+                <w:bCs w:val="false"/>
+                <w:color w:val="1a1d23"/>
+                <w:sz w:val="18"/>
+                <w:szCs w:val="18"/>
+              </w:rPr>
+              <w:t xml:space="preserve">REQ-NFR-004</w:t>
+            </w:r>
+          </w:p>
+        </w:tc>
+        <w:tc>
+          <w:tcPr>
+            <w:tcW w:type="dxa" w:w="1400"/>
             <w:shd w:fill="FAFAFA" w:val="clear"/>
             <w:tcMar>
               <w:top w:type="dxa" w:w="80"/>
@@ -15510,39 +17652,68 @@
         </w:tc>
         <w:tc>
           <w:tcPr>
-            <w:tcW w:type="dxa" w:w="7026"/>
-            <w:shd w:fill="FAFAFA" w:val="clear"/>
-            <w:tcMar>
-              <w:top w:type="dxa" w:w="80"/>
-              <w:left w:type="dxa" w:w="100"/>
-              <w:bottom w:type="dxa" w:w="80"/>
-              <w:right w:type="dxa" w:w="100"/>
-            </w:tcMar>
-            <w:vAlign w:val="center"/>
-          </w:tcPr>
-          <w:p>
-            <w:pPr>
-              <w:spacing w:after="0"/>
-              <w:jc w:val="left"/>
-            </w:pPr>
-            <w:r>
-              <w:rPr>
-                <w:rFonts w:ascii="맑은 고딕" w:cs="맑은 고딕" w:eastAsia="맑은 고딕" w:hAnsi="맑은 고딕"/>
-                <w:b w:val="false"/>
-                <w:bCs w:val="false"/>
-                <w:color w:val="1a1d23"/>
-                <w:sz w:val="18"/>
-                <w:szCs w:val="18"/>
-              </w:rPr>
-              <w:t xml:space="preserve">데스크톱 우선, 태블릿 이상 필수 대응, 모바일 대응 범위는 협의</w:t>
-            </w:r>
-          </w:p>
-        </w:tc>
-      </w:tr>
-      <w:tr>
-        <w:tc>
-          <w:tcPr>
-            <w:tcW w:type="dxa" w:w="2000"/>
+            <w:tcW w:type="dxa" w:w="6326"/>
+            <w:shd w:fill="FAFAFA" w:val="clear"/>
+            <w:tcMar>
+              <w:top w:type="dxa" w:w="80"/>
+              <w:left w:type="dxa" w:w="100"/>
+              <w:bottom w:type="dxa" w:w="80"/>
+              <w:right w:type="dxa" w:w="100"/>
+            </w:tcMar>
+            <w:vAlign w:val="center"/>
+          </w:tcPr>
+          <w:p>
+            <w:pPr>
+              <w:spacing w:after="0"/>
+              <w:jc w:val="left"/>
+            </w:pPr>
+            <w:r>
+              <w:rPr>
+                <w:rFonts w:ascii="맑은 고딕" w:cs="맑은 고딕" w:eastAsia="맑은 고딕" w:hAnsi="맑은 고딕"/>
+                <w:b w:val="false"/>
+                <w:bCs w:val="false"/>
+                <w:color w:val="1a1d23"/>
+                <w:sz w:val="18"/>
+                <w:szCs w:val="18"/>
+              </w:rPr>
+              <w:t xml:space="preserve">태블릿 이상 해상도에서 반응형으로 동작해야 하며, 모바일 대응 범위는 협의하여 확정해야 한다.</w:t>
+            </w:r>
+          </w:p>
+        </w:tc>
+      </w:tr>
+      <w:tr>
+        <w:tc>
+          <w:tcPr>
+            <w:tcW w:type="dxa" w:w="1300"/>
+            <w:tcMar>
+              <w:top w:type="dxa" w:w="80"/>
+              <w:left w:type="dxa" w:w="100"/>
+              <w:bottom w:type="dxa" w:w="80"/>
+              <w:right w:type="dxa" w:w="100"/>
+            </w:tcMar>
+            <w:vAlign w:val="center"/>
+          </w:tcPr>
+          <w:p>
+            <w:pPr>
+              <w:spacing w:after="0"/>
+              <w:jc w:val="left"/>
+            </w:pPr>
+            <w:r>
+              <w:rPr>
+                <w:rFonts w:ascii="맑은 고딕" w:cs="맑은 고딕" w:eastAsia="맑은 고딕" w:hAnsi="맑은 고딕"/>
+                <w:b w:val="false"/>
+                <w:bCs w:val="false"/>
+                <w:color w:val="1a1d23"/>
+                <w:sz w:val="18"/>
+                <w:szCs w:val="18"/>
+              </w:rPr>
+              <w:t xml:space="preserve">REQ-NFR-005</w:t>
+            </w:r>
+          </w:p>
+        </w:tc>
+        <w:tc>
+          <w:tcPr>
+            <w:tcW w:type="dxa" w:w="1400"/>
             <w:tcMar>
               <w:top w:type="dxa" w:w="80"/>
               <w:left w:type="dxa" w:w="100"/>
@@ -15571,38 +17742,68 @@
         </w:tc>
         <w:tc>
           <w:tcPr>
-            <w:tcW w:type="dxa" w:w="7026"/>
-            <w:tcMar>
-              <w:top w:type="dxa" w:w="80"/>
-              <w:left w:type="dxa" w:w="100"/>
-              <w:bottom w:type="dxa" w:w="80"/>
-              <w:right w:type="dxa" w:w="100"/>
-            </w:tcMar>
-            <w:vAlign w:val="center"/>
-          </w:tcPr>
-          <w:p>
-            <w:pPr>
-              <w:spacing w:after="0"/>
-              <w:jc w:val="left"/>
-            </w:pPr>
-            <w:r>
-              <w:rPr>
-                <w:rFonts w:ascii="맑은 고딕" w:cs="맑은 고딕" w:eastAsia="맑은 고딕" w:hAnsi="맑은 고딕"/>
-                <w:b w:val="false"/>
-                <w:bCs w:val="false"/>
-                <w:color w:val="1a1d23"/>
-                <w:sz w:val="18"/>
-                <w:szCs w:val="18"/>
-              </w:rPr>
-              <w:t xml:space="preserve">WCAG 2.1 AA 기본 준수</w:t>
-            </w:r>
-          </w:p>
-        </w:tc>
-      </w:tr>
-      <w:tr>
-        <w:tc>
-          <w:tcPr>
-            <w:tcW w:type="dxa" w:w="2000"/>
+            <w:tcW w:type="dxa" w:w="6326"/>
+            <w:tcMar>
+              <w:top w:type="dxa" w:w="80"/>
+              <w:left w:type="dxa" w:w="100"/>
+              <w:bottom w:type="dxa" w:w="80"/>
+              <w:right w:type="dxa" w:w="100"/>
+            </w:tcMar>
+            <w:vAlign w:val="center"/>
+          </w:tcPr>
+          <w:p>
+            <w:pPr>
+              <w:spacing w:after="0"/>
+              <w:jc w:val="left"/>
+            </w:pPr>
+            <w:r>
+              <w:rPr>
+                <w:rFonts w:ascii="맑은 고딕" w:cs="맑은 고딕" w:eastAsia="맑은 고딕" w:hAnsi="맑은 고딕"/>
+                <w:b w:val="false"/>
+                <w:bCs w:val="false"/>
+                <w:color w:val="1a1d23"/>
+                <w:sz w:val="18"/>
+                <w:szCs w:val="18"/>
+              </w:rPr>
+              <w:t xml:space="preserve">WCAG 2.1 AA 수준을 준수해야 한다.</w:t>
+            </w:r>
+          </w:p>
+        </w:tc>
+      </w:tr>
+      <w:tr>
+        <w:tc>
+          <w:tcPr>
+            <w:tcW w:type="dxa" w:w="1300"/>
+            <w:shd w:fill="FAFAFA" w:val="clear"/>
+            <w:tcMar>
+              <w:top w:type="dxa" w:w="80"/>
+              <w:left w:type="dxa" w:w="100"/>
+              <w:bottom w:type="dxa" w:w="80"/>
+              <w:right w:type="dxa" w:w="100"/>
+            </w:tcMar>
+            <w:vAlign w:val="center"/>
+          </w:tcPr>
+          <w:p>
+            <w:pPr>
+              <w:spacing w:after="0"/>
+              <w:jc w:val="left"/>
+            </w:pPr>
+            <w:r>
+              <w:rPr>
+                <w:rFonts w:ascii="맑은 고딕" w:cs="맑은 고딕" w:eastAsia="맑은 고딕" w:hAnsi="맑은 고딕"/>
+                <w:b w:val="false"/>
+                <w:bCs w:val="false"/>
+                <w:color w:val="1a1d23"/>
+                <w:sz w:val="18"/>
+                <w:szCs w:val="18"/>
+              </w:rPr>
+              <w:t xml:space="preserve">REQ-NFR-006</w:t>
+            </w:r>
+          </w:p>
+        </w:tc>
+        <w:tc>
+          <w:tcPr>
+            <w:tcW w:type="dxa" w:w="1400"/>
             <w:shd w:fill="FAFAFA" w:val="clear"/>
             <w:tcMar>
               <w:top w:type="dxa" w:w="80"/>
@@ -15632,39 +17833,68 @@
         </w:tc>
         <w:tc>
           <w:tcPr>
-            <w:tcW w:type="dxa" w:w="7026"/>
-            <w:shd w:fill="FAFAFA" w:val="clear"/>
-            <w:tcMar>
-              <w:top w:type="dxa" w:w="80"/>
-              <w:left w:type="dxa" w:w="100"/>
-              <w:bottom w:type="dxa" w:w="80"/>
-              <w:right w:type="dxa" w:w="100"/>
-            </w:tcMar>
-            <w:vAlign w:val="center"/>
-          </w:tcPr>
-          <w:p>
-            <w:pPr>
-              <w:spacing w:after="0"/>
-              <w:jc w:val="left"/>
-            </w:pPr>
-            <w:r>
-              <w:rPr>
-                <w:rFonts w:ascii="맑은 고딕" w:cs="맑은 고딕" w:eastAsia="맑은 고딕" w:hAnsi="맑은 고딕"/>
-                <w:b w:val="false"/>
-                <w:bCs w:val="false"/>
-                <w:color w:val="1a1d23"/>
-                <w:sz w:val="18"/>
-                <w:szCs w:val="18"/>
-              </w:rPr>
-              <w:t xml:space="preserve">Chrome/Edge 최신 2개 버전, 사내 표준 브라우저 정책 확인 후 확정</w:t>
-            </w:r>
-          </w:p>
-        </w:tc>
-      </w:tr>
-      <w:tr>
-        <w:tc>
-          <w:tcPr>
-            <w:tcW w:type="dxa" w:w="2000"/>
+            <w:tcW w:type="dxa" w:w="6326"/>
+            <w:shd w:fill="FAFAFA" w:val="clear"/>
+            <w:tcMar>
+              <w:top w:type="dxa" w:w="80"/>
+              <w:left w:type="dxa" w:w="100"/>
+              <w:bottom w:type="dxa" w:w="80"/>
+              <w:right w:type="dxa" w:w="100"/>
+            </w:tcMar>
+            <w:vAlign w:val="center"/>
+          </w:tcPr>
+          <w:p>
+            <w:pPr>
+              <w:spacing w:after="0"/>
+              <w:jc w:val="left"/>
+            </w:pPr>
+            <w:r>
+              <w:rPr>
+                <w:rFonts w:ascii="맑은 고딕" w:cs="맑은 고딕" w:eastAsia="맑은 고딕" w:hAnsi="맑은 고딕"/>
+                <w:b w:val="false"/>
+                <w:bCs w:val="false"/>
+                <w:color w:val="1a1d23"/>
+                <w:sz w:val="18"/>
+                <w:szCs w:val="18"/>
+              </w:rPr>
+              <w:t xml:space="preserve">Chrome/Edge 최신 2개 버전을 지원해야 하며, 사내 표준 브라우저 정책을 확인한 후 지원 범위를 확정해야 한다.</w:t>
+            </w:r>
+          </w:p>
+        </w:tc>
+      </w:tr>
+      <w:tr>
+        <w:tc>
+          <w:tcPr>
+            <w:tcW w:type="dxa" w:w="1300"/>
+            <w:tcMar>
+              <w:top w:type="dxa" w:w="80"/>
+              <w:left w:type="dxa" w:w="100"/>
+              <w:bottom w:type="dxa" w:w="80"/>
+              <w:right w:type="dxa" w:w="100"/>
+            </w:tcMar>
+            <w:vAlign w:val="center"/>
+          </w:tcPr>
+          <w:p>
+            <w:pPr>
+              <w:spacing w:after="0"/>
+              <w:jc w:val="left"/>
+            </w:pPr>
+            <w:r>
+              <w:rPr>
+                <w:rFonts w:ascii="맑은 고딕" w:cs="맑은 고딕" w:eastAsia="맑은 고딕" w:hAnsi="맑은 고딕"/>
+                <w:b w:val="false"/>
+                <w:bCs w:val="false"/>
+                <w:color w:val="1a1d23"/>
+                <w:sz w:val="18"/>
+                <w:szCs w:val="18"/>
+              </w:rPr>
+              <w:t xml:space="preserve">REQ-NFR-007</w:t>
+            </w:r>
+          </w:p>
+        </w:tc>
+        <w:tc>
+          <w:tcPr>
+            <w:tcW w:type="dxa" w:w="1400"/>
             <w:tcMar>
               <w:top w:type="dxa" w:w="80"/>
               <w:left w:type="dxa" w:w="100"/>
@@ -15693,38 +17923,68 @@
         </w:tc>
         <w:tc>
           <w:tcPr>
-            <w:tcW w:type="dxa" w:w="7026"/>
-            <w:tcMar>
-              <w:top w:type="dxa" w:w="80"/>
-              <w:left w:type="dxa" w:w="100"/>
-              <w:bottom w:type="dxa" w:w="80"/>
-              <w:right w:type="dxa" w:w="100"/>
-            </w:tcMar>
-            <w:vAlign w:val="center"/>
-          </w:tcPr>
-          <w:p>
-            <w:pPr>
-              <w:spacing w:after="0"/>
-              <w:jc w:val="left"/>
-            </w:pPr>
-            <w:r>
-              <w:rPr>
-                <w:rFonts w:ascii="맑은 고딕" w:cs="맑은 고딕" w:eastAsia="맑은 고딕" w:hAnsi="맑은 고딕"/>
-                <w:b w:val="false"/>
-                <w:bCs w:val="false"/>
-                <w:color w:val="1a1d23"/>
-                <w:sz w:val="18"/>
-                <w:szCs w:val="18"/>
-              </w:rPr>
-              <w:t xml:space="preserve">기존 Docker Compose 기반 온프레미스/폐쇄망 배포 구조 유지를 원칙으로 하되, 제안사가 K8s 등 대안을 제시할 경우 별도 협의</w:t>
-            </w:r>
-          </w:p>
-        </w:tc>
-      </w:tr>
-      <w:tr>
-        <w:tc>
-          <w:tcPr>
-            <w:tcW w:type="dxa" w:w="2000"/>
+            <w:tcW w:type="dxa" w:w="6326"/>
+            <w:tcMar>
+              <w:top w:type="dxa" w:w="80"/>
+              <w:left w:type="dxa" w:w="100"/>
+              <w:bottom w:type="dxa" w:w="80"/>
+              <w:right w:type="dxa" w:w="100"/>
+            </w:tcMar>
+            <w:vAlign w:val="center"/>
+          </w:tcPr>
+          <w:p>
+            <w:pPr>
+              <w:spacing w:after="0"/>
+              <w:jc w:val="left"/>
+            </w:pPr>
+            <w:r>
+              <w:rPr>
+                <w:rFonts w:ascii="맑은 고딕" w:cs="맑은 고딕" w:eastAsia="맑은 고딕" w:hAnsi="맑은 고딕"/>
+                <w:b w:val="false"/>
+                <w:bCs w:val="false"/>
+                <w:color w:val="1a1d23"/>
+                <w:sz w:val="18"/>
+                <w:szCs w:val="18"/>
+              </w:rPr>
+              <w:t xml:space="preserve">기존 Docker Compose 기반 온프레미스/폐쇄망 배포 구조를 원칙적으로 유지해야 하며, 대안(K8s 등)을 제시할 경우 별도 협의를 거쳐야 한다.</w:t>
+            </w:r>
+          </w:p>
+        </w:tc>
+      </w:tr>
+      <w:tr>
+        <w:tc>
+          <w:tcPr>
+            <w:tcW w:type="dxa" w:w="1300"/>
+            <w:shd w:fill="FAFAFA" w:val="clear"/>
+            <w:tcMar>
+              <w:top w:type="dxa" w:w="80"/>
+              <w:left w:type="dxa" w:w="100"/>
+              <w:bottom w:type="dxa" w:w="80"/>
+              <w:right w:type="dxa" w:w="100"/>
+            </w:tcMar>
+            <w:vAlign w:val="center"/>
+          </w:tcPr>
+          <w:p>
+            <w:pPr>
+              <w:spacing w:after="0"/>
+              <w:jc w:val="left"/>
+            </w:pPr>
+            <w:r>
+              <w:rPr>
+                <w:rFonts w:ascii="맑은 고딕" w:cs="맑은 고딕" w:eastAsia="맑은 고딕" w:hAnsi="맑은 고딕"/>
+                <w:b w:val="false"/>
+                <w:bCs w:val="false"/>
+                <w:color w:val="1a1d23"/>
+                <w:sz w:val="18"/>
+                <w:szCs w:val="18"/>
+              </w:rPr>
+              <w:t xml:space="preserve">REQ-NFR-008</w:t>
+            </w:r>
+          </w:p>
+        </w:tc>
+        <w:tc>
+          <w:tcPr>
+            <w:tcW w:type="dxa" w:w="1400"/>
             <w:shd w:fill="FAFAFA" w:val="clear"/>
             <w:tcMar>
               <w:top w:type="dxa" w:w="80"/>
@@ -15754,31 +18014,31 @@
         </w:tc>
         <w:tc>
           <w:tcPr>
-            <w:tcW w:type="dxa" w:w="7026"/>
-            <w:shd w:fill="FAFAFA" w:val="clear"/>
-            <w:tcMar>
-              <w:top w:type="dxa" w:w="80"/>
-              <w:left w:type="dxa" w:w="100"/>
-              <w:bottom w:type="dxa" w:w="80"/>
-              <w:right w:type="dxa" w:w="100"/>
-            </w:tcMar>
-            <w:vAlign w:val="center"/>
-          </w:tcPr>
-          <w:p>
-            <w:pPr>
-              <w:spacing w:after="0"/>
-              <w:jc w:val="left"/>
-            </w:pPr>
-            <w:r>
-              <w:rPr>
-                <w:rFonts w:ascii="맑은 고딕" w:cs="맑은 고딕" w:eastAsia="맑은 고딕" w:hAnsi="맑은 고딕"/>
-                <w:b w:val="false"/>
-                <w:bCs w:val="false"/>
-                <w:color w:val="1a1d23"/>
-                <w:sz w:val="18"/>
-                <w:szCs w:val="18"/>
-              </w:rPr>
-              <w:t xml:space="preserve">현 시점 한국어 단일 언어 유지, 향후 확장을 고려한 i18n 구조만 설계에 반영(문자열 하드코딩 지양)</w:t>
+            <w:tcW w:type="dxa" w:w="6326"/>
+            <w:shd w:fill="FAFAFA" w:val="clear"/>
+            <w:tcMar>
+              <w:top w:type="dxa" w:w="80"/>
+              <w:left w:type="dxa" w:w="100"/>
+              <w:bottom w:type="dxa" w:w="80"/>
+              <w:right w:type="dxa" w:w="100"/>
+            </w:tcMar>
+            <w:vAlign w:val="center"/>
+          </w:tcPr>
+          <w:p>
+            <w:pPr>
+              <w:spacing w:after="0"/>
+              <w:jc w:val="left"/>
+            </w:pPr>
+            <w:r>
+              <w:rPr>
+                <w:rFonts w:ascii="맑은 고딕" w:cs="맑은 고딕" w:eastAsia="맑은 고딕" w:hAnsi="맑은 고딕"/>
+                <w:b w:val="false"/>
+                <w:bCs w:val="false"/>
+                <w:color w:val="1a1d23"/>
+                <w:sz w:val="18"/>
+                <w:szCs w:val="18"/>
+              </w:rPr>
+              <w:t xml:space="preserve">현 시점 한국어 단일 언어를 유지하되, 문자열을 하드코딩하지 않고 향후 다국어 확장이 가능한 구조로 설계해야 한다.</w:t>
             </w:r>
           </w:p>
         </w:tc>
@@ -15806,166 +18066,645 @@
     </w:p>
     <w:p>
       <w:pPr>
-        <w:pStyle w:val="ListParagraph"/>
-        <w:numPr>
-          <w:ilvl w:val="0"/>
-          <w:numId w:val="2"/>
-        </w:numPr>
-        <w:spacing w:after="60" w:line="276"/>
+        <w:spacing w:after="120" w:before="0" w:line="276"/>
       </w:pPr>
       <w:r>
         <w:rPr>
           <w:rFonts w:ascii="맑은 고딕" w:cs="맑은 고딕" w:eastAsia="맑은 고딕" w:hAnsi="맑은 고딕"/>
-          <w:sz w:val="20"/>
-          <w:szCs w:val="20"/>
         </w:rPr>
-        <w:t xml:space="preserve">UI/UX 디자인 산출물: 정보구조(IA), 사용자 플로우, 화면 설계서(와이어프레임/목업), 디자인 시스템(컬러/타이포/컴포넌트 가이드), 반응형 화면 시안(주요 뷰포트별)</w:t>
+        <w:t xml:space="preserve">각 항목에는 고유 식별자(REQ-DEL-###)를 부여하며, 외주사는 계약 종료 시점까지 아래 산출물을 모두 제공해야 한다.</w:t>
       </w:r>
     </w:p>
-    <w:p>
-      <w:pPr>
-        <w:pStyle w:val="ListParagraph"/>
-        <w:numPr>
-          <w:ilvl w:val="0"/>
-          <w:numId w:val="2"/>
-        </w:numPr>
-        <w:spacing w:after="60" w:line="276"/>
-      </w:pPr>
-      <w:r>
-        <w:rPr>
-          <w:rFonts w:ascii="맑은 고딕" w:cs="맑은 고딕" w:eastAsia="맑은 고딕" w:hAnsi="맑은 고딕"/>
-          <w:sz w:val="20"/>
-          <w:szCs w:val="20"/>
-        </w:rPr>
-        <w:t xml:space="preserve">프론트엔드 소스코드 전체(빌드 스크립트 포함) 및 컴포넌트/상태관리 설계 문서</w:t>
-      </w:r>
-    </w:p>
-    <w:p>
-      <w:pPr>
-        <w:pStyle w:val="ListParagraph"/>
-        <w:numPr>
-          <w:ilvl w:val="0"/>
-          <w:numId w:val="2"/>
-        </w:numPr>
-        <w:spacing w:after="60" w:line="276"/>
-      </w:pPr>
-      <w:r>
-        <w:rPr>
-          <w:rFonts w:ascii="맑은 고딕" w:cs="맑은 고딕" w:eastAsia="맑은 고딕" w:hAnsi="맑은 고딕"/>
-          <w:sz w:val="20"/>
-          <w:szCs w:val="20"/>
-        </w:rPr>
-        <w:t xml:space="preserve">백엔드 소스코드 전체, DB 마이그레이션 스크립트, API 명세서(OpenAPI/Swagger 기준 최신화)</w:t>
-      </w:r>
-    </w:p>
-    <w:p>
-      <w:pPr>
-        <w:pStyle w:val="ListParagraph"/>
-        <w:numPr>
-          <w:ilvl w:val="0"/>
-          <w:numId w:val="2"/>
-        </w:numPr>
-        <w:spacing w:after="60" w:line="276"/>
-      </w:pPr>
-      <w:r>
-        <w:rPr>
-          <w:rFonts w:ascii="맑은 고딕" w:cs="맑은 고딕" w:eastAsia="맑은 고딕" w:hAnsi="맑은 고딕"/>
-          <w:sz w:val="20"/>
-          <w:szCs w:val="20"/>
-        </w:rPr>
-        <w:t xml:space="preserve">테스트 코드 및 테스트 결과 보고서(단위/통합/필요시 E2E)</w:t>
-      </w:r>
-    </w:p>
-    <w:p>
-      <w:pPr>
-        <w:pStyle w:val="ListParagraph"/>
-        <w:numPr>
-          <w:ilvl w:val="0"/>
-          <w:numId w:val="2"/>
-        </w:numPr>
-        <w:spacing w:after="60" w:line="276"/>
-      </w:pPr>
-      <w:r>
-        <w:rPr>
-          <w:rFonts w:ascii="맑은 고딕" w:cs="맑은 고딕" w:eastAsia="맑은 고딕" w:hAnsi="맑은 고딕"/>
-          <w:sz w:val="20"/>
-          <w:szCs w:val="20"/>
-        </w:rPr>
-        <w:t xml:space="preserve">배포 스크립트/컨테이너 이미지 및 배포 가이드(Docker Compose 기준, 환경변수 목록 포함)</w:t>
-      </w:r>
-    </w:p>
-    <w:p>
-      <w:pPr>
-        <w:pStyle w:val="ListParagraph"/>
-        <w:numPr>
-          <w:ilvl w:val="0"/>
-          <w:numId w:val="2"/>
-        </w:numPr>
-        <w:spacing w:after="60" w:line="276"/>
-      </w:pPr>
-      <w:r>
-        <w:rPr>
-          <w:rFonts w:ascii="맑은 고딕" w:cs="맑은 고딕" w:eastAsia="맑은 고딕" w:hAnsi="맑은 고딕"/>
-          <w:sz w:val="20"/>
-          <w:szCs w:val="20"/>
-        </w:rPr>
-        <w:t xml:space="preserve">CI/CD 파이프라인 구성(사용 도구 협의)</w:t>
-      </w:r>
-    </w:p>
-    <w:p>
-      <w:pPr>
-        <w:pStyle w:val="ListParagraph"/>
-        <w:numPr>
-          <w:ilvl w:val="0"/>
-          <w:numId w:val="2"/>
-        </w:numPr>
-        <w:spacing w:after="60" w:line="276"/>
-      </w:pPr>
-      <w:r>
-        <w:rPr>
-          <w:rFonts w:ascii="맑은 고딕" w:cs="맑은 고딕" w:eastAsia="맑은 고딕" w:hAnsi="맑은 고딕"/>
-          <w:sz w:val="20"/>
-          <w:szCs w:val="20"/>
-        </w:rPr>
-        <w:t xml:space="preserve">운영자 매뉴얼(관리자 콘솔 사용법 포함) 및 사용자 매뉴얼</w:t>
-      </w:r>
-    </w:p>
-    <w:p>
-      <w:pPr>
-        <w:pStyle w:val="ListParagraph"/>
-        <w:numPr>
-          <w:ilvl w:val="0"/>
-          <w:numId w:val="2"/>
-        </w:numPr>
-        <w:spacing w:after="60" w:line="276"/>
-      </w:pPr>
-      <w:r>
-        <w:rPr>
-          <w:rFonts w:ascii="맑은 고딕" w:cs="맑은 고딕" w:eastAsia="맑은 고딕" w:hAnsi="맑은 고딕"/>
-          <w:sz w:val="20"/>
-          <w:szCs w:val="20"/>
-        </w:rPr>
-        <w:t xml:space="preserve">보안 점검 결과 보고서(자체 점검 또는 외부 점검 결과)</w:t>
-      </w:r>
-    </w:p>
-    <w:p>
-      <w:pPr>
-        <w:pStyle w:val="ListParagraph"/>
-        <w:numPr>
-          <w:ilvl w:val="0"/>
-          <w:numId w:val="2"/>
-        </w:numPr>
-        <w:spacing w:after="60" w:line="276"/>
-      </w:pPr>
-      <w:r>
-        <w:rPr>
-          <w:rFonts w:ascii="맑은 고딕" w:cs="맑은 고딕" w:eastAsia="맑은 고딕" w:hAnsi="맑은 고딕"/>
-          <w:sz w:val="20"/>
-          <w:szCs w:val="20"/>
-        </w:rPr>
-        <w:t xml:space="preserve">인수인계 문서(아키텍처 다이어그램, 환경설정 가이드, 트러블슈팅 가이드) 및 유지보수 기간 정의</w:t>
-      </w:r>
-    </w:p>
+    <w:tbl>
+      <w:tblPr>
+        <w:tblW w:type="dxa" w:w="9026"/>
+        <w:tblBorders>
+          <w:top w:val="single" w:color="D2D5DA" w:sz="4"/>
+          <w:left w:val="single" w:color="D2D5DA" w:sz="4"/>
+          <w:bottom w:val="single" w:color="D2D5DA" w:sz="4"/>
+          <w:right w:val="single" w:color="D2D5DA" w:sz="4"/>
+          <w:insideH w:val="single" w:color="E8EAED" w:sz="2"/>
+          <w:insideV w:val="single" w:color="E8EAED" w:sz="2"/>
+        </w:tblBorders>
+      </w:tblPr>
+      <w:tblGrid>
+        <w:gridCol w:w="1300"/>
+        <w:gridCol w:w="7726"/>
+      </w:tblGrid>
+      <w:tr>
+        <w:trPr>
+          <w:tblHeader/>
+        </w:trPr>
+        <w:tc>
+          <w:tcPr>
+            <w:tcW w:type="dxa" w:w="1300"/>
+            <w:shd w:fill="2E3192" w:val="clear"/>
+            <w:tcMar>
+              <w:top w:type="dxa" w:w="80"/>
+              <w:left w:type="dxa" w:w="100"/>
+              <w:bottom w:type="dxa" w:w="80"/>
+              <w:right w:type="dxa" w:w="100"/>
+            </w:tcMar>
+            <w:vAlign w:val="center"/>
+          </w:tcPr>
+          <w:p>
+            <w:pPr>
+              <w:spacing w:after="0"/>
+              <w:jc w:val="left"/>
+            </w:pPr>
+            <w:r>
+              <w:rPr>
+                <w:rFonts w:ascii="맑은 고딕" w:cs="맑은 고딕" w:eastAsia="맑은 고딕" w:hAnsi="맑은 고딕"/>
+                <w:b/>
+                <w:bCs/>
+                <w:color w:val="FFFFFF"/>
+                <w:sz w:val="18"/>
+                <w:szCs w:val="18"/>
+              </w:rPr>
+              <w:t xml:space="preserve">ID</w:t>
+            </w:r>
+          </w:p>
+        </w:tc>
+        <w:tc>
+          <w:tcPr>
+            <w:tcW w:type="dxa" w:w="7726"/>
+            <w:shd w:fill="2E3192" w:val="clear"/>
+            <w:tcMar>
+              <w:top w:type="dxa" w:w="80"/>
+              <w:left w:type="dxa" w:w="100"/>
+              <w:bottom w:type="dxa" w:w="80"/>
+              <w:right w:type="dxa" w:w="100"/>
+            </w:tcMar>
+            <w:vAlign w:val="center"/>
+          </w:tcPr>
+          <w:p>
+            <w:pPr>
+              <w:spacing w:after="0"/>
+              <w:jc w:val="left"/>
+            </w:pPr>
+            <w:r>
+              <w:rPr>
+                <w:rFonts w:ascii="맑은 고딕" w:cs="맑은 고딕" w:eastAsia="맑은 고딕" w:hAnsi="맑은 고딕"/>
+                <w:b/>
+                <w:bCs/>
+                <w:color w:val="FFFFFF"/>
+                <w:sz w:val="18"/>
+                <w:szCs w:val="18"/>
+              </w:rPr>
+              <w:t xml:space="preserve">산출물 요구사항</w:t>
+            </w:r>
+          </w:p>
+        </w:tc>
+      </w:tr>
+      <w:tr>
+        <w:tc>
+          <w:tcPr>
+            <w:tcW w:type="dxa" w:w="1300"/>
+            <w:tcMar>
+              <w:top w:type="dxa" w:w="80"/>
+              <w:left w:type="dxa" w:w="100"/>
+              <w:bottom w:type="dxa" w:w="80"/>
+              <w:right w:type="dxa" w:w="100"/>
+            </w:tcMar>
+            <w:vAlign w:val="center"/>
+          </w:tcPr>
+          <w:p>
+            <w:pPr>
+              <w:spacing w:after="0"/>
+              <w:jc w:val="left"/>
+            </w:pPr>
+            <w:r>
+              <w:rPr>
+                <w:rFonts w:ascii="맑은 고딕" w:cs="맑은 고딕" w:eastAsia="맑은 고딕" w:hAnsi="맑은 고딕"/>
+                <w:b w:val="false"/>
+                <w:bCs w:val="false"/>
+                <w:color w:val="1a1d23"/>
+                <w:sz w:val="18"/>
+                <w:szCs w:val="18"/>
+              </w:rPr>
+              <w:t xml:space="preserve">REQ-DEL-001</w:t>
+            </w:r>
+          </w:p>
+        </w:tc>
+        <w:tc>
+          <w:tcPr>
+            <w:tcW w:type="dxa" w:w="7726"/>
+            <w:tcMar>
+              <w:top w:type="dxa" w:w="80"/>
+              <w:left w:type="dxa" w:w="100"/>
+              <w:bottom w:type="dxa" w:w="80"/>
+              <w:right w:type="dxa" w:w="100"/>
+            </w:tcMar>
+            <w:vAlign w:val="center"/>
+          </w:tcPr>
+          <w:p>
+            <w:pPr>
+              <w:spacing w:after="0"/>
+              <w:jc w:val="left"/>
+            </w:pPr>
+            <w:r>
+              <w:rPr>
+                <w:rFonts w:ascii="맑은 고딕" w:cs="맑은 고딕" w:eastAsia="맑은 고딕" w:hAnsi="맑은 고딕"/>
+                <w:b w:val="false"/>
+                <w:bCs w:val="false"/>
+                <w:color w:val="1a1d23"/>
+                <w:sz w:val="18"/>
+                <w:szCs w:val="18"/>
+              </w:rPr>
+              <w:t xml:space="preserve">정보구조(IA), 사용자 플로우, 화면 설계서(와이어프레임/목업), 디자인 시스템 가이드, 반응형 화면 시안을 제공해야 한다.</w:t>
+            </w:r>
+          </w:p>
+        </w:tc>
+      </w:tr>
+      <w:tr>
+        <w:tc>
+          <w:tcPr>
+            <w:tcW w:type="dxa" w:w="1300"/>
+            <w:shd w:fill="FAFAFA" w:val="clear"/>
+            <w:tcMar>
+              <w:top w:type="dxa" w:w="80"/>
+              <w:left w:type="dxa" w:w="100"/>
+              <w:bottom w:type="dxa" w:w="80"/>
+              <w:right w:type="dxa" w:w="100"/>
+            </w:tcMar>
+            <w:vAlign w:val="center"/>
+          </w:tcPr>
+          <w:p>
+            <w:pPr>
+              <w:spacing w:after="0"/>
+              <w:jc w:val="left"/>
+            </w:pPr>
+            <w:r>
+              <w:rPr>
+                <w:rFonts w:ascii="맑은 고딕" w:cs="맑은 고딕" w:eastAsia="맑은 고딕" w:hAnsi="맑은 고딕"/>
+                <w:b w:val="false"/>
+                <w:bCs w:val="false"/>
+                <w:color w:val="1a1d23"/>
+                <w:sz w:val="18"/>
+                <w:szCs w:val="18"/>
+              </w:rPr>
+              <w:t xml:space="preserve">REQ-DEL-002</w:t>
+            </w:r>
+          </w:p>
+        </w:tc>
+        <w:tc>
+          <w:tcPr>
+            <w:tcW w:type="dxa" w:w="7726"/>
+            <w:shd w:fill="FAFAFA" w:val="clear"/>
+            <w:tcMar>
+              <w:top w:type="dxa" w:w="80"/>
+              <w:left w:type="dxa" w:w="100"/>
+              <w:bottom w:type="dxa" w:w="80"/>
+              <w:right w:type="dxa" w:w="100"/>
+            </w:tcMar>
+            <w:vAlign w:val="center"/>
+          </w:tcPr>
+          <w:p>
+            <w:pPr>
+              <w:spacing w:after="0"/>
+              <w:jc w:val="left"/>
+            </w:pPr>
+            <w:r>
+              <w:rPr>
+                <w:rFonts w:ascii="맑은 고딕" w:cs="맑은 고딕" w:eastAsia="맑은 고딕" w:hAnsi="맑은 고딕"/>
+                <w:b w:val="false"/>
+                <w:bCs w:val="false"/>
+                <w:color w:val="1a1d23"/>
+                <w:sz w:val="18"/>
+                <w:szCs w:val="18"/>
+              </w:rPr>
+              <w:t xml:space="preserve">프론트엔드 소스코드 전체(빌드 스크립트 포함) 및 컴포넌트/상태관리 설계 문서를 제공해야 한다.</w:t>
+            </w:r>
+          </w:p>
+        </w:tc>
+      </w:tr>
+      <w:tr>
+        <w:tc>
+          <w:tcPr>
+            <w:tcW w:type="dxa" w:w="1300"/>
+            <w:tcMar>
+              <w:top w:type="dxa" w:w="80"/>
+              <w:left w:type="dxa" w:w="100"/>
+              <w:bottom w:type="dxa" w:w="80"/>
+              <w:right w:type="dxa" w:w="100"/>
+            </w:tcMar>
+            <w:vAlign w:val="center"/>
+          </w:tcPr>
+          <w:p>
+            <w:pPr>
+              <w:spacing w:after="0"/>
+              <w:jc w:val="left"/>
+            </w:pPr>
+            <w:r>
+              <w:rPr>
+                <w:rFonts w:ascii="맑은 고딕" w:cs="맑은 고딕" w:eastAsia="맑은 고딕" w:hAnsi="맑은 고딕"/>
+                <w:b w:val="false"/>
+                <w:bCs w:val="false"/>
+                <w:color w:val="1a1d23"/>
+                <w:sz w:val="18"/>
+                <w:szCs w:val="18"/>
+              </w:rPr>
+              <w:t xml:space="preserve">REQ-DEL-003</w:t>
+            </w:r>
+          </w:p>
+        </w:tc>
+        <w:tc>
+          <w:tcPr>
+            <w:tcW w:type="dxa" w:w="7726"/>
+            <w:tcMar>
+              <w:top w:type="dxa" w:w="80"/>
+              <w:left w:type="dxa" w:w="100"/>
+              <w:bottom w:type="dxa" w:w="80"/>
+              <w:right w:type="dxa" w:w="100"/>
+            </w:tcMar>
+            <w:vAlign w:val="center"/>
+          </w:tcPr>
+          <w:p>
+            <w:pPr>
+              <w:spacing w:after="0"/>
+              <w:jc w:val="left"/>
+            </w:pPr>
+            <w:r>
+              <w:rPr>
+                <w:rFonts w:ascii="맑은 고딕" w:cs="맑은 고딕" w:eastAsia="맑은 고딕" w:hAnsi="맑은 고딕"/>
+                <w:b w:val="false"/>
+                <w:bCs w:val="false"/>
+                <w:color w:val="1a1d23"/>
+                <w:sz w:val="18"/>
+                <w:szCs w:val="18"/>
+              </w:rPr>
+              <w:t xml:space="preserve">백엔드 소스코드 전체, DB 마이그레이션 스크립트, 최신화된 API 명세서(OpenAPI/Swagger 기준)를 제공해야 한다.</w:t>
+            </w:r>
+          </w:p>
+        </w:tc>
+      </w:tr>
+      <w:tr>
+        <w:tc>
+          <w:tcPr>
+            <w:tcW w:type="dxa" w:w="1300"/>
+            <w:shd w:fill="FAFAFA" w:val="clear"/>
+            <w:tcMar>
+              <w:top w:type="dxa" w:w="80"/>
+              <w:left w:type="dxa" w:w="100"/>
+              <w:bottom w:type="dxa" w:w="80"/>
+              <w:right w:type="dxa" w:w="100"/>
+            </w:tcMar>
+            <w:vAlign w:val="center"/>
+          </w:tcPr>
+          <w:p>
+            <w:pPr>
+              <w:spacing w:after="0"/>
+              <w:jc w:val="left"/>
+            </w:pPr>
+            <w:r>
+              <w:rPr>
+                <w:rFonts w:ascii="맑은 고딕" w:cs="맑은 고딕" w:eastAsia="맑은 고딕" w:hAnsi="맑은 고딕"/>
+                <w:b w:val="false"/>
+                <w:bCs w:val="false"/>
+                <w:color w:val="1a1d23"/>
+                <w:sz w:val="18"/>
+                <w:szCs w:val="18"/>
+              </w:rPr>
+              <w:t xml:space="preserve">REQ-DEL-004</w:t>
+            </w:r>
+          </w:p>
+        </w:tc>
+        <w:tc>
+          <w:tcPr>
+            <w:tcW w:type="dxa" w:w="7726"/>
+            <w:shd w:fill="FAFAFA" w:val="clear"/>
+            <w:tcMar>
+              <w:top w:type="dxa" w:w="80"/>
+              <w:left w:type="dxa" w:w="100"/>
+              <w:bottom w:type="dxa" w:w="80"/>
+              <w:right w:type="dxa" w:w="100"/>
+            </w:tcMar>
+            <w:vAlign w:val="center"/>
+          </w:tcPr>
+          <w:p>
+            <w:pPr>
+              <w:spacing w:after="0"/>
+              <w:jc w:val="left"/>
+            </w:pPr>
+            <w:r>
+              <w:rPr>
+                <w:rFonts w:ascii="맑은 고딕" w:cs="맑은 고딕" w:eastAsia="맑은 고딕" w:hAnsi="맑은 고딕"/>
+                <w:b w:val="false"/>
+                <w:bCs w:val="false"/>
+                <w:color w:val="1a1d23"/>
+                <w:sz w:val="18"/>
+                <w:szCs w:val="18"/>
+              </w:rPr>
+              <w:t xml:space="preserve">단위/통합(필요 시 E2E) 테스트 코드와 테스트 결과 보고서를 제공해야 한다.</w:t>
+            </w:r>
+          </w:p>
+        </w:tc>
+      </w:tr>
+      <w:tr>
+        <w:tc>
+          <w:tcPr>
+            <w:tcW w:type="dxa" w:w="1300"/>
+            <w:tcMar>
+              <w:top w:type="dxa" w:w="80"/>
+              <w:left w:type="dxa" w:w="100"/>
+              <w:bottom w:type="dxa" w:w="80"/>
+              <w:right w:type="dxa" w:w="100"/>
+            </w:tcMar>
+            <w:vAlign w:val="center"/>
+          </w:tcPr>
+          <w:p>
+            <w:pPr>
+              <w:spacing w:after="0"/>
+              <w:jc w:val="left"/>
+            </w:pPr>
+            <w:r>
+              <w:rPr>
+                <w:rFonts w:ascii="맑은 고딕" w:cs="맑은 고딕" w:eastAsia="맑은 고딕" w:hAnsi="맑은 고딕"/>
+                <w:b w:val="false"/>
+                <w:bCs w:val="false"/>
+                <w:color w:val="1a1d23"/>
+                <w:sz w:val="18"/>
+                <w:szCs w:val="18"/>
+              </w:rPr>
+              <w:t xml:space="preserve">REQ-DEL-005</w:t>
+            </w:r>
+          </w:p>
+        </w:tc>
+        <w:tc>
+          <w:tcPr>
+            <w:tcW w:type="dxa" w:w="7726"/>
+            <w:tcMar>
+              <w:top w:type="dxa" w:w="80"/>
+              <w:left w:type="dxa" w:w="100"/>
+              <w:bottom w:type="dxa" w:w="80"/>
+              <w:right w:type="dxa" w:w="100"/>
+            </w:tcMar>
+            <w:vAlign w:val="center"/>
+          </w:tcPr>
+          <w:p>
+            <w:pPr>
+              <w:spacing w:after="0"/>
+              <w:jc w:val="left"/>
+            </w:pPr>
+            <w:r>
+              <w:rPr>
+                <w:rFonts w:ascii="맑은 고딕" w:cs="맑은 고딕" w:eastAsia="맑은 고딕" w:hAnsi="맑은 고딕"/>
+                <w:b w:val="false"/>
+                <w:bCs w:val="false"/>
+                <w:color w:val="1a1d23"/>
+                <w:sz w:val="18"/>
+                <w:szCs w:val="18"/>
+              </w:rPr>
+              <w:t xml:space="preserve">배포 스크립트/컨테이너 이미지 및 배포 가이드(Docker Compose 기준, 환경변수 목록 포함)를 제공해야 한다.</w:t>
+            </w:r>
+          </w:p>
+        </w:tc>
+      </w:tr>
+      <w:tr>
+        <w:tc>
+          <w:tcPr>
+            <w:tcW w:type="dxa" w:w="1300"/>
+            <w:shd w:fill="FAFAFA" w:val="clear"/>
+            <w:tcMar>
+              <w:top w:type="dxa" w:w="80"/>
+              <w:left w:type="dxa" w:w="100"/>
+              <w:bottom w:type="dxa" w:w="80"/>
+              <w:right w:type="dxa" w:w="100"/>
+            </w:tcMar>
+            <w:vAlign w:val="center"/>
+          </w:tcPr>
+          <w:p>
+            <w:pPr>
+              <w:spacing w:after="0"/>
+              <w:jc w:val="left"/>
+            </w:pPr>
+            <w:r>
+              <w:rPr>
+                <w:rFonts w:ascii="맑은 고딕" w:cs="맑은 고딕" w:eastAsia="맑은 고딕" w:hAnsi="맑은 고딕"/>
+                <w:b w:val="false"/>
+                <w:bCs w:val="false"/>
+                <w:color w:val="1a1d23"/>
+                <w:sz w:val="18"/>
+                <w:szCs w:val="18"/>
+              </w:rPr>
+              <w:t xml:space="preserve">REQ-DEL-006</w:t>
+            </w:r>
+          </w:p>
+        </w:tc>
+        <w:tc>
+          <w:tcPr>
+            <w:tcW w:type="dxa" w:w="7726"/>
+            <w:shd w:fill="FAFAFA" w:val="clear"/>
+            <w:tcMar>
+              <w:top w:type="dxa" w:w="80"/>
+              <w:left w:type="dxa" w:w="100"/>
+              <w:bottom w:type="dxa" w:w="80"/>
+              <w:right w:type="dxa" w:w="100"/>
+            </w:tcMar>
+            <w:vAlign w:val="center"/>
+          </w:tcPr>
+          <w:p>
+            <w:pPr>
+              <w:spacing w:after="0"/>
+              <w:jc w:val="left"/>
+            </w:pPr>
+            <w:r>
+              <w:rPr>
+                <w:rFonts w:ascii="맑은 고딕" w:cs="맑은 고딕" w:eastAsia="맑은 고딕" w:hAnsi="맑은 고딕"/>
+                <w:b w:val="false"/>
+                <w:bCs w:val="false"/>
+                <w:color w:val="1a1d23"/>
+                <w:sz w:val="18"/>
+                <w:szCs w:val="18"/>
+              </w:rPr>
+              <w:t xml:space="preserve">CI/CD 파이프라인 구성(사용 도구는 발주사와 협의)을 제공해야 한다.</w:t>
+            </w:r>
+          </w:p>
+        </w:tc>
+      </w:tr>
+      <w:tr>
+        <w:tc>
+          <w:tcPr>
+            <w:tcW w:type="dxa" w:w="1300"/>
+            <w:tcMar>
+              <w:top w:type="dxa" w:w="80"/>
+              <w:left w:type="dxa" w:w="100"/>
+              <w:bottom w:type="dxa" w:w="80"/>
+              <w:right w:type="dxa" w:w="100"/>
+            </w:tcMar>
+            <w:vAlign w:val="center"/>
+          </w:tcPr>
+          <w:p>
+            <w:pPr>
+              <w:spacing w:after="0"/>
+              <w:jc w:val="left"/>
+            </w:pPr>
+            <w:r>
+              <w:rPr>
+                <w:rFonts w:ascii="맑은 고딕" w:cs="맑은 고딕" w:eastAsia="맑은 고딕" w:hAnsi="맑은 고딕"/>
+                <w:b w:val="false"/>
+                <w:bCs w:val="false"/>
+                <w:color w:val="1a1d23"/>
+                <w:sz w:val="18"/>
+                <w:szCs w:val="18"/>
+              </w:rPr>
+              <w:t xml:space="preserve">REQ-DEL-007</w:t>
+            </w:r>
+          </w:p>
+        </w:tc>
+        <w:tc>
+          <w:tcPr>
+            <w:tcW w:type="dxa" w:w="7726"/>
+            <w:tcMar>
+              <w:top w:type="dxa" w:w="80"/>
+              <w:left w:type="dxa" w:w="100"/>
+              <w:bottom w:type="dxa" w:w="80"/>
+              <w:right w:type="dxa" w:w="100"/>
+            </w:tcMar>
+            <w:vAlign w:val="center"/>
+          </w:tcPr>
+          <w:p>
+            <w:pPr>
+              <w:spacing w:after="0"/>
+              <w:jc w:val="left"/>
+            </w:pPr>
+            <w:r>
+              <w:rPr>
+                <w:rFonts w:ascii="맑은 고딕" w:cs="맑은 고딕" w:eastAsia="맑은 고딕" w:hAnsi="맑은 고딕"/>
+                <w:b w:val="false"/>
+                <w:bCs w:val="false"/>
+                <w:color w:val="1a1d23"/>
+                <w:sz w:val="18"/>
+                <w:szCs w:val="18"/>
+              </w:rPr>
+              <w:t xml:space="preserve">운영자 매뉴얼(관리자 콘솔 사용법 포함) 및 사용자 매뉴얼을 제공해야 한다.</w:t>
+            </w:r>
+          </w:p>
+        </w:tc>
+      </w:tr>
+      <w:tr>
+        <w:tc>
+          <w:tcPr>
+            <w:tcW w:type="dxa" w:w="1300"/>
+            <w:shd w:fill="FAFAFA" w:val="clear"/>
+            <w:tcMar>
+              <w:top w:type="dxa" w:w="80"/>
+              <w:left w:type="dxa" w:w="100"/>
+              <w:bottom w:type="dxa" w:w="80"/>
+              <w:right w:type="dxa" w:w="100"/>
+            </w:tcMar>
+            <w:vAlign w:val="center"/>
+          </w:tcPr>
+          <w:p>
+            <w:pPr>
+              <w:spacing w:after="0"/>
+              <w:jc w:val="left"/>
+            </w:pPr>
+            <w:r>
+              <w:rPr>
+                <w:rFonts w:ascii="맑은 고딕" w:cs="맑은 고딕" w:eastAsia="맑은 고딕" w:hAnsi="맑은 고딕"/>
+                <w:b w:val="false"/>
+                <w:bCs w:val="false"/>
+                <w:color w:val="1a1d23"/>
+                <w:sz w:val="18"/>
+                <w:szCs w:val="18"/>
+              </w:rPr>
+              <w:t xml:space="preserve">REQ-DEL-008</w:t>
+            </w:r>
+          </w:p>
+        </w:tc>
+        <w:tc>
+          <w:tcPr>
+            <w:tcW w:type="dxa" w:w="7726"/>
+            <w:shd w:fill="FAFAFA" w:val="clear"/>
+            <w:tcMar>
+              <w:top w:type="dxa" w:w="80"/>
+              <w:left w:type="dxa" w:w="100"/>
+              <w:bottom w:type="dxa" w:w="80"/>
+              <w:right w:type="dxa" w:w="100"/>
+            </w:tcMar>
+            <w:vAlign w:val="center"/>
+          </w:tcPr>
+          <w:p>
+            <w:pPr>
+              <w:spacing w:after="0"/>
+              <w:jc w:val="left"/>
+            </w:pPr>
+            <w:r>
+              <w:rPr>
+                <w:rFonts w:ascii="맑은 고딕" w:cs="맑은 고딕" w:eastAsia="맑은 고딕" w:hAnsi="맑은 고딕"/>
+                <w:b w:val="false"/>
+                <w:bCs w:val="false"/>
+                <w:color w:val="1a1d23"/>
+                <w:sz w:val="18"/>
+                <w:szCs w:val="18"/>
+              </w:rPr>
+              <w:t xml:space="preserve">보안 점검 결과 보고서(자체 점검 또는 외부 점검 결과)를 제공해야 한다.</w:t>
+            </w:r>
+          </w:p>
+        </w:tc>
+      </w:tr>
+      <w:tr>
+        <w:tc>
+          <w:tcPr>
+            <w:tcW w:type="dxa" w:w="1300"/>
+            <w:tcMar>
+              <w:top w:type="dxa" w:w="80"/>
+              <w:left w:type="dxa" w:w="100"/>
+              <w:bottom w:type="dxa" w:w="80"/>
+              <w:right w:type="dxa" w:w="100"/>
+            </w:tcMar>
+            <w:vAlign w:val="center"/>
+          </w:tcPr>
+          <w:p>
+            <w:pPr>
+              <w:spacing w:after="0"/>
+              <w:jc w:val="left"/>
+            </w:pPr>
+            <w:r>
+              <w:rPr>
+                <w:rFonts w:ascii="맑은 고딕" w:cs="맑은 고딕" w:eastAsia="맑은 고딕" w:hAnsi="맑은 고딕"/>
+                <w:b w:val="false"/>
+                <w:bCs w:val="false"/>
+                <w:color w:val="1a1d23"/>
+                <w:sz w:val="18"/>
+                <w:szCs w:val="18"/>
+              </w:rPr>
+              <w:t xml:space="preserve">REQ-DEL-009</w:t>
+            </w:r>
+          </w:p>
+        </w:tc>
+        <w:tc>
+          <w:tcPr>
+            <w:tcW w:type="dxa" w:w="7726"/>
+            <w:tcMar>
+              <w:top w:type="dxa" w:w="80"/>
+              <w:left w:type="dxa" w:w="100"/>
+              <w:bottom w:type="dxa" w:w="80"/>
+              <w:right w:type="dxa" w:w="100"/>
+            </w:tcMar>
+            <w:vAlign w:val="center"/>
+          </w:tcPr>
+          <w:p>
+            <w:pPr>
+              <w:spacing w:after="0"/>
+              <w:jc w:val="left"/>
+            </w:pPr>
+            <w:r>
+              <w:rPr>
+                <w:rFonts w:ascii="맑은 고딕" w:cs="맑은 고딕" w:eastAsia="맑은 고딕" w:hAnsi="맑은 고딕"/>
+                <w:b w:val="false"/>
+                <w:bCs w:val="false"/>
+                <w:color w:val="1a1d23"/>
+                <w:sz w:val="18"/>
+                <w:szCs w:val="18"/>
+              </w:rPr>
+              <w:t xml:space="preserve">인수인계 문서(아키텍처 다이어그램, 환경설정 가이드, 트러블슈팅 가이드)를 제공해야 하며, 유지보수 기간을 명시해야 한다.</w:t>
+            </w:r>
+          </w:p>
+        </w:tc>
+      </w:tr>
+    </w:tbl>
     <w:p>
       <w:pPr>
         <w:spacing w:after="160"/>
@@ -16004,135 +18743,517 @@
         <w:rPr>
           <w:rFonts w:ascii="맑은 고딕" w:cs="맑은 고딕" w:eastAsia="맑은 고딕" w:hAnsi="맑은 고딕"/>
         </w:rPr>
-        <w:t xml:space="preserve">본 요구사항 정의서를 기준으로 제안하는 개발사는 제안서에 아래 내용을 포함해야 한다.</w:t>
+        <w:t xml:space="preserve">본 요구사항 정의서를 기준으로 제안하는 개발사는 제안서에 아래 항목(REQ-PROP-###)을 모두 포함해야 한다.</w:t>
       </w:r>
     </w:p>
-    <w:p>
-      <w:pPr>
-        <w:pStyle w:val="ListParagraph"/>
-        <w:numPr>
-          <w:ilvl w:val="0"/>
-          <w:numId w:val="3"/>
-        </w:numPr>
-        <w:spacing w:after="60" w:line="276"/>
-      </w:pPr>
-      <w:r>
-        <w:rPr>
-          <w:rFonts w:ascii="맑은 고딕" w:cs="맑은 고딕" w:eastAsia="맑은 고딕" w:hAnsi="맑은 고딕"/>
-          <w:sz w:val="20"/>
-          <w:szCs w:val="20"/>
-        </w:rPr>
-        <w:t xml:space="preserve">수행 범위 이해도: 본 문서 7장(As-Is 이슈/기술부채)에 대한 검토 의견 및 처리 방안(우선순위 포함)</w:t>
-      </w:r>
-    </w:p>
-    <w:p>
-      <w:pPr>
-        <w:pStyle w:val="ListParagraph"/>
-        <w:numPr>
-          <w:ilvl w:val="0"/>
-          <w:numId w:val="3"/>
-        </w:numPr>
-        <w:spacing w:after="60" w:line="276"/>
-      </w:pPr>
-      <w:r>
-        <w:rPr>
-          <w:rFonts w:ascii="맑은 고딕" w:cs="맑은 고딕" w:eastAsia="맑은 고딕" w:hAnsi="맑은 고딕"/>
-          <w:sz w:val="20"/>
-          <w:szCs w:val="20"/>
-        </w:rPr>
-        <w:t xml:space="preserve">UI/UX 설계 방향: 제안 프레임워크/기술스택, 디자인 프로세스, 예상 화면 수 및 컴포넌트 구성안</w:t>
-      </w:r>
-    </w:p>
-    <w:p>
-      <w:pPr>
-        <w:pStyle w:val="ListParagraph"/>
-        <w:numPr>
-          <w:ilvl w:val="0"/>
-          <w:numId w:val="3"/>
-        </w:numPr>
-        <w:spacing w:after="60" w:line="276"/>
-      </w:pPr>
-      <w:r>
-        <w:rPr>
-          <w:rFonts w:ascii="맑은 고딕" w:cs="맑은 고딕" w:eastAsia="맑은 고딕" w:hAnsi="맑은 고딕"/>
-          <w:sz w:val="20"/>
-          <w:szCs w:val="20"/>
-        </w:rPr>
-        <w:t xml:space="preserve">백엔드 설계 방향: 보안 강화 방안, 아키텍처 개선안(스토리지/실시간성/확장성), 마이그레이션 전략(기존 데이터 보존)</w:t>
-      </w:r>
-    </w:p>
-    <w:p>
-      <w:pPr>
-        <w:pStyle w:val="ListParagraph"/>
-        <w:numPr>
-          <w:ilvl w:val="0"/>
-          <w:numId w:val="3"/>
-        </w:numPr>
-        <w:spacing w:after="60" w:line="276"/>
-      </w:pPr>
-      <w:r>
-        <w:rPr>
-          <w:rFonts w:ascii="맑은 고딕" w:cs="맑은 고딕" w:eastAsia="맑은 고딕" w:hAnsi="맑은 고딕"/>
-          <w:sz w:val="20"/>
-          <w:szCs w:val="20"/>
-        </w:rPr>
-        <w:t xml:space="preserve">프로젝트 수행 일정(마일스톤, WBS) 및 투입 인력 구성(역할별 M/M)</w:t>
-      </w:r>
-    </w:p>
-    <w:p>
-      <w:pPr>
-        <w:pStyle w:val="ListParagraph"/>
-        <w:numPr>
-          <w:ilvl w:val="0"/>
-          <w:numId w:val="3"/>
-        </w:numPr>
-        <w:spacing w:after="60" w:line="276"/>
-      </w:pPr>
-      <w:r>
-        <w:rPr>
-          <w:rFonts w:ascii="맑은 고딕" w:cs="맑은 고딕" w:eastAsia="맑은 고딕" w:hAnsi="맑은 고딕"/>
-          <w:sz w:val="20"/>
-          <w:szCs w:val="20"/>
-        </w:rPr>
-        <w:t xml:space="preserve">비용 산정 내역 (UI/UX, 백엔드, QA, 인프라/배포 항목별 구분)</w:t>
-      </w:r>
-    </w:p>
-    <w:p>
-      <w:pPr>
-        <w:pStyle w:val="ListParagraph"/>
-        <w:numPr>
-          <w:ilvl w:val="0"/>
-          <w:numId w:val="3"/>
-        </w:numPr>
-        <w:spacing w:after="60" w:line="276"/>
-      </w:pPr>
-      <w:r>
-        <w:rPr>
-          <w:rFonts w:ascii="맑은 고딕" w:cs="맑은 고딕" w:eastAsia="맑은 고딕" w:hAnsi="맑은 고딕"/>
-          <w:sz w:val="20"/>
-          <w:szCs w:val="20"/>
-        </w:rPr>
-        <w:t xml:space="preserve">유지보수/하자보수 정책 (기간, 대응 SLA)</w:t>
-      </w:r>
-    </w:p>
-    <w:p>
-      <w:pPr>
-        <w:pStyle w:val="ListParagraph"/>
-        <w:numPr>
-          <w:ilvl w:val="0"/>
-          <w:numId w:val="3"/>
-        </w:numPr>
-        <w:spacing w:after="60" w:line="276"/>
-      </w:pPr>
-      <w:r>
-        <w:rPr>
-          <w:rFonts w:ascii="맑은 고딕" w:cs="맑은 고딕" w:eastAsia="맑은 고딕" w:hAnsi="맑은 고딕"/>
-          <w:sz w:val="20"/>
-          <w:szCs w:val="20"/>
-        </w:rPr>
-        <w:t xml:space="preserve">유사 프로젝트 수행 실적 (사내 시스템/폐쇄망 환경 구축 경험 우대)</w:t>
-      </w:r>
-    </w:p>
+    <w:tbl>
+      <w:tblPr>
+        <w:tblW w:type="dxa" w:w="9026"/>
+        <w:tblBorders>
+          <w:top w:val="single" w:color="D2D5DA" w:sz="4"/>
+          <w:left w:val="single" w:color="D2D5DA" w:sz="4"/>
+          <w:bottom w:val="single" w:color="D2D5DA" w:sz="4"/>
+          <w:right w:val="single" w:color="D2D5DA" w:sz="4"/>
+          <w:insideH w:val="single" w:color="E8EAED" w:sz="2"/>
+          <w:insideV w:val="single" w:color="E8EAED" w:sz="2"/>
+        </w:tblBorders>
+      </w:tblPr>
+      <w:tblGrid>
+        <w:gridCol w:w="1300"/>
+        <w:gridCol w:w="7726"/>
+      </w:tblGrid>
+      <w:tr>
+        <w:trPr>
+          <w:tblHeader/>
+        </w:trPr>
+        <w:tc>
+          <w:tcPr>
+            <w:tcW w:type="dxa" w:w="1300"/>
+            <w:shd w:fill="2E3192" w:val="clear"/>
+            <w:tcMar>
+              <w:top w:type="dxa" w:w="80"/>
+              <w:left w:type="dxa" w:w="100"/>
+              <w:bottom w:type="dxa" w:w="80"/>
+              <w:right w:type="dxa" w:w="100"/>
+            </w:tcMar>
+            <w:vAlign w:val="center"/>
+          </w:tcPr>
+          <w:p>
+            <w:pPr>
+              <w:spacing w:after="0"/>
+              <w:jc w:val="left"/>
+            </w:pPr>
+            <w:r>
+              <w:rPr>
+                <w:rFonts w:ascii="맑은 고딕" w:cs="맑은 고딕" w:eastAsia="맑은 고딕" w:hAnsi="맑은 고딕"/>
+                <w:b/>
+                <w:bCs/>
+                <w:color w:val="FFFFFF"/>
+                <w:sz w:val="18"/>
+                <w:szCs w:val="18"/>
+              </w:rPr>
+              <w:t xml:space="preserve">ID</w:t>
+            </w:r>
+          </w:p>
+        </w:tc>
+        <w:tc>
+          <w:tcPr>
+            <w:tcW w:type="dxa" w:w="7726"/>
+            <w:shd w:fill="2E3192" w:val="clear"/>
+            <w:tcMar>
+              <w:top w:type="dxa" w:w="80"/>
+              <w:left w:type="dxa" w:w="100"/>
+              <w:bottom w:type="dxa" w:w="80"/>
+              <w:right w:type="dxa" w:w="100"/>
+            </w:tcMar>
+            <w:vAlign w:val="center"/>
+          </w:tcPr>
+          <w:p>
+            <w:pPr>
+              <w:spacing w:after="0"/>
+              <w:jc w:val="left"/>
+            </w:pPr>
+            <w:r>
+              <w:rPr>
+                <w:rFonts w:ascii="맑은 고딕" w:cs="맑은 고딕" w:eastAsia="맑은 고딕" w:hAnsi="맑은 고딕"/>
+                <w:b/>
+                <w:bCs/>
+                <w:color w:val="FFFFFF"/>
+                <w:sz w:val="18"/>
+                <w:szCs w:val="18"/>
+              </w:rPr>
+              <w:t xml:space="preserve">제안서 포함 요구사항</w:t>
+            </w:r>
+          </w:p>
+        </w:tc>
+      </w:tr>
+      <w:tr>
+        <w:tc>
+          <w:tcPr>
+            <w:tcW w:type="dxa" w:w="1300"/>
+            <w:tcMar>
+              <w:top w:type="dxa" w:w="80"/>
+              <w:left w:type="dxa" w:w="100"/>
+              <w:bottom w:type="dxa" w:w="80"/>
+              <w:right w:type="dxa" w:w="100"/>
+            </w:tcMar>
+            <w:vAlign w:val="center"/>
+          </w:tcPr>
+          <w:p>
+            <w:pPr>
+              <w:spacing w:after="0"/>
+              <w:jc w:val="left"/>
+            </w:pPr>
+            <w:r>
+              <w:rPr>
+                <w:rFonts w:ascii="맑은 고딕" w:cs="맑은 고딕" w:eastAsia="맑은 고딕" w:hAnsi="맑은 고딕"/>
+                <w:b w:val="false"/>
+                <w:bCs w:val="false"/>
+                <w:color w:val="1a1d23"/>
+                <w:sz w:val="18"/>
+                <w:szCs w:val="18"/>
+              </w:rPr>
+              <w:t xml:space="preserve">REQ-PROP-001</w:t>
+            </w:r>
+          </w:p>
+        </w:tc>
+        <w:tc>
+          <w:tcPr>
+            <w:tcW w:type="dxa" w:w="7726"/>
+            <w:tcMar>
+              <w:top w:type="dxa" w:w="80"/>
+              <w:left w:type="dxa" w:w="100"/>
+              <w:bottom w:type="dxa" w:w="80"/>
+              <w:right w:type="dxa" w:w="100"/>
+            </w:tcMar>
+            <w:vAlign w:val="center"/>
+          </w:tcPr>
+          <w:p>
+            <w:pPr>
+              <w:spacing w:after="0"/>
+              <w:jc w:val="left"/>
+            </w:pPr>
+            <w:r>
+              <w:rPr>
+                <w:rFonts w:ascii="맑은 고딕" w:cs="맑은 고딕" w:eastAsia="맑은 고딕" w:hAnsi="맑은 고딕"/>
+                <w:b w:val="false"/>
+                <w:bCs w:val="false"/>
+                <w:color w:val="1a1d23"/>
+                <w:sz w:val="18"/>
+                <w:szCs w:val="18"/>
+              </w:rPr>
+              <w:t xml:space="preserve">제안서에는 본 문서 7장(As-Is 이슈/기술부채)에 대한 검토 의견과 처리 방안(우선순위 포함)을 포함해야 한다.</w:t>
+            </w:r>
+          </w:p>
+        </w:tc>
+      </w:tr>
+      <w:tr>
+        <w:tc>
+          <w:tcPr>
+            <w:tcW w:type="dxa" w:w="1300"/>
+            <w:shd w:fill="FAFAFA" w:val="clear"/>
+            <w:tcMar>
+              <w:top w:type="dxa" w:w="80"/>
+              <w:left w:type="dxa" w:w="100"/>
+              <w:bottom w:type="dxa" w:w="80"/>
+              <w:right w:type="dxa" w:w="100"/>
+            </w:tcMar>
+            <w:vAlign w:val="center"/>
+          </w:tcPr>
+          <w:p>
+            <w:pPr>
+              <w:spacing w:after="0"/>
+              <w:jc w:val="left"/>
+            </w:pPr>
+            <w:r>
+              <w:rPr>
+                <w:rFonts w:ascii="맑은 고딕" w:cs="맑은 고딕" w:eastAsia="맑은 고딕" w:hAnsi="맑은 고딕"/>
+                <w:b w:val="false"/>
+                <w:bCs w:val="false"/>
+                <w:color w:val="1a1d23"/>
+                <w:sz w:val="18"/>
+                <w:szCs w:val="18"/>
+              </w:rPr>
+              <w:t xml:space="preserve">REQ-PROP-002</w:t>
+            </w:r>
+          </w:p>
+        </w:tc>
+        <w:tc>
+          <w:tcPr>
+            <w:tcW w:type="dxa" w:w="7726"/>
+            <w:shd w:fill="FAFAFA" w:val="clear"/>
+            <w:tcMar>
+              <w:top w:type="dxa" w:w="80"/>
+              <w:left w:type="dxa" w:w="100"/>
+              <w:bottom w:type="dxa" w:w="80"/>
+              <w:right w:type="dxa" w:w="100"/>
+            </w:tcMar>
+            <w:vAlign w:val="center"/>
+          </w:tcPr>
+          <w:p>
+            <w:pPr>
+              <w:spacing w:after="0"/>
+              <w:jc w:val="left"/>
+            </w:pPr>
+            <w:r>
+              <w:rPr>
+                <w:rFonts w:ascii="맑은 고딕" w:cs="맑은 고딕" w:eastAsia="맑은 고딕" w:hAnsi="맑은 고딕"/>
+                <w:b w:val="false"/>
+                <w:bCs w:val="false"/>
+                <w:color w:val="1a1d23"/>
+                <w:sz w:val="18"/>
+                <w:szCs w:val="18"/>
+              </w:rPr>
+              <w:t xml:space="preserve">제안서에는 UI/UX 설계 방향(제안 프레임워크/기술스택, 디자인 프로세스, 예상 화면 수 및 컴포넌트 구성안)을 포함해야 한다.</w:t>
+            </w:r>
+          </w:p>
+        </w:tc>
+      </w:tr>
+      <w:tr>
+        <w:tc>
+          <w:tcPr>
+            <w:tcW w:type="dxa" w:w="1300"/>
+            <w:tcMar>
+              <w:top w:type="dxa" w:w="80"/>
+              <w:left w:type="dxa" w:w="100"/>
+              <w:bottom w:type="dxa" w:w="80"/>
+              <w:right w:type="dxa" w:w="100"/>
+            </w:tcMar>
+            <w:vAlign w:val="center"/>
+          </w:tcPr>
+          <w:p>
+            <w:pPr>
+              <w:spacing w:after="0"/>
+              <w:jc w:val="left"/>
+            </w:pPr>
+            <w:r>
+              <w:rPr>
+                <w:rFonts w:ascii="맑은 고딕" w:cs="맑은 고딕" w:eastAsia="맑은 고딕" w:hAnsi="맑은 고딕"/>
+                <w:b w:val="false"/>
+                <w:bCs w:val="false"/>
+                <w:color w:val="1a1d23"/>
+                <w:sz w:val="18"/>
+                <w:szCs w:val="18"/>
+              </w:rPr>
+              <w:t xml:space="preserve">REQ-PROP-003</w:t>
+            </w:r>
+          </w:p>
+        </w:tc>
+        <w:tc>
+          <w:tcPr>
+            <w:tcW w:type="dxa" w:w="7726"/>
+            <w:tcMar>
+              <w:top w:type="dxa" w:w="80"/>
+              <w:left w:type="dxa" w:w="100"/>
+              <w:bottom w:type="dxa" w:w="80"/>
+              <w:right w:type="dxa" w:w="100"/>
+            </w:tcMar>
+            <w:vAlign w:val="center"/>
+          </w:tcPr>
+          <w:p>
+            <w:pPr>
+              <w:spacing w:after="0"/>
+              <w:jc w:val="left"/>
+            </w:pPr>
+            <w:r>
+              <w:rPr>
+                <w:rFonts w:ascii="맑은 고딕" w:cs="맑은 고딕" w:eastAsia="맑은 고딕" w:hAnsi="맑은 고딕"/>
+                <w:b w:val="false"/>
+                <w:bCs w:val="false"/>
+                <w:color w:val="1a1d23"/>
+                <w:sz w:val="18"/>
+                <w:szCs w:val="18"/>
+              </w:rPr>
+              <w:t xml:space="preserve">제안서에는 백엔드 설계 방향(보안 강화 방안, 아키텍처 개선안, 기존 데이터 보존을 포함한 마이그레이션 전략)을 포함해야 한다.</w:t>
+            </w:r>
+          </w:p>
+        </w:tc>
+      </w:tr>
+      <w:tr>
+        <w:tc>
+          <w:tcPr>
+            <w:tcW w:type="dxa" w:w="1300"/>
+            <w:shd w:fill="FAFAFA" w:val="clear"/>
+            <w:tcMar>
+              <w:top w:type="dxa" w:w="80"/>
+              <w:left w:type="dxa" w:w="100"/>
+              <w:bottom w:type="dxa" w:w="80"/>
+              <w:right w:type="dxa" w:w="100"/>
+            </w:tcMar>
+            <w:vAlign w:val="center"/>
+          </w:tcPr>
+          <w:p>
+            <w:pPr>
+              <w:spacing w:after="0"/>
+              <w:jc w:val="left"/>
+            </w:pPr>
+            <w:r>
+              <w:rPr>
+                <w:rFonts w:ascii="맑은 고딕" w:cs="맑은 고딕" w:eastAsia="맑은 고딕" w:hAnsi="맑은 고딕"/>
+                <w:b w:val="false"/>
+                <w:bCs w:val="false"/>
+                <w:color w:val="1a1d23"/>
+                <w:sz w:val="18"/>
+                <w:szCs w:val="18"/>
+              </w:rPr>
+              <w:t xml:space="preserve">REQ-PROP-004</w:t>
+            </w:r>
+          </w:p>
+        </w:tc>
+        <w:tc>
+          <w:tcPr>
+            <w:tcW w:type="dxa" w:w="7726"/>
+            <w:shd w:fill="FAFAFA" w:val="clear"/>
+            <w:tcMar>
+              <w:top w:type="dxa" w:w="80"/>
+              <w:left w:type="dxa" w:w="100"/>
+              <w:bottom w:type="dxa" w:w="80"/>
+              <w:right w:type="dxa" w:w="100"/>
+            </w:tcMar>
+            <w:vAlign w:val="center"/>
+          </w:tcPr>
+          <w:p>
+            <w:pPr>
+              <w:spacing w:after="0"/>
+              <w:jc w:val="left"/>
+            </w:pPr>
+            <w:r>
+              <w:rPr>
+                <w:rFonts w:ascii="맑은 고딕" w:cs="맑은 고딕" w:eastAsia="맑은 고딕" w:hAnsi="맑은 고딕"/>
+                <w:b w:val="false"/>
+                <w:bCs w:val="false"/>
+                <w:color w:val="1a1d23"/>
+                <w:sz w:val="18"/>
+                <w:szCs w:val="18"/>
+              </w:rPr>
+              <w:t xml:space="preserve">제안서에는 프로젝트 수행 일정(마일스톤, WBS) 및 투입 인력 구성(역할별 M/M)을 포함해야 한다.</w:t>
+            </w:r>
+          </w:p>
+        </w:tc>
+      </w:tr>
+      <w:tr>
+        <w:tc>
+          <w:tcPr>
+            <w:tcW w:type="dxa" w:w="1300"/>
+            <w:tcMar>
+              <w:top w:type="dxa" w:w="80"/>
+              <w:left w:type="dxa" w:w="100"/>
+              <w:bottom w:type="dxa" w:w="80"/>
+              <w:right w:type="dxa" w:w="100"/>
+            </w:tcMar>
+            <w:vAlign w:val="center"/>
+          </w:tcPr>
+          <w:p>
+            <w:pPr>
+              <w:spacing w:after="0"/>
+              <w:jc w:val="left"/>
+            </w:pPr>
+            <w:r>
+              <w:rPr>
+                <w:rFonts w:ascii="맑은 고딕" w:cs="맑은 고딕" w:eastAsia="맑은 고딕" w:hAnsi="맑은 고딕"/>
+                <w:b w:val="false"/>
+                <w:bCs w:val="false"/>
+                <w:color w:val="1a1d23"/>
+                <w:sz w:val="18"/>
+                <w:szCs w:val="18"/>
+              </w:rPr>
+              <w:t xml:space="preserve">REQ-PROP-005</w:t>
+            </w:r>
+          </w:p>
+        </w:tc>
+        <w:tc>
+          <w:tcPr>
+            <w:tcW w:type="dxa" w:w="7726"/>
+            <w:tcMar>
+              <w:top w:type="dxa" w:w="80"/>
+              <w:left w:type="dxa" w:w="100"/>
+              <w:bottom w:type="dxa" w:w="80"/>
+              <w:right w:type="dxa" w:w="100"/>
+            </w:tcMar>
+            <w:vAlign w:val="center"/>
+          </w:tcPr>
+          <w:p>
+            <w:pPr>
+              <w:spacing w:after="0"/>
+              <w:jc w:val="left"/>
+            </w:pPr>
+            <w:r>
+              <w:rPr>
+                <w:rFonts w:ascii="맑은 고딕" w:cs="맑은 고딕" w:eastAsia="맑은 고딕" w:hAnsi="맑은 고딕"/>
+                <w:b w:val="false"/>
+                <w:bCs w:val="false"/>
+                <w:color w:val="1a1d23"/>
+                <w:sz w:val="18"/>
+                <w:szCs w:val="18"/>
+              </w:rPr>
+              <w:t xml:space="preserve">제안서에는 UI/UX, 백엔드, QA, 인프라/배포 항목별로 구분된 비용 산정 내역을 포함해야 한다.</w:t>
+            </w:r>
+          </w:p>
+        </w:tc>
+      </w:tr>
+      <w:tr>
+        <w:tc>
+          <w:tcPr>
+            <w:tcW w:type="dxa" w:w="1300"/>
+            <w:shd w:fill="FAFAFA" w:val="clear"/>
+            <w:tcMar>
+              <w:top w:type="dxa" w:w="80"/>
+              <w:left w:type="dxa" w:w="100"/>
+              <w:bottom w:type="dxa" w:w="80"/>
+              <w:right w:type="dxa" w:w="100"/>
+            </w:tcMar>
+            <w:vAlign w:val="center"/>
+          </w:tcPr>
+          <w:p>
+            <w:pPr>
+              <w:spacing w:after="0"/>
+              <w:jc w:val="left"/>
+            </w:pPr>
+            <w:r>
+              <w:rPr>
+                <w:rFonts w:ascii="맑은 고딕" w:cs="맑은 고딕" w:eastAsia="맑은 고딕" w:hAnsi="맑은 고딕"/>
+                <w:b w:val="false"/>
+                <w:bCs w:val="false"/>
+                <w:color w:val="1a1d23"/>
+                <w:sz w:val="18"/>
+                <w:szCs w:val="18"/>
+              </w:rPr>
+              <w:t xml:space="preserve">REQ-PROP-006</w:t>
+            </w:r>
+          </w:p>
+        </w:tc>
+        <w:tc>
+          <w:tcPr>
+            <w:tcW w:type="dxa" w:w="7726"/>
+            <w:shd w:fill="FAFAFA" w:val="clear"/>
+            <w:tcMar>
+              <w:top w:type="dxa" w:w="80"/>
+              <w:left w:type="dxa" w:w="100"/>
+              <w:bottom w:type="dxa" w:w="80"/>
+              <w:right w:type="dxa" w:w="100"/>
+            </w:tcMar>
+            <w:vAlign w:val="center"/>
+          </w:tcPr>
+          <w:p>
+            <w:pPr>
+              <w:spacing w:after="0"/>
+              <w:jc w:val="left"/>
+            </w:pPr>
+            <w:r>
+              <w:rPr>
+                <w:rFonts w:ascii="맑은 고딕" w:cs="맑은 고딕" w:eastAsia="맑은 고딕" w:hAnsi="맑은 고딕"/>
+                <w:b w:val="false"/>
+                <w:bCs w:val="false"/>
+                <w:color w:val="1a1d23"/>
+                <w:sz w:val="18"/>
+                <w:szCs w:val="18"/>
+              </w:rPr>
+              <w:t xml:space="preserve">제안서에는 유지보수/하자보수 정책(기간, 대응 SLA)을 포함해야 한다.</w:t>
+            </w:r>
+          </w:p>
+        </w:tc>
+      </w:tr>
+      <w:tr>
+        <w:tc>
+          <w:tcPr>
+            <w:tcW w:type="dxa" w:w="1300"/>
+            <w:tcMar>
+              <w:top w:type="dxa" w:w="80"/>
+              <w:left w:type="dxa" w:w="100"/>
+              <w:bottom w:type="dxa" w:w="80"/>
+              <w:right w:type="dxa" w:w="100"/>
+            </w:tcMar>
+            <w:vAlign w:val="center"/>
+          </w:tcPr>
+          <w:p>
+            <w:pPr>
+              <w:spacing w:after="0"/>
+              <w:jc w:val="left"/>
+            </w:pPr>
+            <w:r>
+              <w:rPr>
+                <w:rFonts w:ascii="맑은 고딕" w:cs="맑은 고딕" w:eastAsia="맑은 고딕" w:hAnsi="맑은 고딕"/>
+                <w:b w:val="false"/>
+                <w:bCs w:val="false"/>
+                <w:color w:val="1a1d23"/>
+                <w:sz w:val="18"/>
+                <w:szCs w:val="18"/>
+              </w:rPr>
+              <w:t xml:space="preserve">REQ-PROP-007</w:t>
+            </w:r>
+          </w:p>
+        </w:tc>
+        <w:tc>
+          <w:tcPr>
+            <w:tcW w:type="dxa" w:w="7726"/>
+            <w:tcMar>
+              <w:top w:type="dxa" w:w="80"/>
+              <w:left w:type="dxa" w:w="100"/>
+              <w:bottom w:type="dxa" w:w="80"/>
+              <w:right w:type="dxa" w:w="100"/>
+            </w:tcMar>
+            <w:vAlign w:val="center"/>
+          </w:tcPr>
+          <w:p>
+            <w:pPr>
+              <w:spacing w:after="0"/>
+              <w:jc w:val="left"/>
+            </w:pPr>
+            <w:r>
+              <w:rPr>
+                <w:rFonts w:ascii="맑은 고딕" w:cs="맑은 고딕" w:eastAsia="맑은 고딕" w:hAnsi="맑은 고딕"/>
+                <w:b w:val="false"/>
+                <w:bCs w:val="false"/>
+                <w:color w:val="1a1d23"/>
+                <w:sz w:val="18"/>
+                <w:szCs w:val="18"/>
+              </w:rPr>
+              <w:t xml:space="preserve">제안서에는 유사 프로젝트(사내 시스템/폐쇄망 환경 구축 경험 우대) 수행 실적을 포함해야 한다.</w:t>
+            </w:r>
+          </w:p>
+        </w:tc>
+      </w:tr>
+    </w:tbl>
     <w:p>
       <w:pPr>
         <w:pStyle w:val="Heading1"/>
@@ -16197,7 +19318,7 @@
                 <w:sz w:val="18"/>
                 <w:szCs w:val="18"/>
               </w:rPr>
-              <w:t xml:space="preserve">본 시스템은 방위산업체(Korea Aerospace Industries) 사내 시스템으로, 실제 발주 시 사내 보안규정 및 관련 법령(방위사업법, 산업기술보호법 등)에 따른 보안심사·비밀취급인가 등 별도 행정 절차가 수반될 수 있다. 외주사 개발 인력의 사내 시스템 접근/개발 환경(폐쇄망 여부, 소스코드 반출 제한 등)은 계약 전 별도 협의로 확정한다.</w:t>
+              <w:t xml:space="preserve">본 시스템은 방위산업체(Korea Aerospace Industries) 사내 시스템이므로, 실제 발주 시 사내 보안규정 및 관련 법령(방위사업법, 산업기술보호법 등)에 따른 보안심사·비밀취급인가 등 별도 행정 절차를 거쳐야 한다. 외주사 개발 인력의 사내 시스템 접근/개발 환경(폐쇄망 여부, 소스코드 반출 제한 등)은 계약 전 별도 협의로 확정해야 한다.</w:t>
             </w:r>
           </w:p>
         </w:tc>
@@ -16223,7 +19344,7 @@
           <w:sz w:val="20"/>
           <w:szCs w:val="20"/>
         </w:rPr>
-        <w:t xml:space="preserve">개발/테스트 환경에서는 실제 사내 회의 음성/개인정보를 사용하지 않고 익명화·샘플 데이터를 사용하는 것을 원칙으로 한다</w:t>
+        <w:t xml:space="preserve">개발/테스트 환경에서는 실제 사내 회의 음성/개인정보를 사용하지 않아야 하며, 익명화·샘플 데이터를 사용하는 것을 원칙으로 해야 한다.</w:t>
       </w:r>
     </w:p>
     <w:p>
@@ -16241,7 +19362,7 @@
           <w:sz w:val="20"/>
           <w:szCs w:val="20"/>
         </w:rPr>
-        <w:t xml:space="preserve">ASR/LLM 연동은 외부 클라우드 API(OpenAI 등) 또는 사내 온프레미스 서버 중 택1 가능한 구조를 유지해야 하며(설정 기반 전환), 실제 운영 시 사용할 엔진은 발주사와 별도 협의로 확정한다</w:t>
+        <w:t xml:space="preserve">ASR/LLM 연동은 외부 클라우드 API(OpenAI 등)와 사내 온프레미스 서버 간 설정 기반으로 전환 가능한 구조를 유지해야 하며, 실제 운영 시 사용할 엔진은 발주사와 별도로 협의하여 확정해야 한다.</w:t>
       </w:r>
     </w:p>
     <w:p>
@@ -16259,7 +19380,7 @@
           <w:sz w:val="20"/>
           <w:szCs w:val="20"/>
         </w:rPr>
-        <w:t xml:space="preserve">본 문서에 기술된 As-Is 내용은 2026-08-10 기준 리포지토리(y-zyy/meetings_v2, branch: main) 소스코드 분석 결과이며, 실제 계약 착수 시점의 코드와 차이가 있을 수 있어 최종 확인이 필요하다</w:t>
+        <w:t xml:space="preserve">본 문서에 기술된 As-Is 내용은 2026-08-10 기준 리포지토리(y-zyy/meetings_v2, branch: main) 소스코드 분석 결과이므로, 실제 계약 착수 시점의 코드와의 차이 여부를 최종 확인해야 한다.</w:t>
       </w:r>
     </w:p>
     <w:sectPr>
